--- a/Evidencias Grupales/1.5_GuiaEstudiante_Fase 1_Definicion Proyecto APT.docx
+++ b/Evidencias Grupales/1.5_GuiaEstudiante_Fase 1_Definicion Proyecto APT.docx
@@ -563,6 +563,19 @@
               <w:t>Claudio Marcelo Brito Soto</w:t>
             </w:r>
           </w:p>
+          <w:p>
+            <w:pPr>
+              <w:rPr>
+                <w:b/>
+              </w:rPr>
+            </w:pPr>
+            <w:r>
+              <w:rPr>
+                <w:b/>
+              </w:rPr>
+              <w:t>Francisco Castro</w:t>
+            </w:r>
+          </w:p>
         </w:tc>
       </w:tr>
       <w:tr>
@@ -2524,6 +2537,54 @@
             <w:pPr>
               <w:jc w:val="both"/>
               <w:rPr>
+                <w:rFonts w:ascii="Calibri" w:hAnsi="Calibri" w:cs="Calibri"/>
+              </w:rPr>
+            </w:pPr>
+            <w:r>
+              <w:rPr>
+                <w:rFonts w:ascii="Calibri" w:hAnsi="Calibri" w:cs="Calibri"/>
+              </w:rPr>
+              <w:t>Desarrollar una plataforma web accesible desde dispositivos móviles, que permita a los usuarios comparar productos del supermercado en tiempo real según su precio, cantidad y eventualmente calidad, con el fin de identificar la opción que más les conviene y así evitar gastos innecesarios.</w:t>
+            </w:r>
+          </w:p>
+          <w:p>
+            <w:pPr>
+              <w:jc w:val="both"/>
+              <w:rPr>
+                <w:rFonts w:ascii="Calibri" w:hAnsi="Calibri" w:cs="Calibri"/>
+              </w:rPr>
+            </w:pPr>
+            <w:r>
+              <w:rPr>
+                <w:rFonts w:ascii="Calibri" w:hAnsi="Calibri" w:cs="Calibri"/>
+              </w:rPr>
+              <w:t>La plataforma ofrecerá funcionalidades clave como un comparador de productos, listas de compras, historial de adquisiciones y escaneo de boletas, buscando que el consumidor tenga mayor control sobre su consumo diario sin aumentar la complejidad de su experiencia de compra.</w:t>
+            </w:r>
+          </w:p>
+          <w:p>
+            <w:pPr>
+              <w:jc w:val="both"/>
+              <w:rPr>
+                <w:rFonts w:ascii="Calibri" w:hAnsi="Calibri" w:cs="Calibri"/>
+              </w:rPr>
+            </w:pPr>
+            <w:r>
+              <w:rPr>
+                <w:rFonts w:ascii="Calibri" w:hAnsi="Calibri" w:cs="Calibri"/>
+              </w:rPr>
+              <w:t>El sistema será implementado utilizando PHP puro y alojado en un entorno de hosting compartido, empleando una estructura modular de bases de datos que permitirá registrar, entrenar y validar información, con miras a su integración futura con técnicas de aprendizaje automático</w:t>
+            </w:r>
+            <w:r>
+              <w:rPr>
+                <w:rFonts w:ascii="Calibri" w:hAnsi="Calibri" w:cs="Calibri"/>
+              </w:rPr>
+              <w:t xml:space="preserve"> y a un escalamiento con frameworks más robustos.</w:t>
+            </w:r>
+          </w:p>
+          <w:p>
+            <w:pPr>
+              <w:jc w:val="both"/>
+              <w:rPr>
                 <w:rFonts w:ascii="Calibri" w:hAnsi="Calibri" w:cs="Arial"/>
                 <w:i/>
                 <w:color w:val="548DD4"/>
@@ -2534,366 +2595,9 @@
             </w:pPr>
             <w:r>
               <w:rPr>
-                <w:rFonts w:ascii="Calibri" w:hAnsi="Calibri" w:cs="Arial"/>
-                <w:i/>
-                <w:color w:val="548DD4"/>
-                <w:sz w:val="20"/>
-                <w:szCs w:val="20"/>
-                <w:lang w:eastAsia="es-CL"/>
-              </w:rPr>
-              <w:t>D</w:t>
-            </w:r>
-            <w:r>
-              <w:rPr>
-                <w:rFonts w:ascii="Calibri" w:hAnsi="Calibri" w:cs="Arial"/>
-                <w:i/>
-                <w:color w:val="548DD4"/>
-                <w:sz w:val="20"/>
-                <w:szCs w:val="20"/>
-                <w:lang w:eastAsia="es-CL"/>
-              </w:rPr>
-              <w:t>escrib</w:t>
-            </w:r>
-            <w:r>
-              <w:rPr>
-                <w:rFonts w:ascii="Calibri" w:hAnsi="Calibri" w:cs="Arial"/>
-                <w:i/>
-                <w:color w:val="548DD4"/>
-                <w:sz w:val="20"/>
-                <w:szCs w:val="20"/>
-                <w:lang w:eastAsia="es-CL"/>
-              </w:rPr>
-              <w:t>e</w:t>
-            </w:r>
-            <w:r>
-              <w:rPr>
-                <w:rFonts w:ascii="Calibri" w:hAnsi="Calibri" w:cs="Arial"/>
-                <w:i/>
-                <w:color w:val="548DD4"/>
-                <w:sz w:val="20"/>
-                <w:szCs w:val="20"/>
-                <w:lang w:eastAsia="es-CL"/>
-              </w:rPr>
-              <w:t xml:space="preserve"> </w:t>
-            </w:r>
-            <w:r>
-              <w:rPr>
-                <w:rFonts w:ascii="Calibri" w:hAnsi="Calibri" w:cs="Arial"/>
-                <w:i/>
-                <w:color w:val="548DD4"/>
-                <w:sz w:val="20"/>
-                <w:szCs w:val="20"/>
-                <w:lang w:eastAsia="es-CL"/>
-              </w:rPr>
-              <w:t>el o l</w:t>
-            </w:r>
-            <w:r>
-              <w:rPr>
-                <w:rFonts w:ascii="Calibri" w:hAnsi="Calibri" w:cs="Arial"/>
-                <w:i/>
-                <w:color w:val="548DD4"/>
-                <w:sz w:val="20"/>
-                <w:szCs w:val="20"/>
-                <w:lang w:eastAsia="es-CL"/>
-              </w:rPr>
-              <w:t xml:space="preserve">os objetivos generales </w:t>
-            </w:r>
-            <w:r>
-              <w:rPr>
-                <w:rFonts w:ascii="Calibri" w:hAnsi="Calibri" w:cs="Arial"/>
-                <w:i/>
-                <w:color w:val="548DD4"/>
-                <w:sz w:val="20"/>
-                <w:szCs w:val="20"/>
-                <w:lang w:eastAsia="es-CL"/>
-              </w:rPr>
-              <w:t>de</w:t>
-            </w:r>
-            <w:r>
-              <w:rPr>
-                <w:rFonts w:ascii="Calibri" w:hAnsi="Calibri" w:cs="Arial"/>
-                <w:i/>
-                <w:color w:val="548DD4"/>
-                <w:sz w:val="20"/>
-                <w:szCs w:val="20"/>
-                <w:lang w:eastAsia="es-CL"/>
-              </w:rPr>
-              <w:t xml:space="preserve"> </w:t>
-            </w:r>
-            <w:r>
-              <w:rPr>
-                <w:rFonts w:ascii="Calibri" w:hAnsi="Calibri" w:cs="Arial"/>
-                <w:i/>
-                <w:color w:val="548DD4"/>
-                <w:sz w:val="20"/>
-                <w:szCs w:val="20"/>
-                <w:lang w:eastAsia="es-CL"/>
-              </w:rPr>
-              <w:t>t</w:t>
-            </w:r>
-            <w:r>
-              <w:rPr>
-                <w:rFonts w:ascii="Calibri" w:hAnsi="Calibri" w:cs="Arial"/>
-                <w:i/>
-                <w:color w:val="548DD4"/>
-                <w:sz w:val="20"/>
-                <w:szCs w:val="20"/>
-                <w:lang w:eastAsia="es-CL"/>
-              </w:rPr>
-              <w:t>u trabajo</w:t>
-            </w:r>
-            <w:r>
-              <w:rPr>
-                <w:rFonts w:ascii="Calibri" w:hAnsi="Calibri" w:cs="Arial"/>
-                <w:i/>
-                <w:color w:val="548DD4"/>
-                <w:sz w:val="20"/>
-                <w:szCs w:val="20"/>
-                <w:lang w:eastAsia="es-CL"/>
-              </w:rPr>
-              <w:t xml:space="preserve">. </w:t>
-            </w:r>
-            <w:r>
-              <w:rPr>
-                <w:rFonts w:ascii="Calibri" w:hAnsi="Calibri" w:cs="Arial"/>
-                <w:i/>
-                <w:color w:val="548DD4"/>
-                <w:sz w:val="20"/>
-                <w:szCs w:val="20"/>
-                <w:lang w:eastAsia="es-CL"/>
-              </w:rPr>
-              <w:t>E</w:t>
-            </w:r>
-            <w:r>
-              <w:rPr>
-                <w:rFonts w:ascii="Calibri" w:hAnsi="Calibri" w:cs="Arial"/>
-                <w:i/>
-                <w:color w:val="548DD4"/>
-                <w:sz w:val="20"/>
-                <w:szCs w:val="20"/>
-                <w:lang w:eastAsia="es-CL"/>
-              </w:rPr>
-              <w:t xml:space="preserve">stos representan las grandes metas </w:t>
-            </w:r>
-            <w:r>
-              <w:rPr>
-                <w:rFonts w:ascii="Calibri" w:hAnsi="Calibri" w:cs="Arial"/>
-                <w:i/>
-                <w:color w:val="548DD4"/>
-                <w:sz w:val="20"/>
-                <w:szCs w:val="20"/>
-                <w:lang w:eastAsia="es-CL"/>
-              </w:rPr>
-              <w:t xml:space="preserve">del </w:t>
-            </w:r>
-            <w:r>
-              <w:rPr>
-                <w:rFonts w:ascii="Calibri" w:hAnsi="Calibri" w:cs="Arial"/>
-                <w:i/>
-                <w:color w:val="548DD4"/>
-                <w:sz w:val="20"/>
-                <w:szCs w:val="20"/>
-                <w:lang w:eastAsia="es-CL"/>
-              </w:rPr>
-              <w:t>proyecto</w:t>
-            </w:r>
-            <w:r>
-              <w:rPr>
-                <w:rFonts w:ascii="Calibri" w:hAnsi="Calibri" w:cs="Arial"/>
-                <w:i/>
-                <w:color w:val="548DD4"/>
-                <w:sz w:val="20"/>
-                <w:szCs w:val="20"/>
-                <w:lang w:eastAsia="es-CL"/>
-              </w:rPr>
-              <w:t xml:space="preserve"> </w:t>
-            </w:r>
-            <w:r>
-              <w:rPr>
-                <w:rFonts w:ascii="Calibri" w:hAnsi="Calibri" w:cs="Arial"/>
-                <w:i/>
-                <w:color w:val="548DD4"/>
-                <w:sz w:val="20"/>
-                <w:szCs w:val="20"/>
-                <w:lang w:eastAsia="es-CL"/>
-              </w:rPr>
-              <w:t>que realiza</w:t>
-            </w:r>
-            <w:r>
-              <w:rPr>
-                <w:rFonts w:ascii="Calibri" w:hAnsi="Calibri" w:cs="Arial"/>
-                <w:i/>
-                <w:color w:val="548DD4"/>
-                <w:sz w:val="20"/>
-                <w:szCs w:val="20"/>
-                <w:lang w:eastAsia="es-CL"/>
-              </w:rPr>
-              <w:t>rás</w:t>
-            </w:r>
-            <w:r>
-              <w:rPr>
-                <w:rFonts w:ascii="Calibri" w:hAnsi="Calibri" w:cs="Arial"/>
-                <w:i/>
-                <w:color w:val="548DD4"/>
-                <w:sz w:val="20"/>
-                <w:szCs w:val="20"/>
-                <w:lang w:eastAsia="es-CL"/>
-              </w:rPr>
-              <w:t xml:space="preserve">, de manera que </w:t>
-            </w:r>
-            <w:r>
-              <w:rPr>
-                <w:rFonts w:ascii="Calibri" w:hAnsi="Calibri" w:cs="Arial"/>
-                <w:i/>
-                <w:color w:val="548DD4"/>
-                <w:sz w:val="20"/>
-                <w:szCs w:val="20"/>
-                <w:lang w:eastAsia="es-CL"/>
-              </w:rPr>
-              <w:t>te</w:t>
-            </w:r>
-            <w:r>
-              <w:rPr>
-                <w:rFonts w:ascii="Calibri" w:hAnsi="Calibri" w:cs="Arial"/>
-                <w:i/>
-                <w:color w:val="548DD4"/>
-                <w:sz w:val="20"/>
-                <w:szCs w:val="20"/>
-                <w:lang w:eastAsia="es-CL"/>
-              </w:rPr>
-              <w:t xml:space="preserve"> servirán de guía para que</w:t>
-            </w:r>
-            <w:r>
-              <w:rPr>
-                <w:rFonts w:ascii="Calibri" w:hAnsi="Calibri" w:cs="Arial"/>
-                <w:i/>
-                <w:color w:val="548DD4"/>
-                <w:sz w:val="20"/>
-                <w:szCs w:val="20"/>
-                <w:lang w:eastAsia="es-CL"/>
-              </w:rPr>
-              <w:t>,</w:t>
-            </w:r>
-            <w:r>
-              <w:rPr>
-                <w:rFonts w:ascii="Calibri" w:hAnsi="Calibri" w:cs="Arial"/>
-                <w:i/>
-                <w:color w:val="548DD4"/>
-                <w:sz w:val="20"/>
-                <w:szCs w:val="20"/>
-                <w:lang w:eastAsia="es-CL"/>
-              </w:rPr>
-              <w:t xml:space="preserve"> una vez finalizado todo el proceso, </w:t>
-            </w:r>
-            <w:r>
-              <w:rPr>
-                <w:rFonts w:ascii="Calibri" w:hAnsi="Calibri" w:cs="Arial"/>
-                <w:i/>
-                <w:color w:val="548DD4"/>
-                <w:sz w:val="20"/>
-                <w:szCs w:val="20"/>
-                <w:lang w:eastAsia="es-CL"/>
-              </w:rPr>
-              <w:t>puedas</w:t>
-            </w:r>
-            <w:r>
-              <w:rPr>
-                <w:rFonts w:ascii="Calibri" w:hAnsi="Calibri" w:cs="Arial"/>
-                <w:i/>
-                <w:color w:val="548DD4"/>
-                <w:sz w:val="20"/>
-                <w:szCs w:val="20"/>
-                <w:lang w:eastAsia="es-CL"/>
-              </w:rPr>
-              <w:t xml:space="preserve"> contrastar el resultado </w:t>
-            </w:r>
-            <w:r>
-              <w:rPr>
-                <w:rFonts w:ascii="Calibri" w:hAnsi="Calibri" w:cs="Arial"/>
-                <w:i/>
-                <w:color w:val="548DD4"/>
-                <w:sz w:val="20"/>
-                <w:szCs w:val="20"/>
-                <w:lang w:eastAsia="es-CL"/>
-              </w:rPr>
-              <w:t>con</w:t>
-            </w:r>
-            <w:r>
-              <w:rPr>
-                <w:rFonts w:ascii="Calibri" w:hAnsi="Calibri" w:cs="Arial"/>
-                <w:i/>
-                <w:color w:val="548DD4"/>
-                <w:sz w:val="20"/>
-                <w:szCs w:val="20"/>
-                <w:lang w:eastAsia="es-CL"/>
-              </w:rPr>
-              <w:t xml:space="preserve"> lo </w:t>
-            </w:r>
-            <w:r>
-              <w:rPr>
-                <w:rFonts w:ascii="Calibri" w:hAnsi="Calibri" w:cs="Arial"/>
-                <w:i/>
-                <w:color w:val="548DD4"/>
-                <w:sz w:val="20"/>
-                <w:szCs w:val="20"/>
-                <w:lang w:eastAsia="es-CL"/>
-              </w:rPr>
-              <w:t>p</w:t>
-            </w:r>
-            <w:r>
-              <w:rPr>
-                <w:rFonts w:ascii="Calibri" w:hAnsi="Calibri" w:cs="Arial"/>
-                <w:i/>
-                <w:color w:val="548DD4"/>
-                <w:sz w:val="20"/>
-                <w:szCs w:val="20"/>
-                <w:lang w:eastAsia="es-CL"/>
-              </w:rPr>
-              <w:t>lanificado y así</w:t>
-            </w:r>
-            <w:r>
-              <w:rPr>
-                <w:rFonts w:ascii="Calibri" w:hAnsi="Calibri" w:cs="Arial"/>
-                <w:i/>
-                <w:color w:val="548DD4"/>
-                <w:sz w:val="20"/>
-                <w:szCs w:val="20"/>
-                <w:lang w:eastAsia="es-CL"/>
-              </w:rPr>
-              <w:t xml:space="preserve"> ver en qué medida fue posible</w:t>
-            </w:r>
-            <w:r>
-              <w:rPr>
-                <w:rFonts w:ascii="Calibri" w:hAnsi="Calibri" w:cs="Arial"/>
-                <w:i/>
-                <w:color w:val="548DD4"/>
-                <w:sz w:val="20"/>
-                <w:szCs w:val="20"/>
-                <w:lang w:eastAsia="es-CL"/>
-              </w:rPr>
-              <w:t xml:space="preserve"> </w:t>
-            </w:r>
-            <w:r>
-              <w:rPr>
-                <w:rFonts w:ascii="Calibri" w:hAnsi="Calibri" w:cs="Arial"/>
-                <w:i/>
-                <w:color w:val="548DD4"/>
-                <w:sz w:val="20"/>
-                <w:szCs w:val="20"/>
-                <w:lang w:eastAsia="es-CL"/>
-              </w:rPr>
-              <w:t>cumpli</w:t>
-            </w:r>
-            <w:r>
-              <w:rPr>
-                <w:rFonts w:ascii="Calibri" w:hAnsi="Calibri" w:cs="Arial"/>
-                <w:i/>
-                <w:color w:val="548DD4"/>
-                <w:sz w:val="20"/>
-                <w:szCs w:val="20"/>
-                <w:lang w:eastAsia="es-CL"/>
-              </w:rPr>
-              <w:t>rlo.</w:t>
+                <w:rFonts w:ascii="Calibri" w:hAnsi="Calibri" w:cs="Calibri"/>
+              </w:rPr>
+              <w:t>La vista móvil tendrá una alternativa de aplicación para el uso de funcionalidades básicas que no exijan recursos del equipo móvil del usuario.</w:t>
             </w:r>
           </w:p>
         </w:tc>
@@ -2944,114 +2648,180 @@
           </w:tcPr>
           <w:p>
             <w:pPr>
-              <w:jc w:val="both"/>
-              <w:rPr>
-                <w:rFonts w:ascii="Calibri" w:hAnsi="Calibri" w:cs="Arial"/>
-                <w:i/>
-                <w:color w:val="548DD4"/>
-                <w:sz w:val="20"/>
-                <w:szCs w:val="20"/>
-                <w:lang w:eastAsia="es-CL"/>
-              </w:rPr>
-            </w:pPr>
-            <w:r>
-              <w:rPr>
-                <w:rFonts w:ascii="Calibri" w:hAnsi="Calibri" w:cs="Arial"/>
-                <w:i/>
-                <w:color w:val="548DD4"/>
-                <w:sz w:val="20"/>
-                <w:szCs w:val="20"/>
-                <w:lang w:eastAsia="es-CL"/>
-              </w:rPr>
-              <w:t>D</w:t>
-            </w:r>
-            <w:r>
-              <w:rPr>
-                <w:rFonts w:ascii="Calibri" w:hAnsi="Calibri" w:cs="Arial"/>
-                <w:i/>
-                <w:color w:val="548DD4"/>
-                <w:sz w:val="20"/>
-                <w:szCs w:val="20"/>
-                <w:lang w:eastAsia="es-CL"/>
-              </w:rPr>
-              <w:t>escrib</w:t>
-            </w:r>
-            <w:r>
-              <w:rPr>
-                <w:rFonts w:ascii="Calibri" w:hAnsi="Calibri" w:cs="Arial"/>
-                <w:i/>
-                <w:color w:val="548DD4"/>
-                <w:sz w:val="20"/>
-                <w:szCs w:val="20"/>
-                <w:lang w:eastAsia="es-CL"/>
-              </w:rPr>
-              <w:t>e</w:t>
-            </w:r>
-            <w:r>
-              <w:rPr>
-                <w:rFonts w:ascii="Calibri" w:hAnsi="Calibri" w:cs="Arial"/>
-                <w:i/>
-                <w:color w:val="548DD4"/>
-                <w:sz w:val="20"/>
-                <w:szCs w:val="20"/>
-                <w:lang w:eastAsia="es-CL"/>
-              </w:rPr>
-              <w:t xml:space="preserve"> los objetivos específicos</w:t>
-            </w:r>
-            <w:r>
-              <w:rPr>
-                <w:rFonts w:ascii="Calibri" w:hAnsi="Calibri" w:cs="Arial"/>
-                <w:i/>
-                <w:color w:val="548DD4"/>
-                <w:sz w:val="20"/>
-                <w:szCs w:val="20"/>
-                <w:lang w:eastAsia="es-CL"/>
-              </w:rPr>
-              <w:t xml:space="preserve"> del proyecto. Estos</w:t>
-            </w:r>
-            <w:r>
-              <w:rPr>
-                <w:rFonts w:ascii="Calibri" w:hAnsi="Calibri" w:cs="Arial"/>
-                <w:i/>
-                <w:color w:val="548DD4"/>
-                <w:sz w:val="20"/>
-                <w:szCs w:val="20"/>
-                <w:lang w:eastAsia="es-CL"/>
-              </w:rPr>
-              <w:t xml:space="preserve"> permiten aterrizar el trabajo y trazar procedimientos concretos a seguir.</w:t>
-            </w:r>
-            <w:r>
-              <w:rPr>
-                <w:rFonts w:ascii="Calibri" w:hAnsi="Calibri" w:cs="Arial"/>
-                <w:i/>
-                <w:color w:val="548DD4"/>
-                <w:sz w:val="20"/>
-                <w:szCs w:val="20"/>
-                <w:lang w:eastAsia="es-CL"/>
-              </w:rPr>
-              <w:t xml:space="preserve"> </w:t>
-            </w:r>
-            <w:r>
-              <w:rPr>
-                <w:rFonts w:ascii="Calibri" w:hAnsi="Calibri" w:cs="Arial"/>
-                <w:i/>
-                <w:color w:val="548DD4"/>
-                <w:sz w:val="20"/>
-                <w:szCs w:val="20"/>
-                <w:lang w:eastAsia="es-CL"/>
-              </w:rPr>
-              <w:t>Se desprenden del objetivo general</w:t>
-            </w:r>
-            <w:r>
-              <w:rPr>
-                <w:rFonts w:ascii="Calibri" w:hAnsi="Calibri" w:cs="Arial"/>
-                <w:i/>
-                <w:color w:val="548DD4"/>
-                <w:sz w:val="20"/>
-                <w:szCs w:val="20"/>
-                <w:lang w:eastAsia="es-CL"/>
-              </w:rPr>
-              <w:t xml:space="preserve">. </w:t>
+              <w:pStyle w:val="Prrafodelista"/>
+              <w:numPr>
+                <w:ilvl w:val="0"/>
+                <w:numId w:val="6"/>
+              </w:numPr>
+              <w:spacing w:after="0" w:line="240" w:lineRule="auto"/>
+              <w:rPr>
+                <w:rFonts w:ascii="Calibri" w:hAnsi="Calibri" w:cs="Calibri"/>
+              </w:rPr>
+            </w:pPr>
+            <w:r>
+              <w:rPr>
+                <w:rFonts w:ascii="Calibri" w:hAnsi="Calibri" w:cs="Calibri"/>
+              </w:rPr>
+              <w:t>Implementar un sistema de registro e inicio de sesión que permita distinguir entre usuarios registrados y no registrados, restringiendo el acceso a funciones avanzadas.</w:t>
+            </w:r>
+          </w:p>
+          <w:p>
+            <w:pPr>
+              <w:pStyle w:val="Prrafodelista"/>
+              <w:numPr>
+                <w:ilvl w:val="0"/>
+                <w:numId w:val="6"/>
+              </w:numPr>
+              <w:spacing w:after="0" w:line="240" w:lineRule="auto"/>
+              <w:rPr>
+                <w:rFonts w:ascii="Calibri" w:hAnsi="Calibri" w:cs="Calibri"/>
+              </w:rPr>
+            </w:pPr>
+            <w:r>
+              <w:rPr>
+                <w:rFonts w:ascii="Calibri" w:hAnsi="Calibri" w:cs="Calibri"/>
+              </w:rPr>
+              <w:t>Construir un backend modular y escalable que permita el crecimiento futuro del sistema, incluyendo integración con frameworks como Laravel y herramientas de Big Data.</w:t>
+            </w:r>
+          </w:p>
+          <w:p>
+            <w:pPr>
+              <w:pStyle w:val="Prrafodelista"/>
+              <w:numPr>
+                <w:ilvl w:val="0"/>
+                <w:numId w:val="6"/>
+              </w:numPr>
+              <w:spacing w:after="0" w:line="240" w:lineRule="auto"/>
+              <w:rPr>
+                <w:rFonts w:ascii="Calibri" w:hAnsi="Calibri" w:cs="Calibri"/>
+              </w:rPr>
+            </w:pPr>
+            <w:r>
+              <w:rPr>
+                <w:rFonts w:ascii="Calibri" w:hAnsi="Calibri" w:cs="Calibri"/>
+              </w:rPr>
+              <w:t>Diseñar e implementar un módulo de comparación de productos que permita visualizar el precio por unidad (gramo, mililitro o unidad), facilitando decisiones de compra rápidas y conscientes.</w:t>
+            </w:r>
+          </w:p>
+          <w:p>
+            <w:pPr>
+              <w:pStyle w:val="Prrafodelista"/>
+              <w:numPr>
+                <w:ilvl w:val="0"/>
+                <w:numId w:val="6"/>
+              </w:numPr>
+              <w:spacing w:after="0" w:line="240" w:lineRule="auto"/>
+              <w:rPr>
+                <w:rFonts w:ascii="Calibri" w:hAnsi="Calibri" w:cs="Calibri"/>
+              </w:rPr>
+            </w:pPr>
+            <w:r>
+              <w:rPr>
+                <w:rFonts w:ascii="Calibri" w:hAnsi="Calibri" w:cs="Calibri"/>
+              </w:rPr>
+              <w:t>Desarrollar un sistema de listas de compras e historial de comparaciones para que los usuarios registrados puedan llevar un seguimiento de su consumo.</w:t>
+            </w:r>
+          </w:p>
+          <w:p>
+            <w:pPr>
+              <w:pStyle w:val="Prrafodelista"/>
+              <w:numPr>
+                <w:ilvl w:val="0"/>
+                <w:numId w:val="6"/>
+              </w:numPr>
+              <w:spacing w:after="0" w:line="240" w:lineRule="auto"/>
+              <w:rPr>
+                <w:rFonts w:ascii="Calibri" w:hAnsi="Calibri" w:cs="Calibri"/>
+              </w:rPr>
+            </w:pPr>
+            <w:r>
+              <w:rPr>
+                <w:rFonts w:ascii="Calibri" w:hAnsi="Calibri" w:cs="Calibri"/>
+              </w:rPr>
+              <w:t>Incorporar un mecanismo de registro de precios por parte de los usuarios, incluyendo nombre del producto, cantidad, precio, fecha y supermercado.</w:t>
+            </w:r>
+          </w:p>
+          <w:p>
+            <w:pPr>
+              <w:pStyle w:val="Prrafodelista"/>
+              <w:numPr>
+                <w:ilvl w:val="0"/>
+                <w:numId w:val="6"/>
+              </w:numPr>
+              <w:spacing w:after="0" w:line="240" w:lineRule="auto"/>
+              <w:rPr>
+                <w:rFonts w:ascii="Calibri" w:hAnsi="Calibri" w:cs="Calibri"/>
+              </w:rPr>
+            </w:pPr>
+            <w:r>
+              <w:rPr>
+                <w:rFonts w:ascii="Calibri" w:hAnsi="Calibri" w:cs="Calibri"/>
+              </w:rPr>
+              <w:t>Implementar la funcionalidad de escaneo de boletas para capturar productos y precios reales, alimentando la base de datos de forma automatizada.</w:t>
+            </w:r>
+          </w:p>
+          <w:p>
+            <w:pPr>
+              <w:pStyle w:val="Prrafodelista"/>
+              <w:numPr>
+                <w:ilvl w:val="0"/>
+                <w:numId w:val="6"/>
+              </w:numPr>
+              <w:spacing w:after="0" w:line="240" w:lineRule="auto"/>
+              <w:rPr>
+                <w:rFonts w:ascii="Calibri" w:hAnsi="Calibri" w:cs="Calibri"/>
+              </w:rPr>
+            </w:pPr>
+            <w:r>
+              <w:rPr>
+                <w:rFonts w:ascii="Calibri" w:hAnsi="Calibri" w:cs="Calibri"/>
+              </w:rPr>
+              <w:lastRenderedPageBreak/>
+              <w:t>Establecer un sistema de almacenamiento paralelo para datos temporales y de entrenamiento, orientado a preparar modelos de aprendizaje automático.</w:t>
+            </w:r>
+          </w:p>
+          <w:p>
+            <w:pPr>
+              <w:pStyle w:val="Prrafodelista"/>
+              <w:numPr>
+                <w:ilvl w:val="0"/>
+                <w:numId w:val="6"/>
+              </w:numPr>
+              <w:spacing w:after="0" w:line="240" w:lineRule="auto"/>
+              <w:rPr>
+                <w:rFonts w:ascii="Calibri" w:hAnsi="Calibri" w:cs="Calibri"/>
+              </w:rPr>
+            </w:pPr>
+            <w:r>
+              <w:rPr>
+                <w:rFonts w:ascii="Calibri" w:hAnsi="Calibri" w:cs="Calibri"/>
+              </w:rPr>
+              <w:t>Integrar un sistema de valoración de productos basado en opiniones y hábitos de compra, con el objetivo de estimar la calidad de los productos de forma colaborativa.</w:t>
+            </w:r>
+          </w:p>
+          <w:p>
+            <w:pPr>
+              <w:pStyle w:val="Prrafodelista"/>
+              <w:numPr>
+                <w:ilvl w:val="0"/>
+                <w:numId w:val="6"/>
+              </w:numPr>
+              <w:spacing w:after="0" w:line="240" w:lineRule="auto"/>
+              <w:rPr>
+                <w:rFonts w:ascii="Calibri" w:hAnsi="Calibri" w:cs="Calibri"/>
+              </w:rPr>
+            </w:pPr>
+            <w:r>
+              <w:rPr>
+                <w:rFonts w:ascii="Calibri" w:hAnsi="Calibri" w:cs="Calibri"/>
+              </w:rPr>
+              <w:t xml:space="preserve">Implementar </w:t>
+            </w:r>
+            <w:r>
+              <w:rPr>
+                <w:rFonts w:ascii="Calibri" w:hAnsi="Calibri" w:cs="Calibri"/>
+              </w:rPr>
+              <w:t>una aplicación móvil sencilla que permita acceder a las funcionalidades básicas para usuarios no registrados.</w:t>
             </w:r>
           </w:p>
         </w:tc>
@@ -3552,7 +3322,6 @@
                 <w:szCs w:val="20"/>
                 <w:lang w:eastAsia="es-CL"/>
               </w:rPr>
-              <w:lastRenderedPageBreak/>
               <w:t>Dado que la realización del proyecto es en pareja no se dividirán las tareas sino más bien se trabajará con un enfoque de trabajo conjunto con retroalimentación entre ambos integrantes guiándose siempre por la visión de realización del proyecto</w:t>
             </w:r>
             <w:r>
@@ -3730,9 +3499,9 @@
       </w:tblPr>
       <w:tblGrid>
         <w:gridCol w:w="1414"/>
-        <w:gridCol w:w="2169"/>
-        <w:gridCol w:w="2927"/>
-        <w:gridCol w:w="3552"/>
+        <w:gridCol w:w="2122"/>
+        <w:gridCol w:w="2951"/>
+        <w:gridCol w:w="3575"/>
       </w:tblGrid>
       <w:tr>
         <w:trPr>
@@ -3759,6 +3528,7 @@
                 <w:b/>
                 <w:color w:val="1F3864" w:themeColor="accent1" w:themeShade="80"/>
               </w:rPr>
+              <w:lastRenderedPageBreak/>
               <w:t xml:space="preserve">Tipo de evidencia </w:t>
             </w:r>
           </w:p>
@@ -3869,7 +3639,7 @@
           <w:p>
             <w:pPr>
               <w:pStyle w:val="Piedepgina"/>
-              <w:jc w:val="center"/>
+              <w:jc w:val="both"/>
               <w:rPr>
                 <w:rFonts w:ascii="Calibri" w:hAnsi="Calibri"/>
                 <w:b/>
@@ -3918,6 +3688,7 @@
           </w:tcPr>
           <w:p>
             <w:pPr>
+              <w:pStyle w:val="Piedepgina"/>
               <w:jc w:val="both"/>
               <w:rPr>
                 <w:rFonts w:ascii="Calibri" w:hAnsi="Calibri" w:cs="Arial"/>
@@ -3930,14 +3701,10 @@
             </w:pPr>
             <w:r>
               <w:rPr>
-                <w:rFonts w:ascii="Calibri" w:hAnsi="Calibri" w:cs="Arial"/>
-                <w:b/>
-                <w:bCs/>
-                <w:i/>
-                <w:color w:val="4472C4" w:themeColor="accent1"/>
-                <w:sz w:val="18"/>
-                <w:szCs w:val="20"/>
-                <w:lang w:eastAsia="es-CL"/>
+                <w:rFonts w:ascii="Calibri" w:hAnsi="Calibri"/>
+                <w:b/>
+                <w:bCs/>
+                <w:color w:val="1F3864" w:themeColor="accent1" w:themeShade="80"/>
               </w:rPr>
               <w:t>Documento fundamental en la gestión de proyectos, define formalmente la existencia de proyecto y confiere al director o líder de proyecto la autoridad para aplicar los recursos de la organización a las actividades del proyecto.</w:t>
             </w:r>
@@ -3950,9 +3717,11 @@
           <w:p>
             <w:pPr>
               <w:pStyle w:val="Piedepgina"/>
-              <w:rPr>
-                <w:rFonts w:ascii="Calibri" w:hAnsi="Calibri"/>
-                <w:b/>
+              <w:jc w:val="both"/>
+              <w:rPr>
+                <w:rFonts w:ascii="Calibri" w:hAnsi="Calibri"/>
+                <w:b/>
+                <w:bCs/>
                 <w:color w:val="1F3864" w:themeColor="accent1" w:themeShade="80"/>
               </w:rPr>
             </w:pPr>
@@ -3973,6 +3742,7 @@
               <w:rPr>
                 <w:rFonts w:ascii="Calibri" w:hAnsi="Calibri"/>
                 <w:b/>
+                <w:bCs/>
                 <w:color w:val="1F3864" w:themeColor="accent1" w:themeShade="80"/>
               </w:rPr>
             </w:pPr>
@@ -3994,6 +3764,7 @@
               <w:rPr>
                 <w:rFonts w:ascii="Calibri" w:hAnsi="Calibri"/>
                 <w:b/>
+                <w:bCs/>
                 <w:color w:val="1F3864" w:themeColor="accent1" w:themeShade="80"/>
               </w:rPr>
             </w:pPr>
@@ -4019,6 +3790,7 @@
               <w:rPr>
                 <w:rFonts w:ascii="Calibri" w:hAnsi="Calibri"/>
                 <w:b/>
+                <w:bCs/>
                 <w:color w:val="1F3864" w:themeColor="accent1" w:themeShade="80"/>
               </w:rPr>
             </w:pPr>
@@ -4044,6 +3816,7 @@
               <w:rPr>
                 <w:rFonts w:ascii="Calibri" w:hAnsi="Calibri"/>
                 <w:b/>
+                <w:bCs/>
                 <w:color w:val="1F3864" w:themeColor="accent1" w:themeShade="80"/>
               </w:rPr>
             </w:pPr>
@@ -4069,6 +3842,7 @@
               <w:rPr>
                 <w:rFonts w:ascii="Calibri" w:hAnsi="Calibri"/>
                 <w:b/>
+                <w:bCs/>
                 <w:color w:val="1F3864" w:themeColor="accent1" w:themeShade="80"/>
               </w:rPr>
             </w:pPr>
@@ -4135,6 +3909,7 @@
               <w:rPr>
                 <w:rFonts w:ascii="Calibri" w:hAnsi="Calibri"/>
                 <w:b/>
+                <w:bCs/>
                 <w:color w:val="1F3864" w:themeColor="accent1" w:themeShade="80"/>
               </w:rPr>
             </w:pPr>
@@ -4160,6 +3935,7 @@
               <w:rPr>
                 <w:rFonts w:ascii="Calibri" w:hAnsi="Calibri"/>
                 <w:b/>
+                <w:bCs/>
                 <w:color w:val="1F3864" w:themeColor="accent1" w:themeShade="80"/>
               </w:rPr>
             </w:pPr>
@@ -4185,6 +3961,7 @@
               <w:rPr>
                 <w:rFonts w:ascii="Calibri" w:hAnsi="Calibri"/>
                 <w:b/>
+                <w:bCs/>
                 <w:color w:val="1F3864" w:themeColor="accent1" w:themeShade="80"/>
               </w:rPr>
             </w:pPr>
@@ -4209,6 +3986,7 @@
               <w:rPr>
                 <w:rFonts w:ascii="Calibri" w:hAnsi="Calibri"/>
                 <w:b/>
+                <w:bCs/>
                 <w:color w:val="1F3864" w:themeColor="accent1" w:themeShade="80"/>
               </w:rPr>
             </w:pPr>
@@ -4247,6 +4025,7 @@
               <w:rPr>
                 <w:rFonts w:ascii="Calibri" w:hAnsi="Calibri"/>
                 <w:b/>
+                <w:bCs/>
                 <w:color w:val="1F3864" w:themeColor="accent1" w:themeShade="80"/>
               </w:rPr>
             </w:pPr>
@@ -4379,22 +4158,21 @@
           </w:tcPr>
           <w:p>
             <w:pPr>
-              <w:spacing w:after="0" w:line="240" w:lineRule="auto"/>
-              <w:jc w:val="both"/>
-              <w:rPr>
-                <w:rFonts w:ascii="Times New Roman" w:eastAsia="Times New Roman" w:hAnsi="Times New Roman" w:cs="Times New Roman"/>
-                <w:sz w:val="24"/>
-                <w:szCs w:val="24"/>
-                <w:lang w:eastAsia="es-CL"/>
-              </w:rPr>
-            </w:pPr>
-            <w:r>
-              <w:rPr>
-                <w:rFonts w:ascii="Calibri" w:eastAsia="Times New Roman" w:hAnsi="Calibri" w:cs="Calibri"/>
-                <w:b/>
-                <w:bCs/>
-                <w:color w:val="1F4E79"/>
-                <w:lang w:eastAsia="es-CL"/>
+              <w:pStyle w:val="Piedepgina"/>
+              <w:jc w:val="both"/>
+              <w:rPr>
+                <w:rFonts w:ascii="Calibri" w:hAnsi="Calibri"/>
+                <w:b/>
+                <w:bCs/>
+                <w:color w:val="1F3864" w:themeColor="accent1" w:themeShade="80"/>
+              </w:rPr>
+            </w:pPr>
+            <w:r>
+              <w:rPr>
+                <w:rFonts w:ascii="Calibri" w:hAnsi="Calibri"/>
+                <w:b/>
+                <w:bCs/>
+                <w:color w:val="1F3864" w:themeColor="accent1" w:themeShade="80"/>
               </w:rPr>
               <w:t>Avance</w:t>
             </w:r>
@@ -4407,22 +4185,21 @@
           </w:tcPr>
           <w:p>
             <w:pPr>
-              <w:spacing w:after="0" w:line="240" w:lineRule="auto"/>
-              <w:jc w:val="both"/>
-              <w:rPr>
-                <w:rFonts w:ascii="Times New Roman" w:eastAsia="Times New Roman" w:hAnsi="Times New Roman" w:cs="Times New Roman"/>
-                <w:sz w:val="24"/>
-                <w:szCs w:val="24"/>
-                <w:lang w:eastAsia="es-CL"/>
-              </w:rPr>
-            </w:pPr>
-            <w:r>
-              <w:rPr>
-                <w:rFonts w:ascii="Calibri" w:eastAsia="Times New Roman" w:hAnsi="Calibri" w:cs="Calibri"/>
-                <w:b/>
-                <w:bCs/>
-                <w:color w:val="1F4E79"/>
-                <w:lang w:eastAsia="es-CL"/>
+              <w:pStyle w:val="Piedepgina"/>
+              <w:jc w:val="both"/>
+              <w:rPr>
+                <w:rFonts w:ascii="Calibri" w:hAnsi="Calibri"/>
+                <w:b/>
+                <w:bCs/>
+                <w:color w:val="1F3864" w:themeColor="accent1" w:themeShade="80"/>
+              </w:rPr>
+            </w:pPr>
+            <w:r>
+              <w:rPr>
+                <w:rFonts w:ascii="Calibri" w:hAnsi="Calibri"/>
+                <w:b/>
+                <w:bCs/>
+                <w:color w:val="1F3864" w:themeColor="accent1" w:themeShade="80"/>
               </w:rPr>
               <w:t>Matriz de Riesgos</w:t>
             </w:r>
@@ -4435,24 +4212,21 @@
           </w:tcPr>
           <w:p>
             <w:pPr>
-              <w:spacing w:after="0" w:line="240" w:lineRule="auto"/>
-              <w:jc w:val="both"/>
-              <w:rPr>
-                <w:rFonts w:ascii="Times New Roman" w:eastAsia="Times New Roman" w:hAnsi="Times New Roman" w:cs="Times New Roman"/>
-                <w:sz w:val="24"/>
-                <w:szCs w:val="24"/>
-                <w:lang w:eastAsia="es-CL"/>
-              </w:rPr>
-            </w:pPr>
-            <w:r>
-              <w:rPr>
-                <w:rFonts w:ascii="Calibri" w:eastAsia="Times New Roman" w:hAnsi="Calibri" w:cs="Calibri"/>
-                <w:b/>
-                <w:bCs/>
-                <w:color w:val="1F4E79"/>
-                <w:sz w:val="18"/>
-                <w:szCs w:val="18"/>
-                <w:lang w:eastAsia="es-CL"/>
+              <w:pStyle w:val="Piedepgina"/>
+              <w:jc w:val="both"/>
+              <w:rPr>
+                <w:rFonts w:ascii="Calibri" w:hAnsi="Calibri"/>
+                <w:b/>
+                <w:bCs/>
+                <w:color w:val="1F3864" w:themeColor="accent1" w:themeShade="80"/>
+              </w:rPr>
+            </w:pPr>
+            <w:r>
+              <w:rPr>
+                <w:rFonts w:ascii="Calibri" w:hAnsi="Calibri"/>
+                <w:b/>
+                <w:bCs/>
+                <w:color w:val="1F3864" w:themeColor="accent1" w:themeShade="80"/>
               </w:rPr>
               <w:t>Herramienta de análisis de riesgos que sirve para evaluar la probabilidad y la gravedad del riesgo durante el proceso de planificación del proyecto</w:t>
             </w:r>
@@ -4465,24 +4239,21 @@
           </w:tcPr>
           <w:p>
             <w:pPr>
-              <w:spacing w:after="0" w:line="240" w:lineRule="auto"/>
-              <w:jc w:val="both"/>
-              <w:rPr>
-                <w:rFonts w:ascii="Times New Roman" w:eastAsia="Times New Roman" w:hAnsi="Times New Roman" w:cs="Times New Roman"/>
-                <w:sz w:val="24"/>
-                <w:szCs w:val="24"/>
-                <w:lang w:eastAsia="es-CL"/>
-              </w:rPr>
-            </w:pPr>
-            <w:r>
-              <w:rPr>
-                <w:rFonts w:ascii="Calibri" w:eastAsia="Times New Roman" w:hAnsi="Calibri" w:cs="Calibri"/>
-                <w:b/>
-                <w:bCs/>
-                <w:color w:val="1F4E79"/>
-                <w:sz w:val="18"/>
-                <w:szCs w:val="18"/>
-                <w:lang w:eastAsia="es-CL"/>
+              <w:pStyle w:val="Piedepgina"/>
+              <w:jc w:val="both"/>
+              <w:rPr>
+                <w:rFonts w:ascii="Calibri" w:hAnsi="Calibri"/>
+                <w:b/>
+                <w:bCs/>
+                <w:color w:val="1F3864" w:themeColor="accent1" w:themeShade="80"/>
+              </w:rPr>
+            </w:pPr>
+            <w:r>
+              <w:rPr>
+                <w:rFonts w:ascii="Calibri" w:hAnsi="Calibri"/>
+                <w:b/>
+                <w:bCs/>
+                <w:color w:val="1F3864" w:themeColor="accent1" w:themeShade="80"/>
               </w:rPr>
               <w:t>Tener una matriz de riesgo en nuestro proyecto nos ayuda a saber que posibles amenazas podemos tener en nuestro producto y anticiparnos en su mitigación.</w:t>
             </w:r>
@@ -4510,22 +4281,21 @@
           </w:tcPr>
           <w:p>
             <w:pPr>
-              <w:spacing w:after="0" w:line="240" w:lineRule="auto"/>
-              <w:jc w:val="both"/>
-              <w:rPr>
-                <w:rFonts w:ascii="Times New Roman" w:eastAsia="Times New Roman" w:hAnsi="Times New Roman" w:cs="Times New Roman"/>
-                <w:sz w:val="24"/>
-                <w:szCs w:val="24"/>
-                <w:lang w:eastAsia="es-CL"/>
-              </w:rPr>
-            </w:pPr>
-            <w:r>
-              <w:rPr>
-                <w:rFonts w:ascii="Calibri" w:eastAsia="Times New Roman" w:hAnsi="Calibri" w:cs="Calibri"/>
-                <w:b/>
-                <w:bCs/>
-                <w:color w:val="1F4E79"/>
-                <w:lang w:eastAsia="es-CL"/>
+              <w:pStyle w:val="Piedepgina"/>
+              <w:jc w:val="both"/>
+              <w:rPr>
+                <w:rFonts w:ascii="Calibri" w:hAnsi="Calibri"/>
+                <w:b/>
+                <w:bCs/>
+                <w:color w:val="1F3864" w:themeColor="accent1" w:themeShade="80"/>
+              </w:rPr>
+            </w:pPr>
+            <w:r>
+              <w:rPr>
+                <w:rFonts w:ascii="Calibri" w:hAnsi="Calibri"/>
+                <w:b/>
+                <w:bCs/>
+                <w:color w:val="1F3864" w:themeColor="accent1" w:themeShade="80"/>
               </w:rPr>
               <w:t>Final</w:t>
             </w:r>
@@ -4538,22 +4308,21 @@
           </w:tcPr>
           <w:p>
             <w:pPr>
-              <w:spacing w:after="0" w:line="240" w:lineRule="auto"/>
-              <w:jc w:val="both"/>
-              <w:rPr>
-                <w:rFonts w:ascii="Times New Roman" w:eastAsia="Times New Roman" w:hAnsi="Times New Roman" w:cs="Times New Roman"/>
-                <w:sz w:val="24"/>
-                <w:szCs w:val="24"/>
-                <w:lang w:eastAsia="es-CL"/>
-              </w:rPr>
-            </w:pPr>
-            <w:r>
-              <w:rPr>
-                <w:rFonts w:ascii="Calibri" w:eastAsia="Times New Roman" w:hAnsi="Calibri" w:cs="Calibri"/>
-                <w:b/>
-                <w:bCs/>
-                <w:color w:val="1F4E79"/>
-                <w:lang w:eastAsia="es-CL"/>
+              <w:pStyle w:val="Piedepgina"/>
+              <w:jc w:val="both"/>
+              <w:rPr>
+                <w:rFonts w:ascii="Calibri" w:hAnsi="Calibri"/>
+                <w:b/>
+                <w:bCs/>
+                <w:color w:val="1F3864" w:themeColor="accent1" w:themeShade="80"/>
+              </w:rPr>
+            </w:pPr>
+            <w:r>
+              <w:rPr>
+                <w:rFonts w:ascii="Calibri" w:hAnsi="Calibri"/>
+                <w:b/>
+                <w:bCs/>
+                <w:color w:val="1F3864" w:themeColor="accent1" w:themeShade="80"/>
               </w:rPr>
               <w:t>Plan de Pruebas Inicial</w:t>
             </w:r>
@@ -4566,48 +4335,39 @@
           </w:tcPr>
           <w:p>
             <w:pPr>
-              <w:spacing w:after="0" w:line="240" w:lineRule="auto"/>
-              <w:jc w:val="both"/>
-              <w:rPr>
-                <w:rFonts w:ascii="Times New Roman" w:eastAsia="Times New Roman" w:hAnsi="Times New Roman" w:cs="Times New Roman"/>
-                <w:sz w:val="24"/>
-                <w:szCs w:val="24"/>
-                <w:lang w:eastAsia="es-CL"/>
-              </w:rPr>
-            </w:pPr>
-            <w:r>
-              <w:rPr>
-                <w:rFonts w:ascii="Calibri" w:eastAsia="Times New Roman" w:hAnsi="Calibri" w:cs="Calibri"/>
-                <w:b/>
-                <w:bCs/>
-                <w:color w:val="1F4E79"/>
-                <w:sz w:val="18"/>
-                <w:szCs w:val="18"/>
-                <w:lang w:eastAsia="es-CL"/>
+              <w:pStyle w:val="Piedepgina"/>
+              <w:jc w:val="both"/>
+              <w:rPr>
+                <w:rFonts w:ascii="Calibri" w:hAnsi="Calibri"/>
+                <w:b/>
+                <w:bCs/>
+                <w:color w:val="1F3864" w:themeColor="accent1" w:themeShade="80"/>
+              </w:rPr>
+            </w:pPr>
+            <w:r>
+              <w:rPr>
+                <w:rFonts w:ascii="Calibri" w:hAnsi="Calibri"/>
+                <w:b/>
+                <w:bCs/>
+                <w:color w:val="1F3864" w:themeColor="accent1" w:themeShade="80"/>
               </w:rPr>
               <w:t xml:space="preserve">Artefacto que sirve de guía para la realización de las pruebas, permite verificar que el sistema cumple los </w:t>
             </w:r>
             <w:r>
               <w:rPr>
-                <w:rFonts w:ascii="Calibri" w:eastAsia="Times New Roman" w:hAnsi="Calibri" w:cs="Calibri"/>
-                <w:b/>
-                <w:bCs/>
-                <w:color w:val="1F4E79"/>
-                <w:sz w:val="18"/>
-                <w:szCs w:val="18"/>
-                <w:lang w:eastAsia="es-CL"/>
+                <w:rFonts w:ascii="Calibri" w:hAnsi="Calibri"/>
+                <w:b/>
+                <w:bCs/>
+                <w:color w:val="1F3864" w:themeColor="accent1" w:themeShade="80"/>
               </w:rPr>
               <w:t>requerimientos establecidos</w:t>
             </w:r>
             <w:r>
               <w:rPr>
-                <w:rFonts w:ascii="Calibri" w:eastAsia="Times New Roman" w:hAnsi="Calibri" w:cs="Calibri"/>
-                <w:b/>
-                <w:bCs/>
-                <w:color w:val="1F4E79"/>
-                <w:sz w:val="18"/>
-                <w:szCs w:val="18"/>
-                <w:lang w:eastAsia="es-CL"/>
+                <w:rFonts w:ascii="Calibri" w:hAnsi="Calibri"/>
+                <w:b/>
+                <w:bCs/>
+                <w:color w:val="1F3864" w:themeColor="accent1" w:themeShade="80"/>
               </w:rPr>
               <w:t>.</w:t>
             </w:r>
@@ -4620,24 +4380,21 @@
           </w:tcPr>
           <w:p>
             <w:pPr>
-              <w:spacing w:after="0" w:line="240" w:lineRule="auto"/>
-              <w:jc w:val="both"/>
-              <w:rPr>
-                <w:rFonts w:ascii="Times New Roman" w:eastAsia="Times New Roman" w:hAnsi="Times New Roman" w:cs="Times New Roman"/>
-                <w:sz w:val="24"/>
-                <w:szCs w:val="24"/>
-                <w:lang w:eastAsia="es-CL"/>
-              </w:rPr>
-            </w:pPr>
-            <w:r>
-              <w:rPr>
-                <w:rFonts w:ascii="Calibri" w:eastAsia="Times New Roman" w:hAnsi="Calibri" w:cs="Calibri"/>
-                <w:b/>
-                <w:bCs/>
-                <w:color w:val="1F4E79"/>
-                <w:sz w:val="18"/>
-                <w:szCs w:val="18"/>
-                <w:lang w:eastAsia="es-CL"/>
+              <w:pStyle w:val="Piedepgina"/>
+              <w:jc w:val="both"/>
+              <w:rPr>
+                <w:rFonts w:ascii="Calibri" w:hAnsi="Calibri"/>
+                <w:b/>
+                <w:bCs/>
+                <w:color w:val="1F3864" w:themeColor="accent1" w:themeShade="80"/>
+              </w:rPr>
+            </w:pPr>
+            <w:r>
+              <w:rPr>
+                <w:rFonts w:ascii="Calibri" w:hAnsi="Calibri"/>
+                <w:b/>
+                <w:bCs/>
+                <w:color w:val="1F3864" w:themeColor="accent1" w:themeShade="80"/>
               </w:rPr>
               <w:t>Tener un buen plan de pruebas inicial nos ayuda a que nuestro sistema cumpla con las necesidades establecidas, además nos permite verificar, encontrar y mitigar ciertos errores que empeoren la calidad de nuestro software.</w:t>
             </w:r>
@@ -4665,22 +4422,21 @@
           </w:tcPr>
           <w:p>
             <w:pPr>
-              <w:spacing w:after="0" w:line="240" w:lineRule="auto"/>
-              <w:jc w:val="both"/>
-              <w:rPr>
-                <w:rFonts w:ascii="Times New Roman" w:eastAsia="Times New Roman" w:hAnsi="Times New Roman" w:cs="Times New Roman"/>
-                <w:sz w:val="24"/>
-                <w:szCs w:val="24"/>
-                <w:lang w:eastAsia="es-CL"/>
-              </w:rPr>
-            </w:pPr>
-            <w:r>
-              <w:rPr>
-                <w:rFonts w:ascii="Calibri" w:eastAsia="Times New Roman" w:hAnsi="Calibri" w:cs="Calibri"/>
-                <w:b/>
-                <w:bCs/>
-                <w:color w:val="1F4E79"/>
-                <w:lang w:eastAsia="es-CL"/>
+              <w:pStyle w:val="Piedepgina"/>
+              <w:jc w:val="both"/>
+              <w:rPr>
+                <w:rFonts w:ascii="Calibri" w:hAnsi="Calibri"/>
+                <w:b/>
+                <w:bCs/>
+                <w:color w:val="1F3864" w:themeColor="accent1" w:themeShade="80"/>
+              </w:rPr>
+            </w:pPr>
+            <w:r>
+              <w:rPr>
+                <w:rFonts w:ascii="Calibri" w:hAnsi="Calibri"/>
+                <w:b/>
+                <w:bCs/>
+                <w:color w:val="1F3864" w:themeColor="accent1" w:themeShade="80"/>
               </w:rPr>
               <w:t>Avance</w:t>
             </w:r>
@@ -4693,22 +4449,21 @@
           </w:tcPr>
           <w:p>
             <w:pPr>
-              <w:spacing w:after="0" w:line="240" w:lineRule="auto"/>
-              <w:jc w:val="both"/>
-              <w:rPr>
-                <w:rFonts w:ascii="Times New Roman" w:eastAsia="Times New Roman" w:hAnsi="Times New Roman" w:cs="Times New Roman"/>
-                <w:sz w:val="24"/>
-                <w:szCs w:val="24"/>
-                <w:lang w:eastAsia="es-CL"/>
-              </w:rPr>
-            </w:pPr>
-            <w:r>
-              <w:rPr>
-                <w:rFonts w:ascii="Calibri" w:eastAsia="Times New Roman" w:hAnsi="Calibri" w:cs="Calibri"/>
-                <w:b/>
-                <w:bCs/>
-                <w:color w:val="1F4E79"/>
-                <w:lang w:eastAsia="es-CL"/>
+              <w:pStyle w:val="Piedepgina"/>
+              <w:jc w:val="both"/>
+              <w:rPr>
+                <w:rFonts w:ascii="Calibri" w:hAnsi="Calibri"/>
+                <w:b/>
+                <w:bCs/>
+                <w:color w:val="1F3864" w:themeColor="accent1" w:themeShade="80"/>
+              </w:rPr>
+            </w:pPr>
+            <w:r>
+              <w:rPr>
+                <w:rFonts w:ascii="Calibri" w:hAnsi="Calibri"/>
+                <w:b/>
+                <w:bCs/>
+                <w:color w:val="1F3864" w:themeColor="accent1" w:themeShade="80"/>
               </w:rPr>
               <w:t>Modelo de proceso de negocio</w:t>
             </w:r>
@@ -4721,48 +4476,39 @@
           </w:tcPr>
           <w:p>
             <w:pPr>
-              <w:spacing w:after="0" w:line="240" w:lineRule="auto"/>
-              <w:jc w:val="both"/>
-              <w:rPr>
-                <w:rFonts w:ascii="Times New Roman" w:eastAsia="Times New Roman" w:hAnsi="Times New Roman" w:cs="Times New Roman"/>
-                <w:sz w:val="24"/>
-                <w:szCs w:val="24"/>
-                <w:lang w:eastAsia="es-CL"/>
-              </w:rPr>
-            </w:pPr>
-            <w:r>
-              <w:rPr>
-                <w:rFonts w:ascii="Calibri" w:eastAsia="Times New Roman" w:hAnsi="Calibri" w:cs="Calibri"/>
-                <w:b/>
-                <w:bCs/>
-                <w:color w:val="1F4E79"/>
-                <w:sz w:val="18"/>
-                <w:szCs w:val="18"/>
-                <w:lang w:eastAsia="es-CL"/>
+              <w:pStyle w:val="Piedepgina"/>
+              <w:jc w:val="both"/>
+              <w:rPr>
+                <w:rFonts w:ascii="Calibri" w:hAnsi="Calibri"/>
+                <w:b/>
+                <w:bCs/>
+                <w:color w:val="1F3864" w:themeColor="accent1" w:themeShade="80"/>
+              </w:rPr>
+            </w:pPr>
+            <w:r>
+              <w:rPr>
+                <w:rFonts w:ascii="Calibri" w:hAnsi="Calibri"/>
+                <w:b/>
+                <w:bCs/>
+                <w:color w:val="1F3864" w:themeColor="accent1" w:themeShade="80"/>
               </w:rPr>
               <w:t xml:space="preserve">Diagrama </w:t>
             </w:r>
             <w:r>
               <w:rPr>
-                <w:rFonts w:ascii="Calibri" w:eastAsia="Times New Roman" w:hAnsi="Calibri" w:cs="Calibri"/>
-                <w:b/>
-                <w:bCs/>
-                <w:color w:val="1F4E79"/>
-                <w:sz w:val="18"/>
-                <w:szCs w:val="18"/>
-                <w:lang w:eastAsia="es-CL"/>
+                <w:rFonts w:ascii="Calibri" w:hAnsi="Calibri"/>
+                <w:b/>
+                <w:bCs/>
+                <w:color w:val="1F3864" w:themeColor="accent1" w:themeShade="80"/>
               </w:rPr>
               <w:t>BPMN</w:t>
             </w:r>
             <w:r>
               <w:rPr>
-                <w:rFonts w:ascii="Calibri" w:eastAsia="Times New Roman" w:hAnsi="Calibri" w:cs="Calibri"/>
-                <w:b/>
-                <w:bCs/>
-                <w:color w:val="1F4E79"/>
-                <w:sz w:val="18"/>
-                <w:szCs w:val="18"/>
-                <w:lang w:eastAsia="es-CL"/>
+                <w:rFonts w:ascii="Calibri" w:hAnsi="Calibri"/>
+                <w:b/>
+                <w:bCs/>
+                <w:color w:val="1F3864" w:themeColor="accent1" w:themeShade="80"/>
               </w:rPr>
               <w:t xml:space="preserve"> cuya función es representar gráficamente procesos de negocios con símbolos ampliamente identificables.</w:t>
             </w:r>
@@ -4775,48 +4521,39 @@
           </w:tcPr>
           <w:p>
             <w:pPr>
-              <w:spacing w:after="0" w:line="240" w:lineRule="auto"/>
-              <w:jc w:val="both"/>
-              <w:rPr>
-                <w:rFonts w:ascii="Times New Roman" w:eastAsia="Times New Roman" w:hAnsi="Times New Roman" w:cs="Times New Roman"/>
-                <w:sz w:val="24"/>
-                <w:szCs w:val="24"/>
-                <w:lang w:eastAsia="es-CL"/>
-              </w:rPr>
-            </w:pPr>
-            <w:r>
-              <w:rPr>
-                <w:rFonts w:ascii="Calibri" w:eastAsia="Times New Roman" w:hAnsi="Calibri" w:cs="Calibri"/>
-                <w:b/>
-                <w:bCs/>
-                <w:color w:val="1F4E79"/>
-                <w:sz w:val="18"/>
-                <w:szCs w:val="18"/>
-                <w:lang w:eastAsia="es-CL"/>
+              <w:pStyle w:val="Piedepgina"/>
+              <w:jc w:val="both"/>
+              <w:rPr>
+                <w:rFonts w:ascii="Calibri" w:hAnsi="Calibri"/>
+                <w:b/>
+                <w:bCs/>
+                <w:color w:val="1F3864" w:themeColor="accent1" w:themeShade="80"/>
+              </w:rPr>
+            </w:pPr>
+            <w:r>
+              <w:rPr>
+                <w:rFonts w:ascii="Calibri" w:hAnsi="Calibri"/>
+                <w:b/>
+                <w:bCs/>
+                <w:color w:val="1F3864" w:themeColor="accent1" w:themeShade="80"/>
               </w:rPr>
               <w:t xml:space="preserve">Tener un modelo de proceso de </w:t>
             </w:r>
             <w:r>
               <w:rPr>
-                <w:rFonts w:ascii="Calibri" w:eastAsia="Times New Roman" w:hAnsi="Calibri" w:cs="Calibri"/>
-                <w:b/>
-                <w:bCs/>
-                <w:color w:val="1F4E79"/>
-                <w:sz w:val="18"/>
-                <w:szCs w:val="18"/>
-                <w:lang w:eastAsia="es-CL"/>
+                <w:rFonts w:ascii="Calibri" w:hAnsi="Calibri"/>
+                <w:b/>
+                <w:bCs/>
+                <w:color w:val="1F3864" w:themeColor="accent1" w:themeShade="80"/>
               </w:rPr>
               <w:t>negocio (</w:t>
             </w:r>
             <w:r>
               <w:rPr>
-                <w:rFonts w:ascii="Calibri" w:eastAsia="Times New Roman" w:hAnsi="Calibri" w:cs="Calibri"/>
-                <w:b/>
-                <w:bCs/>
-                <w:color w:val="1F4E79"/>
-                <w:sz w:val="18"/>
-                <w:szCs w:val="18"/>
-                <w:lang w:eastAsia="es-CL"/>
+                <w:rFonts w:ascii="Calibri" w:hAnsi="Calibri"/>
+                <w:b/>
+                <w:bCs/>
+                <w:color w:val="1F3864" w:themeColor="accent1" w:themeShade="80"/>
               </w:rPr>
               <w:t>BPMN) nos ayudará a comprender cómo funciona internamente los procesos de nuestro sistema y cómo nuestros actores interactúan con dichos procesos.</w:t>
             </w:r>
@@ -4844,24 +4581,22 @@
           </w:tcPr>
           <w:p>
             <w:pPr>
-              <w:spacing w:after="0" w:line="240" w:lineRule="auto"/>
-              <w:jc w:val="both"/>
-              <w:rPr>
-                <w:rFonts w:ascii="Times New Roman" w:eastAsia="Times New Roman" w:hAnsi="Times New Roman" w:cs="Times New Roman"/>
-                <w:sz w:val="24"/>
-                <w:szCs w:val="24"/>
-                <w:lang w:eastAsia="es-CL"/>
-              </w:rPr>
-            </w:pPr>
-            <w:r>
-              <w:rPr>
-                <w:rFonts w:ascii="Calibri" w:eastAsia="Times New Roman" w:hAnsi="Calibri" w:cs="Calibri"/>
-                <w:b/>
-                <w:bCs/>
-                <w:color w:val="1F4E79"/>
-                <w:lang w:eastAsia="es-CL"/>
-              </w:rPr>
-              <w:lastRenderedPageBreak/>
+              <w:pStyle w:val="Piedepgina"/>
+              <w:jc w:val="both"/>
+              <w:rPr>
+                <w:rFonts w:ascii="Calibri" w:hAnsi="Calibri"/>
+                <w:b/>
+                <w:bCs/>
+                <w:color w:val="1F3864" w:themeColor="accent1" w:themeShade="80"/>
+              </w:rPr>
+            </w:pPr>
+            <w:r>
+              <w:rPr>
+                <w:rFonts w:ascii="Calibri" w:hAnsi="Calibri"/>
+                <w:b/>
+                <w:bCs/>
+                <w:color w:val="1F3864" w:themeColor="accent1" w:themeShade="80"/>
+              </w:rPr>
               <w:t>Avance</w:t>
             </w:r>
           </w:p>
@@ -4873,22 +4608,21 @@
           </w:tcPr>
           <w:p>
             <w:pPr>
-              <w:spacing w:after="0" w:line="240" w:lineRule="auto"/>
-              <w:jc w:val="both"/>
-              <w:rPr>
-                <w:rFonts w:ascii="Times New Roman" w:eastAsia="Times New Roman" w:hAnsi="Times New Roman" w:cs="Times New Roman"/>
-                <w:sz w:val="24"/>
-                <w:szCs w:val="24"/>
-                <w:lang w:eastAsia="es-CL"/>
-              </w:rPr>
-            </w:pPr>
-            <w:r>
-              <w:rPr>
-                <w:rFonts w:ascii="Calibri" w:eastAsia="Times New Roman" w:hAnsi="Calibri" w:cs="Calibri"/>
-                <w:b/>
-                <w:bCs/>
-                <w:color w:val="1F4E79"/>
-                <w:lang w:eastAsia="es-CL"/>
+              <w:pStyle w:val="Piedepgina"/>
+              <w:jc w:val="both"/>
+              <w:rPr>
+                <w:rFonts w:ascii="Calibri" w:hAnsi="Calibri"/>
+                <w:b/>
+                <w:bCs/>
+                <w:color w:val="1F3864" w:themeColor="accent1" w:themeShade="80"/>
+              </w:rPr>
+            </w:pPr>
+            <w:r>
+              <w:rPr>
+                <w:rFonts w:ascii="Calibri" w:hAnsi="Calibri"/>
+                <w:b/>
+                <w:bCs/>
+                <w:color w:val="1F3864" w:themeColor="accent1" w:themeShade="80"/>
               </w:rPr>
               <w:t>Documento de especificación de requerimientos</w:t>
             </w:r>
@@ -4901,48 +4635,39 @@
           </w:tcPr>
           <w:p>
             <w:pPr>
-              <w:spacing w:after="0" w:line="240" w:lineRule="auto"/>
-              <w:jc w:val="both"/>
-              <w:rPr>
-                <w:rFonts w:ascii="Times New Roman" w:eastAsia="Times New Roman" w:hAnsi="Times New Roman" w:cs="Times New Roman"/>
-                <w:sz w:val="24"/>
-                <w:szCs w:val="24"/>
-                <w:lang w:eastAsia="es-CL"/>
-              </w:rPr>
-            </w:pPr>
-            <w:r>
-              <w:rPr>
-                <w:rFonts w:ascii="Calibri" w:eastAsia="Times New Roman" w:hAnsi="Calibri" w:cs="Calibri"/>
-                <w:b/>
-                <w:bCs/>
-                <w:color w:val="1F4E79"/>
-                <w:sz w:val="18"/>
-                <w:szCs w:val="18"/>
-                <w:lang w:eastAsia="es-CL"/>
+              <w:pStyle w:val="Piedepgina"/>
+              <w:jc w:val="both"/>
+              <w:rPr>
+                <w:rFonts w:ascii="Calibri" w:hAnsi="Calibri"/>
+                <w:b/>
+                <w:bCs/>
+                <w:color w:val="1F3864" w:themeColor="accent1" w:themeShade="80"/>
+              </w:rPr>
+            </w:pPr>
+            <w:r>
+              <w:rPr>
+                <w:rFonts w:ascii="Calibri" w:hAnsi="Calibri"/>
+                <w:b/>
+                <w:bCs/>
+                <w:color w:val="1F3864" w:themeColor="accent1" w:themeShade="80"/>
               </w:rPr>
               <w:t xml:space="preserve">Enumeran los </w:t>
             </w:r>
             <w:r>
               <w:rPr>
-                <w:rFonts w:ascii="Calibri" w:eastAsia="Times New Roman" w:hAnsi="Calibri" w:cs="Calibri"/>
-                <w:b/>
-                <w:bCs/>
-                <w:color w:val="1F4E79"/>
-                <w:sz w:val="18"/>
-                <w:szCs w:val="18"/>
-                <w:lang w:eastAsia="es-CL"/>
+                <w:rFonts w:ascii="Calibri" w:hAnsi="Calibri"/>
+                <w:b/>
+                <w:bCs/>
+                <w:color w:val="1F3864" w:themeColor="accent1" w:themeShade="80"/>
               </w:rPr>
               <w:t>requisitos,</w:t>
             </w:r>
             <w:r>
               <w:rPr>
-                <w:rFonts w:ascii="Calibri" w:eastAsia="Times New Roman" w:hAnsi="Calibri" w:cs="Calibri"/>
-                <w:b/>
-                <w:bCs/>
-                <w:color w:val="1F4E79"/>
-                <w:sz w:val="18"/>
-                <w:szCs w:val="18"/>
-                <w:lang w:eastAsia="es-CL"/>
+                <w:rFonts w:ascii="Calibri" w:hAnsi="Calibri"/>
+                <w:b/>
+                <w:bCs/>
+                <w:color w:val="1F3864" w:themeColor="accent1" w:themeShade="80"/>
               </w:rPr>
               <w:t xml:space="preserve"> las expectativas, el diseño y los estándares de un proyecto futuro</w:t>
             </w:r>
@@ -4955,24 +4680,21 @@
           </w:tcPr>
           <w:p>
             <w:pPr>
-              <w:spacing w:after="0" w:line="240" w:lineRule="auto"/>
-              <w:jc w:val="both"/>
-              <w:rPr>
-                <w:rFonts w:ascii="Times New Roman" w:eastAsia="Times New Roman" w:hAnsi="Times New Roman" w:cs="Times New Roman"/>
-                <w:sz w:val="24"/>
-                <w:szCs w:val="24"/>
-                <w:lang w:eastAsia="es-CL"/>
-              </w:rPr>
-            </w:pPr>
-            <w:r>
-              <w:rPr>
-                <w:rFonts w:ascii="Calibri" w:eastAsia="Times New Roman" w:hAnsi="Calibri" w:cs="Calibri"/>
-                <w:b/>
-                <w:bCs/>
-                <w:color w:val="1F4E79"/>
-                <w:sz w:val="18"/>
-                <w:szCs w:val="18"/>
-                <w:lang w:eastAsia="es-CL"/>
+              <w:pStyle w:val="Piedepgina"/>
+              <w:jc w:val="both"/>
+              <w:rPr>
+                <w:rFonts w:ascii="Calibri" w:hAnsi="Calibri"/>
+                <w:b/>
+                <w:bCs/>
+                <w:color w:val="1F3864" w:themeColor="accent1" w:themeShade="80"/>
+              </w:rPr>
+            </w:pPr>
+            <w:r>
+              <w:rPr>
+                <w:rFonts w:ascii="Calibri" w:hAnsi="Calibri"/>
+                <w:b/>
+                <w:bCs/>
+                <w:color w:val="1F3864" w:themeColor="accent1" w:themeShade="80"/>
               </w:rPr>
               <w:t>Al tener este documento podremos tener una comprensión clara y completa de los requisitos de nuestro proyecto, </w:t>
             </w:r>
@@ -5000,22 +4722,21 @@
           </w:tcPr>
           <w:p>
             <w:pPr>
-              <w:spacing w:after="0" w:line="240" w:lineRule="auto"/>
-              <w:jc w:val="both"/>
-              <w:rPr>
-                <w:rFonts w:ascii="Times New Roman" w:eastAsia="Times New Roman" w:hAnsi="Times New Roman" w:cs="Times New Roman"/>
-                <w:sz w:val="24"/>
-                <w:szCs w:val="24"/>
-                <w:lang w:eastAsia="es-CL"/>
-              </w:rPr>
-            </w:pPr>
-            <w:r>
-              <w:rPr>
-                <w:rFonts w:ascii="Calibri" w:eastAsia="Times New Roman" w:hAnsi="Calibri" w:cs="Calibri"/>
-                <w:b/>
-                <w:bCs/>
-                <w:color w:val="1F4E79"/>
-                <w:lang w:eastAsia="es-CL"/>
+              <w:pStyle w:val="Piedepgina"/>
+              <w:jc w:val="both"/>
+              <w:rPr>
+                <w:rFonts w:ascii="Calibri" w:hAnsi="Calibri"/>
+                <w:b/>
+                <w:bCs/>
+                <w:color w:val="1F3864" w:themeColor="accent1" w:themeShade="80"/>
+              </w:rPr>
+            </w:pPr>
+            <w:r>
+              <w:rPr>
+                <w:rFonts w:ascii="Calibri" w:hAnsi="Calibri"/>
+                <w:b/>
+                <w:bCs/>
+                <w:color w:val="1F3864" w:themeColor="accent1" w:themeShade="80"/>
               </w:rPr>
               <w:t>Avance</w:t>
             </w:r>
@@ -5028,22 +4749,21 @@
           </w:tcPr>
           <w:p>
             <w:pPr>
-              <w:spacing w:after="0" w:line="240" w:lineRule="auto"/>
-              <w:jc w:val="both"/>
-              <w:rPr>
-                <w:rFonts w:ascii="Times New Roman" w:eastAsia="Times New Roman" w:hAnsi="Times New Roman" w:cs="Times New Roman"/>
-                <w:sz w:val="24"/>
-                <w:szCs w:val="24"/>
-                <w:lang w:eastAsia="es-CL"/>
-              </w:rPr>
-            </w:pPr>
-            <w:r>
-              <w:rPr>
-                <w:rFonts w:ascii="Calibri" w:eastAsia="Times New Roman" w:hAnsi="Calibri" w:cs="Calibri"/>
-                <w:b/>
-                <w:bCs/>
-                <w:color w:val="1F4E79"/>
-                <w:lang w:eastAsia="es-CL"/>
+              <w:pStyle w:val="Piedepgina"/>
+              <w:jc w:val="both"/>
+              <w:rPr>
+                <w:rFonts w:ascii="Calibri" w:hAnsi="Calibri"/>
+                <w:b/>
+                <w:bCs/>
+                <w:color w:val="1F3864" w:themeColor="accent1" w:themeShade="80"/>
+              </w:rPr>
+            </w:pPr>
+            <w:r>
+              <w:rPr>
+                <w:rFonts w:ascii="Calibri" w:hAnsi="Calibri"/>
+                <w:b/>
+                <w:bCs/>
+                <w:color w:val="1F3864" w:themeColor="accent1" w:themeShade="80"/>
               </w:rPr>
               <w:t>Casos de uso Específicos UML</w:t>
             </w:r>
@@ -5056,26 +4776,33 @@
           </w:tcPr>
           <w:p>
             <w:pPr>
-              <w:spacing w:after="0" w:line="240" w:lineRule="auto"/>
-              <w:jc w:val="both"/>
-              <w:rPr>
-                <w:rFonts w:ascii="Times New Roman" w:eastAsia="Times New Roman" w:hAnsi="Times New Roman" w:cs="Times New Roman"/>
-                <w:sz w:val="24"/>
-                <w:szCs w:val="24"/>
-                <w:lang w:eastAsia="es-CL"/>
-              </w:rPr>
-            </w:pPr>
-            <w:r>
-              <w:rPr>
-                <w:rFonts w:ascii="Calibri" w:eastAsia="Times New Roman" w:hAnsi="Calibri" w:cs="Calibri"/>
-                <w:b/>
-                <w:bCs/>
-                <w:color w:val="1F4E79"/>
-                <w:sz w:val="18"/>
-                <w:szCs w:val="18"/>
-                <w:lang w:eastAsia="es-CL"/>
-              </w:rPr>
-              <w:t>secuencia de acciones que realiza un sistema y que conduce a un resultado observable</w:t>
+              <w:pStyle w:val="Piedepgina"/>
+              <w:jc w:val="both"/>
+              <w:rPr>
+                <w:rFonts w:ascii="Calibri" w:hAnsi="Calibri"/>
+                <w:b/>
+                <w:bCs/>
+                <w:color w:val="1F3864" w:themeColor="accent1" w:themeShade="80"/>
+              </w:rPr>
+            </w:pPr>
+            <w:r>
+              <w:rPr>
+                <w:rFonts w:ascii="Calibri" w:hAnsi="Calibri"/>
+                <w:b/>
+                <w:bCs/>
+                <w:color w:val="1F3864" w:themeColor="accent1" w:themeShade="80"/>
+              </w:rPr>
+              <w:t xml:space="preserve">secuencia de acciones que realiza un sistema y que </w:t>
+            </w:r>
+            <w:r>
+              <w:rPr>
+                <w:rFonts w:ascii="Calibri" w:hAnsi="Calibri"/>
+                <w:b/>
+                <w:bCs/>
+                <w:color w:val="1F3864" w:themeColor="accent1" w:themeShade="80"/>
+              </w:rPr>
+              <w:lastRenderedPageBreak/>
+              <w:t>conduce a un resultado observable</w:t>
             </w:r>
           </w:p>
         </w:tc>
@@ -5086,50 +4813,52 @@
           </w:tcPr>
           <w:p>
             <w:pPr>
-              <w:spacing w:after="0" w:line="240" w:lineRule="auto"/>
-              <w:jc w:val="both"/>
-              <w:rPr>
-                <w:rFonts w:ascii="Times New Roman" w:eastAsia="Times New Roman" w:hAnsi="Times New Roman" w:cs="Times New Roman"/>
-                <w:sz w:val="24"/>
-                <w:szCs w:val="24"/>
-                <w:lang w:eastAsia="es-CL"/>
-              </w:rPr>
-            </w:pPr>
-            <w:r>
-              <w:rPr>
-                <w:rFonts w:ascii="Calibri" w:eastAsia="Times New Roman" w:hAnsi="Calibri" w:cs="Calibri"/>
-                <w:b/>
-                <w:bCs/>
-                <w:color w:val="1F4E79"/>
-                <w:sz w:val="18"/>
-                <w:szCs w:val="18"/>
-                <w:lang w:eastAsia="es-CL"/>
-              </w:rPr>
+              <w:pStyle w:val="Piedepgina"/>
+              <w:jc w:val="both"/>
+              <w:rPr>
+                <w:rFonts w:ascii="Calibri" w:hAnsi="Calibri"/>
+                <w:b/>
+                <w:bCs/>
+                <w:color w:val="1F3864" w:themeColor="accent1" w:themeShade="80"/>
+              </w:rPr>
+            </w:pPr>
+            <w:r>
+              <w:rPr>
+                <w:rFonts w:ascii="Calibri" w:hAnsi="Calibri"/>
+                <w:b/>
+                <w:bCs/>
+                <w:color w:val="1F3864" w:themeColor="accent1" w:themeShade="80"/>
+              </w:rPr>
+              <w:lastRenderedPageBreak/>
               <w:t xml:space="preserve">Con un </w:t>
             </w:r>
             <w:r>
               <w:rPr>
-                <w:rFonts w:ascii="Calibri" w:eastAsia="Times New Roman" w:hAnsi="Calibri" w:cs="Calibri"/>
-                <w:b/>
-                <w:bCs/>
-                <w:color w:val="1F4E79"/>
-                <w:sz w:val="18"/>
-                <w:szCs w:val="18"/>
-                <w:lang w:eastAsia="es-CL"/>
+                <w:rFonts w:ascii="Calibri" w:hAnsi="Calibri"/>
+                <w:b/>
+                <w:bCs/>
+                <w:color w:val="1F3864" w:themeColor="accent1" w:themeShade="80"/>
               </w:rPr>
               <w:t>UML</w:t>
             </w:r>
             <w:r>
               <w:rPr>
-                <w:rFonts w:ascii="Calibri" w:eastAsia="Times New Roman" w:hAnsi="Calibri" w:cs="Calibri"/>
-                <w:b/>
-                <w:bCs/>
-                <w:color w:val="1F4E79"/>
-                <w:sz w:val="18"/>
-                <w:szCs w:val="18"/>
-                <w:lang w:eastAsia="es-CL"/>
-              </w:rPr>
-              <w:t xml:space="preserve"> tenemos una forma de mostrar visualmente el comportamiento y la estructura de nuestro sistema</w:t>
+                <w:rFonts w:ascii="Calibri" w:hAnsi="Calibri"/>
+                <w:b/>
+                <w:bCs/>
+                <w:color w:val="1F3864" w:themeColor="accent1" w:themeShade="80"/>
+              </w:rPr>
+              <w:t xml:space="preserve"> tenemos una forma de mostrar visualmente el </w:t>
+            </w:r>
+            <w:r>
+              <w:rPr>
+                <w:rFonts w:ascii="Calibri" w:hAnsi="Calibri"/>
+                <w:b/>
+                <w:bCs/>
+                <w:color w:val="1F3864" w:themeColor="accent1" w:themeShade="80"/>
+              </w:rPr>
+              <w:lastRenderedPageBreak/>
+              <w:t>comportamiento y la estructura de nuestro sistema</w:t>
             </w:r>
           </w:p>
         </w:tc>
@@ -5155,23 +4884,23 @@
           </w:tcPr>
           <w:p>
             <w:pPr>
-              <w:spacing w:after="0" w:line="240" w:lineRule="auto"/>
-              <w:jc w:val="both"/>
-              <w:rPr>
-                <w:rFonts w:ascii="Times New Roman" w:eastAsia="Times New Roman" w:hAnsi="Times New Roman" w:cs="Times New Roman"/>
-                <w:sz w:val="24"/>
-                <w:szCs w:val="24"/>
-                <w:lang w:eastAsia="es-CL"/>
-              </w:rPr>
-            </w:pPr>
-            <w:r>
-              <w:rPr>
-                <w:rFonts w:ascii="Calibri" w:eastAsia="Times New Roman" w:hAnsi="Calibri" w:cs="Calibri"/>
-                <w:b/>
-                <w:bCs/>
-                <w:color w:val="1F4E79"/>
-                <w:lang w:eastAsia="es-CL"/>
-              </w:rPr>
+              <w:pStyle w:val="Piedepgina"/>
+              <w:jc w:val="both"/>
+              <w:rPr>
+                <w:rFonts w:ascii="Calibri" w:hAnsi="Calibri"/>
+                <w:b/>
+                <w:bCs/>
+                <w:color w:val="1F3864" w:themeColor="accent1" w:themeShade="80"/>
+              </w:rPr>
+            </w:pPr>
+            <w:r>
+              <w:rPr>
+                <w:rFonts w:ascii="Calibri" w:hAnsi="Calibri"/>
+                <w:b/>
+                <w:bCs/>
+                <w:color w:val="1F3864" w:themeColor="accent1" w:themeShade="80"/>
+              </w:rPr>
+              <w:lastRenderedPageBreak/>
               <w:t>Avance</w:t>
             </w:r>
           </w:p>
@@ -5183,22 +4912,21 @@
           </w:tcPr>
           <w:p>
             <w:pPr>
-              <w:spacing w:after="0" w:line="240" w:lineRule="auto"/>
-              <w:jc w:val="both"/>
-              <w:rPr>
-                <w:rFonts w:ascii="Times New Roman" w:eastAsia="Times New Roman" w:hAnsi="Times New Roman" w:cs="Times New Roman"/>
-                <w:sz w:val="24"/>
-                <w:szCs w:val="24"/>
-                <w:lang w:eastAsia="es-CL"/>
-              </w:rPr>
-            </w:pPr>
-            <w:r>
-              <w:rPr>
-                <w:rFonts w:ascii="Calibri" w:eastAsia="Times New Roman" w:hAnsi="Calibri" w:cs="Calibri"/>
-                <w:b/>
-                <w:bCs/>
-                <w:color w:val="1F4E79"/>
-                <w:lang w:eastAsia="es-CL"/>
+              <w:pStyle w:val="Piedepgina"/>
+              <w:jc w:val="both"/>
+              <w:rPr>
+                <w:rFonts w:ascii="Calibri" w:hAnsi="Calibri"/>
+                <w:b/>
+                <w:bCs/>
+                <w:color w:val="1F3864" w:themeColor="accent1" w:themeShade="80"/>
+              </w:rPr>
+            </w:pPr>
+            <w:r>
+              <w:rPr>
+                <w:rFonts w:ascii="Calibri" w:hAnsi="Calibri"/>
+                <w:b/>
+                <w:bCs/>
+                <w:color w:val="1F3864" w:themeColor="accent1" w:themeShade="80"/>
               </w:rPr>
               <w:t>Diagrama de Arquitectura</w:t>
             </w:r>
@@ -5211,24 +4939,21 @@
           </w:tcPr>
           <w:p>
             <w:pPr>
-              <w:spacing w:after="0" w:line="240" w:lineRule="auto"/>
-              <w:jc w:val="both"/>
-              <w:rPr>
-                <w:rFonts w:ascii="Times New Roman" w:eastAsia="Times New Roman" w:hAnsi="Times New Roman" w:cs="Times New Roman"/>
-                <w:sz w:val="24"/>
-                <w:szCs w:val="24"/>
-                <w:lang w:eastAsia="es-CL"/>
-              </w:rPr>
-            </w:pPr>
-            <w:r>
-              <w:rPr>
-                <w:rFonts w:ascii="Calibri" w:eastAsia="Times New Roman" w:hAnsi="Calibri" w:cs="Calibri"/>
-                <w:b/>
-                <w:bCs/>
-                <w:color w:val="1F4E79"/>
-                <w:sz w:val="18"/>
-                <w:szCs w:val="18"/>
-                <w:lang w:eastAsia="es-CL"/>
+              <w:pStyle w:val="Piedepgina"/>
+              <w:jc w:val="both"/>
+              <w:rPr>
+                <w:rFonts w:ascii="Calibri" w:hAnsi="Calibri"/>
+                <w:b/>
+                <w:bCs/>
+                <w:color w:val="1F3864" w:themeColor="accent1" w:themeShade="80"/>
+              </w:rPr>
+            </w:pPr>
+            <w:r>
+              <w:rPr>
+                <w:rFonts w:ascii="Calibri" w:hAnsi="Calibri"/>
+                <w:b/>
+                <w:bCs/>
+                <w:color w:val="1F3864" w:themeColor="accent1" w:themeShade="80"/>
               </w:rPr>
               <w:t>Construir el modelo arquitectónico de una solución sistémica que soporte los procesos de negocio de acuerdo los requerimientos de la organización y estándares industriales.</w:t>
             </w:r>
@@ -5241,24 +4966,21 @@
           </w:tcPr>
           <w:p>
             <w:pPr>
-              <w:spacing w:after="0" w:line="240" w:lineRule="auto"/>
-              <w:jc w:val="both"/>
-              <w:rPr>
-                <w:rFonts w:ascii="Times New Roman" w:eastAsia="Times New Roman" w:hAnsi="Times New Roman" w:cs="Times New Roman"/>
-                <w:sz w:val="24"/>
-                <w:szCs w:val="24"/>
-                <w:lang w:eastAsia="es-CL"/>
-              </w:rPr>
-            </w:pPr>
-            <w:r>
-              <w:rPr>
-                <w:rFonts w:ascii="Calibri" w:eastAsia="Times New Roman" w:hAnsi="Calibri" w:cs="Calibri"/>
-                <w:b/>
-                <w:bCs/>
-                <w:color w:val="1F4E79"/>
-                <w:sz w:val="18"/>
-                <w:szCs w:val="18"/>
-                <w:lang w:eastAsia="es-CL"/>
+              <w:pStyle w:val="Piedepgina"/>
+              <w:jc w:val="both"/>
+              <w:rPr>
+                <w:rFonts w:ascii="Calibri" w:hAnsi="Calibri"/>
+                <w:b/>
+                <w:bCs/>
+                <w:color w:val="1F3864" w:themeColor="accent1" w:themeShade="80"/>
+              </w:rPr>
+            </w:pPr>
+            <w:r>
+              <w:rPr>
+                <w:rFonts w:ascii="Calibri" w:hAnsi="Calibri"/>
+                <w:b/>
+                <w:bCs/>
+                <w:color w:val="1F3864" w:themeColor="accent1" w:themeShade="80"/>
               </w:rPr>
               <w:t>El diagrama de arquitectura nos ayuda a definir bajo qué patrón arquitectónico se desarrollará el programa. Cómo estará estructurado nuestro modelo de código, este documento nos ayuda a tener una mejor visión de cómo nuestro software escalera y se adaptará a nuevas tecnologías</w:t>
             </w:r>
@@ -5286,22 +5008,21 @@
           </w:tcPr>
           <w:p>
             <w:pPr>
-              <w:spacing w:after="0" w:line="240" w:lineRule="auto"/>
-              <w:jc w:val="both"/>
-              <w:rPr>
-                <w:rFonts w:ascii="Times New Roman" w:eastAsia="Times New Roman" w:hAnsi="Times New Roman" w:cs="Times New Roman"/>
-                <w:sz w:val="24"/>
-                <w:szCs w:val="24"/>
-                <w:lang w:eastAsia="es-CL"/>
-              </w:rPr>
-            </w:pPr>
-            <w:r>
-              <w:rPr>
-                <w:rFonts w:ascii="Calibri" w:eastAsia="Times New Roman" w:hAnsi="Calibri" w:cs="Calibri"/>
-                <w:b/>
-                <w:bCs/>
-                <w:color w:val="1F4E79"/>
-                <w:lang w:eastAsia="es-CL"/>
+              <w:pStyle w:val="Piedepgina"/>
+              <w:jc w:val="both"/>
+              <w:rPr>
+                <w:rFonts w:ascii="Calibri" w:hAnsi="Calibri"/>
+                <w:b/>
+                <w:bCs/>
+                <w:color w:val="1F3864" w:themeColor="accent1" w:themeShade="80"/>
+              </w:rPr>
+            </w:pPr>
+            <w:r>
+              <w:rPr>
+                <w:rFonts w:ascii="Calibri" w:hAnsi="Calibri"/>
+                <w:b/>
+                <w:bCs/>
+                <w:color w:val="1F3864" w:themeColor="accent1" w:themeShade="80"/>
               </w:rPr>
               <w:t>Avance/Final</w:t>
             </w:r>
@@ -5314,22 +5035,21 @@
           </w:tcPr>
           <w:p>
             <w:pPr>
-              <w:spacing w:after="0" w:line="240" w:lineRule="auto"/>
-              <w:jc w:val="both"/>
-              <w:rPr>
-                <w:rFonts w:ascii="Times New Roman" w:eastAsia="Times New Roman" w:hAnsi="Times New Roman" w:cs="Times New Roman"/>
-                <w:sz w:val="24"/>
-                <w:szCs w:val="24"/>
-                <w:lang w:eastAsia="es-CL"/>
-              </w:rPr>
-            </w:pPr>
-            <w:r>
-              <w:rPr>
-                <w:rFonts w:ascii="Calibri" w:eastAsia="Times New Roman" w:hAnsi="Calibri" w:cs="Calibri"/>
-                <w:b/>
-                <w:bCs/>
-                <w:color w:val="1F4E79"/>
-                <w:lang w:eastAsia="es-CL"/>
+              <w:pStyle w:val="Piedepgina"/>
+              <w:jc w:val="both"/>
+              <w:rPr>
+                <w:rFonts w:ascii="Calibri" w:hAnsi="Calibri"/>
+                <w:b/>
+                <w:bCs/>
+                <w:color w:val="1F3864" w:themeColor="accent1" w:themeShade="80"/>
+              </w:rPr>
+            </w:pPr>
+            <w:r>
+              <w:rPr>
+                <w:rFonts w:ascii="Calibri" w:hAnsi="Calibri"/>
+                <w:b/>
+                <w:bCs/>
+                <w:color w:val="1F3864" w:themeColor="accent1" w:themeShade="80"/>
               </w:rPr>
               <w:t>Mockups interfaz de sistemas completo</w:t>
             </w:r>
@@ -5342,72 +5062,50 @@
           </w:tcPr>
           <w:p>
             <w:pPr>
-              <w:spacing w:after="0" w:line="240" w:lineRule="auto"/>
-              <w:jc w:val="both"/>
-              <w:rPr>
-                <w:rFonts w:ascii="Times New Roman" w:eastAsia="Times New Roman" w:hAnsi="Times New Roman" w:cs="Times New Roman"/>
-                <w:sz w:val="24"/>
-                <w:szCs w:val="24"/>
-                <w:lang w:eastAsia="es-CL"/>
-              </w:rPr>
-            </w:pPr>
-            <w:r>
-              <w:rPr>
-                <w:rFonts w:ascii="Calibri" w:eastAsia="Times New Roman" w:hAnsi="Calibri" w:cs="Calibri"/>
-                <w:b/>
-                <w:bCs/>
-                <w:color w:val="1F4E79"/>
-                <w:sz w:val="18"/>
-                <w:szCs w:val="18"/>
-                <w:lang w:eastAsia="es-CL"/>
+              <w:pStyle w:val="Piedepgina"/>
+              <w:jc w:val="both"/>
+              <w:rPr>
+                <w:rFonts w:ascii="Calibri" w:hAnsi="Calibri"/>
+                <w:b/>
+                <w:bCs/>
+                <w:color w:val="1F3864" w:themeColor="accent1" w:themeShade="80"/>
+              </w:rPr>
+            </w:pPr>
+            <w:r>
+              <w:rPr>
+                <w:rFonts w:ascii="Calibri" w:hAnsi="Calibri"/>
+                <w:b/>
+                <w:bCs/>
+                <w:color w:val="1F3864" w:themeColor="accent1" w:themeShade="80"/>
               </w:rPr>
               <w:t>modelo,</w:t>
             </w:r>
             <w:r>
               <w:rPr>
-                <w:rFonts w:ascii="Calibri" w:eastAsia="Times New Roman" w:hAnsi="Calibri" w:cs="Calibri"/>
-                <w:b/>
-                <w:bCs/>
-                <w:color w:val="1F4E79"/>
-                <w:sz w:val="18"/>
-                <w:szCs w:val="18"/>
-                <w:lang w:eastAsia="es-CL"/>
+                <w:rFonts w:ascii="Calibri" w:hAnsi="Calibri"/>
+                <w:b/>
+                <w:bCs/>
+                <w:color w:val="1F3864" w:themeColor="accent1" w:themeShade="80"/>
               </w:rPr>
               <w:t xml:space="preserve"> diagrama o prototipo que se utiliza para exhibir o probar un diseño, en este </w:t>
             </w:r>
             <w:r>
               <w:rPr>
-                <w:rFonts w:ascii="Calibri" w:eastAsia="Times New Roman" w:hAnsi="Calibri" w:cs="Calibri"/>
-                <w:b/>
-                <w:bCs/>
-                <w:color w:val="1F4E79"/>
-                <w:sz w:val="18"/>
-                <w:szCs w:val="18"/>
-                <w:lang w:eastAsia="es-CL"/>
+                <w:rFonts w:ascii="Calibri" w:hAnsi="Calibri"/>
+                <w:b/>
+                <w:bCs/>
+                <w:color w:val="1F3864" w:themeColor="accent1" w:themeShade="80"/>
               </w:rPr>
               <w:t>caso, sistema</w:t>
             </w:r>
             <w:r>
               <w:rPr>
-                <w:rFonts w:ascii="Calibri" w:eastAsia="Times New Roman" w:hAnsi="Calibri" w:cs="Calibri"/>
-                <w:b/>
-                <w:bCs/>
-                <w:color w:val="1F4E79"/>
-                <w:sz w:val="18"/>
-                <w:szCs w:val="18"/>
-                <w:lang w:eastAsia="es-CL"/>
-              </w:rPr>
-              <w:t xml:space="preserve"> o sistemas a desarrolla</w:t>
-            </w:r>
-            <w:r>
-              <w:rPr>
-                <w:rFonts w:ascii="Calibri" w:eastAsia="Times New Roman" w:hAnsi="Calibri" w:cs="Calibri"/>
-                <w:b/>
-                <w:bCs/>
-                <w:color w:val="1F4E79"/>
-                <w:lang w:eastAsia="es-CL"/>
-              </w:rPr>
-              <w:t>r</w:t>
+                <w:rFonts w:ascii="Calibri" w:hAnsi="Calibri"/>
+                <w:b/>
+                <w:bCs/>
+                <w:color w:val="1F3864" w:themeColor="accent1" w:themeShade="80"/>
+              </w:rPr>
+              <w:t xml:space="preserve"> o sistemas a desarrollar</w:t>
             </w:r>
           </w:p>
         </w:tc>
@@ -5418,60 +5116,48 @@
           </w:tcPr>
           <w:p>
             <w:pPr>
-              <w:spacing w:after="0" w:line="240" w:lineRule="auto"/>
-              <w:jc w:val="both"/>
-              <w:rPr>
-                <w:rFonts w:ascii="Times New Roman" w:eastAsia="Times New Roman" w:hAnsi="Times New Roman" w:cs="Times New Roman"/>
-                <w:sz w:val="24"/>
-                <w:szCs w:val="24"/>
-                <w:lang w:eastAsia="es-CL"/>
-              </w:rPr>
-            </w:pPr>
-            <w:r>
-              <w:rPr>
-                <w:rFonts w:ascii="Calibri" w:eastAsia="Times New Roman" w:hAnsi="Calibri" w:cs="Calibri"/>
-                <w:b/>
-                <w:bCs/>
-                <w:color w:val="1F4E79"/>
-                <w:sz w:val="18"/>
-                <w:szCs w:val="18"/>
-                <w:lang w:eastAsia="es-CL"/>
+              <w:pStyle w:val="Piedepgina"/>
+              <w:jc w:val="both"/>
+              <w:rPr>
+                <w:rFonts w:ascii="Calibri" w:hAnsi="Calibri"/>
+                <w:b/>
+                <w:bCs/>
+                <w:color w:val="1F3864" w:themeColor="accent1" w:themeShade="80"/>
+              </w:rPr>
+            </w:pPr>
+            <w:r>
+              <w:rPr>
+                <w:rFonts w:ascii="Calibri" w:hAnsi="Calibri"/>
+                <w:b/>
+                <w:bCs/>
+                <w:color w:val="1F3864" w:themeColor="accent1" w:themeShade="80"/>
               </w:rPr>
               <w:t xml:space="preserve">Al tener un mockup podremos </w:t>
             </w:r>
             <w:r>
               <w:rPr>
-                <w:rFonts w:ascii="Calibri" w:eastAsia="Times New Roman" w:hAnsi="Calibri" w:cs="Calibri"/>
-                <w:b/>
-                <w:bCs/>
-                <w:color w:val="1F4E79"/>
-                <w:sz w:val="18"/>
-                <w:szCs w:val="18"/>
-                <w:lang w:eastAsia="es-CL"/>
+                <w:rFonts w:ascii="Calibri" w:hAnsi="Calibri"/>
+                <w:b/>
+                <w:bCs/>
+                <w:color w:val="1F3864" w:themeColor="accent1" w:themeShade="80"/>
               </w:rPr>
               <w:t>mostrar</w:t>
             </w:r>
             <w:r>
               <w:rPr>
-                <w:rFonts w:ascii="Calibri" w:eastAsia="Times New Roman" w:hAnsi="Calibri" w:cs="Calibri"/>
-                <w:b/>
-                <w:bCs/>
-                <w:color w:val="1F4E79"/>
-                <w:sz w:val="18"/>
-                <w:szCs w:val="18"/>
-                <w:lang w:eastAsia="es-CL"/>
+                <w:rFonts w:ascii="Calibri" w:hAnsi="Calibri"/>
+                <w:b/>
+                <w:bCs/>
+                <w:color w:val="1F3864" w:themeColor="accent1" w:themeShade="80"/>
               </w:rPr>
               <w:t xml:space="preserve"> un prototipo de cómo será </w:t>
             </w:r>
             <w:r>
               <w:rPr>
-                <w:rFonts w:ascii="Calibri" w:eastAsia="Times New Roman" w:hAnsi="Calibri" w:cs="Calibri"/>
-                <w:b/>
-                <w:bCs/>
-                <w:color w:val="1F4E79"/>
-                <w:sz w:val="18"/>
-                <w:szCs w:val="18"/>
-                <w:lang w:eastAsia="es-CL"/>
+                <w:rFonts w:ascii="Calibri" w:hAnsi="Calibri"/>
+                <w:b/>
+                <w:bCs/>
+                <w:color w:val="1F3864" w:themeColor="accent1" w:themeShade="80"/>
               </w:rPr>
               <w:t>visualmente.</w:t>
             </w:r>
@@ -5499,22 +5185,21 @@
           </w:tcPr>
           <w:p>
             <w:pPr>
-              <w:spacing w:after="0" w:line="240" w:lineRule="auto"/>
-              <w:jc w:val="both"/>
-              <w:rPr>
-                <w:rFonts w:ascii="Times New Roman" w:eastAsia="Times New Roman" w:hAnsi="Times New Roman" w:cs="Times New Roman"/>
-                <w:sz w:val="24"/>
-                <w:szCs w:val="24"/>
-                <w:lang w:eastAsia="es-CL"/>
-              </w:rPr>
-            </w:pPr>
-            <w:r>
-              <w:rPr>
-                <w:rFonts w:ascii="Calibri" w:eastAsia="Times New Roman" w:hAnsi="Calibri" w:cs="Calibri"/>
-                <w:b/>
-                <w:bCs/>
-                <w:color w:val="1F4E79"/>
-                <w:lang w:eastAsia="es-CL"/>
+              <w:pStyle w:val="Piedepgina"/>
+              <w:jc w:val="both"/>
+              <w:rPr>
+                <w:rFonts w:ascii="Calibri" w:hAnsi="Calibri"/>
+                <w:b/>
+                <w:bCs/>
+                <w:color w:val="1F3864" w:themeColor="accent1" w:themeShade="80"/>
+              </w:rPr>
+            </w:pPr>
+            <w:r>
+              <w:rPr>
+                <w:rFonts w:ascii="Calibri" w:hAnsi="Calibri"/>
+                <w:b/>
+                <w:bCs/>
+                <w:color w:val="1F3864" w:themeColor="accent1" w:themeShade="80"/>
               </w:rPr>
               <w:t>Avance</w:t>
             </w:r>
@@ -5527,22 +5212,21 @@
           </w:tcPr>
           <w:p>
             <w:pPr>
-              <w:spacing w:after="0" w:line="240" w:lineRule="auto"/>
-              <w:jc w:val="both"/>
-              <w:rPr>
-                <w:rFonts w:ascii="Times New Roman" w:eastAsia="Times New Roman" w:hAnsi="Times New Roman" w:cs="Times New Roman"/>
-                <w:sz w:val="24"/>
-                <w:szCs w:val="24"/>
-                <w:lang w:eastAsia="es-CL"/>
-              </w:rPr>
-            </w:pPr>
-            <w:r>
-              <w:rPr>
-                <w:rFonts w:ascii="Calibri" w:eastAsia="Times New Roman" w:hAnsi="Calibri" w:cs="Calibri"/>
-                <w:b/>
-                <w:bCs/>
-                <w:color w:val="1F4E79"/>
-                <w:lang w:eastAsia="es-CL"/>
+              <w:pStyle w:val="Piedepgina"/>
+              <w:jc w:val="both"/>
+              <w:rPr>
+                <w:rFonts w:ascii="Calibri" w:hAnsi="Calibri"/>
+                <w:b/>
+                <w:bCs/>
+                <w:color w:val="1F3864" w:themeColor="accent1" w:themeShade="80"/>
+              </w:rPr>
+            </w:pPr>
+            <w:r>
+              <w:rPr>
+                <w:rFonts w:ascii="Calibri" w:hAnsi="Calibri"/>
+                <w:b/>
+                <w:bCs/>
+                <w:color w:val="1F3864" w:themeColor="accent1" w:themeShade="80"/>
               </w:rPr>
               <w:t>Diagrama de Actividad UML</w:t>
             </w:r>
@@ -5555,24 +5239,21 @@
           </w:tcPr>
           <w:p>
             <w:pPr>
-              <w:spacing w:after="0" w:line="240" w:lineRule="auto"/>
-              <w:jc w:val="both"/>
-              <w:rPr>
-                <w:rFonts w:ascii="Times New Roman" w:eastAsia="Times New Roman" w:hAnsi="Times New Roman" w:cs="Times New Roman"/>
-                <w:sz w:val="24"/>
-                <w:szCs w:val="24"/>
-                <w:lang w:eastAsia="es-CL"/>
-              </w:rPr>
-            </w:pPr>
-            <w:r>
-              <w:rPr>
-                <w:rFonts w:ascii="Calibri" w:eastAsia="Times New Roman" w:hAnsi="Calibri" w:cs="Calibri"/>
-                <w:b/>
-                <w:bCs/>
-                <w:color w:val="1F4E79"/>
-                <w:sz w:val="18"/>
-                <w:szCs w:val="18"/>
-                <w:lang w:eastAsia="es-CL"/>
+              <w:pStyle w:val="Piedepgina"/>
+              <w:jc w:val="both"/>
+              <w:rPr>
+                <w:rFonts w:ascii="Calibri" w:hAnsi="Calibri"/>
+                <w:b/>
+                <w:bCs/>
+                <w:color w:val="1F3864" w:themeColor="accent1" w:themeShade="80"/>
+              </w:rPr>
+            </w:pPr>
+            <w:r>
+              <w:rPr>
+                <w:rFonts w:ascii="Calibri" w:hAnsi="Calibri"/>
+                <w:b/>
+                <w:bCs/>
+                <w:color w:val="1F3864" w:themeColor="accent1" w:themeShade="80"/>
               </w:rPr>
               <w:t>diagrama de flujo que muestra actividades ejecutadas por un sistema</w:t>
             </w:r>
@@ -5585,72 +5266,57 @@
           </w:tcPr>
           <w:p>
             <w:pPr>
-              <w:spacing w:after="0" w:line="240" w:lineRule="auto"/>
-              <w:jc w:val="both"/>
-              <w:rPr>
-                <w:rFonts w:ascii="Times New Roman" w:eastAsia="Times New Roman" w:hAnsi="Times New Roman" w:cs="Times New Roman"/>
-                <w:sz w:val="24"/>
-                <w:szCs w:val="24"/>
-                <w:lang w:eastAsia="es-CL"/>
-              </w:rPr>
-            </w:pPr>
-            <w:r>
-              <w:rPr>
-                <w:rFonts w:ascii="Calibri" w:eastAsia="Times New Roman" w:hAnsi="Calibri" w:cs="Calibri"/>
-                <w:b/>
-                <w:bCs/>
-                <w:color w:val="1F4E79"/>
-                <w:sz w:val="18"/>
-                <w:szCs w:val="18"/>
-                <w:lang w:eastAsia="es-CL"/>
+              <w:pStyle w:val="Piedepgina"/>
+              <w:jc w:val="both"/>
+              <w:rPr>
+                <w:rFonts w:ascii="Calibri" w:hAnsi="Calibri"/>
+                <w:b/>
+                <w:bCs/>
+                <w:color w:val="1F3864" w:themeColor="accent1" w:themeShade="80"/>
+              </w:rPr>
+            </w:pPr>
+            <w:r>
+              <w:rPr>
+                <w:rFonts w:ascii="Calibri" w:hAnsi="Calibri"/>
+                <w:b/>
+                <w:bCs/>
+                <w:color w:val="1F3864" w:themeColor="accent1" w:themeShade="80"/>
               </w:rPr>
               <w:t xml:space="preserve">La inclusión de un diagrama UML nos permite visualizar de mejor manera el flujo de </w:t>
             </w:r>
             <w:r>
               <w:rPr>
-                <w:rFonts w:ascii="Calibri" w:eastAsia="Times New Roman" w:hAnsi="Calibri" w:cs="Calibri"/>
-                <w:b/>
-                <w:bCs/>
-                <w:color w:val="1F4E79"/>
-                <w:sz w:val="18"/>
-                <w:szCs w:val="18"/>
-                <w:lang w:eastAsia="es-CL"/>
+                <w:rFonts w:ascii="Calibri" w:hAnsi="Calibri"/>
+                <w:b/>
+                <w:bCs/>
+                <w:color w:val="1F3864" w:themeColor="accent1" w:themeShade="80"/>
               </w:rPr>
               <w:t>trabajo, analizar</w:t>
             </w:r>
             <w:r>
               <w:rPr>
-                <w:rFonts w:ascii="Calibri" w:eastAsia="Times New Roman" w:hAnsi="Calibri" w:cs="Calibri"/>
-                <w:b/>
-                <w:bCs/>
-                <w:color w:val="1F4E79"/>
-                <w:sz w:val="18"/>
-                <w:szCs w:val="18"/>
-                <w:lang w:eastAsia="es-CL"/>
+                <w:rFonts w:ascii="Calibri" w:hAnsi="Calibri"/>
+                <w:b/>
+                <w:bCs/>
+                <w:color w:val="1F3864" w:themeColor="accent1" w:themeShade="80"/>
               </w:rPr>
               <w:t xml:space="preserve"> y optimizar de mejor manera los </w:t>
             </w:r>
             <w:r>
               <w:rPr>
-                <w:rFonts w:ascii="Calibri" w:eastAsia="Times New Roman" w:hAnsi="Calibri" w:cs="Calibri"/>
-                <w:b/>
-                <w:bCs/>
-                <w:color w:val="1F4E79"/>
-                <w:sz w:val="18"/>
-                <w:szCs w:val="18"/>
-                <w:lang w:eastAsia="es-CL"/>
+                <w:rFonts w:ascii="Calibri" w:hAnsi="Calibri"/>
+                <w:b/>
+                <w:bCs/>
+                <w:color w:val="1F3864" w:themeColor="accent1" w:themeShade="80"/>
               </w:rPr>
               <w:t>procesos, detectar</w:t>
             </w:r>
             <w:r>
               <w:rPr>
-                <w:rFonts w:ascii="Calibri" w:eastAsia="Times New Roman" w:hAnsi="Calibri" w:cs="Calibri"/>
-                <w:b/>
-                <w:bCs/>
-                <w:color w:val="1F4E79"/>
-                <w:sz w:val="18"/>
-                <w:szCs w:val="18"/>
-                <w:lang w:eastAsia="es-CL"/>
+                <w:rFonts w:ascii="Calibri" w:hAnsi="Calibri"/>
+                <w:b/>
+                <w:bCs/>
+                <w:color w:val="1F3864" w:themeColor="accent1" w:themeShade="80"/>
               </w:rPr>
               <w:t xml:space="preserve"> errores y omisiones, entre otros.</w:t>
             </w:r>
@@ -5678,22 +5344,21 @@
           </w:tcPr>
           <w:p>
             <w:pPr>
-              <w:spacing w:after="0" w:line="240" w:lineRule="auto"/>
-              <w:jc w:val="both"/>
-              <w:rPr>
-                <w:rFonts w:ascii="Times New Roman" w:eastAsia="Times New Roman" w:hAnsi="Times New Roman" w:cs="Times New Roman"/>
-                <w:sz w:val="24"/>
-                <w:szCs w:val="24"/>
-                <w:lang w:eastAsia="es-CL"/>
-              </w:rPr>
-            </w:pPr>
-            <w:r>
-              <w:rPr>
-                <w:rFonts w:ascii="Calibri" w:eastAsia="Times New Roman" w:hAnsi="Calibri" w:cs="Calibri"/>
-                <w:b/>
-                <w:bCs/>
-                <w:color w:val="1F4E79"/>
-                <w:lang w:eastAsia="es-CL"/>
+              <w:pStyle w:val="Piedepgina"/>
+              <w:jc w:val="both"/>
+              <w:rPr>
+                <w:rFonts w:ascii="Calibri" w:hAnsi="Calibri"/>
+                <w:b/>
+                <w:bCs/>
+                <w:color w:val="1F3864" w:themeColor="accent1" w:themeShade="80"/>
+              </w:rPr>
+            </w:pPr>
+            <w:r>
+              <w:rPr>
+                <w:rFonts w:ascii="Calibri" w:hAnsi="Calibri"/>
+                <w:b/>
+                <w:bCs/>
+                <w:color w:val="1F3864" w:themeColor="accent1" w:themeShade="80"/>
               </w:rPr>
               <w:t>Avance</w:t>
             </w:r>
@@ -5706,22 +5371,21 @@
           </w:tcPr>
           <w:p>
             <w:pPr>
-              <w:spacing w:after="0" w:line="240" w:lineRule="auto"/>
-              <w:jc w:val="both"/>
-              <w:rPr>
-                <w:rFonts w:ascii="Times New Roman" w:eastAsia="Times New Roman" w:hAnsi="Times New Roman" w:cs="Times New Roman"/>
-                <w:sz w:val="24"/>
-                <w:szCs w:val="24"/>
-                <w:lang w:eastAsia="es-CL"/>
-              </w:rPr>
-            </w:pPr>
-            <w:r>
-              <w:rPr>
-                <w:rFonts w:ascii="Calibri" w:eastAsia="Times New Roman" w:hAnsi="Calibri" w:cs="Calibri"/>
-                <w:b/>
-                <w:bCs/>
-                <w:color w:val="1F4E79"/>
-                <w:lang w:eastAsia="es-CL"/>
+              <w:pStyle w:val="Piedepgina"/>
+              <w:jc w:val="both"/>
+              <w:rPr>
+                <w:rFonts w:ascii="Calibri" w:hAnsi="Calibri"/>
+                <w:b/>
+                <w:bCs/>
+                <w:color w:val="1F3864" w:themeColor="accent1" w:themeShade="80"/>
+              </w:rPr>
+            </w:pPr>
+            <w:r>
+              <w:rPr>
+                <w:rFonts w:ascii="Calibri" w:hAnsi="Calibri"/>
+                <w:b/>
+                <w:bCs/>
+                <w:color w:val="1F3864" w:themeColor="accent1" w:themeShade="80"/>
               </w:rPr>
               <w:t>Modelo E-R (Entidad Relación)</w:t>
             </w:r>
@@ -5734,48 +5398,39 @@
           </w:tcPr>
           <w:p>
             <w:pPr>
-              <w:spacing w:after="0" w:line="240" w:lineRule="auto"/>
-              <w:jc w:val="both"/>
-              <w:rPr>
-                <w:rFonts w:ascii="Times New Roman" w:eastAsia="Times New Roman" w:hAnsi="Times New Roman" w:cs="Times New Roman"/>
-                <w:sz w:val="24"/>
-                <w:szCs w:val="24"/>
-                <w:lang w:eastAsia="es-CL"/>
-              </w:rPr>
-            </w:pPr>
-            <w:r>
-              <w:rPr>
-                <w:rFonts w:ascii="Calibri" w:eastAsia="Times New Roman" w:hAnsi="Calibri" w:cs="Calibri"/>
-                <w:b/>
-                <w:bCs/>
-                <w:color w:val="1F4E79"/>
-                <w:sz w:val="18"/>
-                <w:szCs w:val="18"/>
-                <w:lang w:eastAsia="es-CL"/>
+              <w:pStyle w:val="Piedepgina"/>
+              <w:jc w:val="both"/>
+              <w:rPr>
+                <w:rFonts w:ascii="Calibri" w:hAnsi="Calibri"/>
+                <w:b/>
+                <w:bCs/>
+                <w:color w:val="1F3864" w:themeColor="accent1" w:themeShade="80"/>
+              </w:rPr>
+            </w:pPr>
+            <w:r>
+              <w:rPr>
+                <w:rFonts w:ascii="Calibri" w:hAnsi="Calibri"/>
+                <w:b/>
+                <w:bCs/>
+                <w:color w:val="1F3864" w:themeColor="accent1" w:themeShade="80"/>
               </w:rPr>
               <w:t xml:space="preserve">Herramienta utilizada en diagramas de base de </w:t>
             </w:r>
             <w:r>
               <w:rPr>
-                <w:rFonts w:ascii="Calibri" w:eastAsia="Times New Roman" w:hAnsi="Calibri" w:cs="Calibri"/>
-                <w:b/>
-                <w:bCs/>
-                <w:color w:val="1F4E79"/>
-                <w:sz w:val="18"/>
-                <w:szCs w:val="18"/>
-                <w:lang w:eastAsia="es-CL"/>
+                <w:rFonts w:ascii="Calibri" w:hAnsi="Calibri"/>
+                <w:b/>
+                <w:bCs/>
+                <w:color w:val="1F3864" w:themeColor="accent1" w:themeShade="80"/>
               </w:rPr>
               <w:t>datos,</w:t>
             </w:r>
             <w:r>
               <w:rPr>
-                <w:rFonts w:ascii="Calibri" w:eastAsia="Times New Roman" w:hAnsi="Calibri" w:cs="Calibri"/>
-                <w:b/>
-                <w:bCs/>
-                <w:color w:val="1F4E79"/>
-                <w:sz w:val="18"/>
-                <w:szCs w:val="18"/>
-                <w:lang w:eastAsia="es-CL"/>
+                <w:rFonts w:ascii="Calibri" w:hAnsi="Calibri"/>
+                <w:b/>
+                <w:bCs/>
+                <w:color w:val="1F3864" w:themeColor="accent1" w:themeShade="80"/>
               </w:rPr>
               <w:t xml:space="preserve"> representa las entidades de una base de datos y cómo se relacionan entre sí.</w:t>
             </w:r>
@@ -5788,24 +5443,21 @@
           </w:tcPr>
           <w:p>
             <w:pPr>
-              <w:spacing w:after="0" w:line="240" w:lineRule="auto"/>
-              <w:jc w:val="both"/>
-              <w:rPr>
-                <w:rFonts w:ascii="Times New Roman" w:eastAsia="Times New Roman" w:hAnsi="Times New Roman" w:cs="Times New Roman"/>
-                <w:sz w:val="24"/>
-                <w:szCs w:val="24"/>
-                <w:lang w:eastAsia="es-CL"/>
-              </w:rPr>
-            </w:pPr>
-            <w:r>
-              <w:rPr>
-                <w:rFonts w:ascii="Calibri" w:eastAsia="Times New Roman" w:hAnsi="Calibri" w:cs="Calibri"/>
-                <w:b/>
-                <w:bCs/>
-                <w:color w:val="1F4E79"/>
-                <w:sz w:val="18"/>
-                <w:szCs w:val="18"/>
-                <w:lang w:eastAsia="es-CL"/>
+              <w:pStyle w:val="Piedepgina"/>
+              <w:jc w:val="both"/>
+              <w:rPr>
+                <w:rFonts w:ascii="Calibri" w:hAnsi="Calibri"/>
+                <w:b/>
+                <w:bCs/>
+                <w:color w:val="1F3864" w:themeColor="accent1" w:themeShade="80"/>
+              </w:rPr>
+            </w:pPr>
+            <w:r>
+              <w:rPr>
+                <w:rFonts w:ascii="Calibri" w:hAnsi="Calibri"/>
+                <w:b/>
+                <w:bCs/>
+                <w:color w:val="1F3864" w:themeColor="accent1" w:themeShade="80"/>
               </w:rPr>
               <w:t>Nuestras clases de base de datos necesitan ser graficadas con un modelo entidad relación para así poder entender como una clase se relaciona y/o depende de otra para funcionar.</w:t>
             </w:r>
@@ -5833,22 +5485,21 @@
           </w:tcPr>
           <w:p>
             <w:pPr>
-              <w:spacing w:after="0" w:line="240" w:lineRule="auto"/>
-              <w:jc w:val="both"/>
-              <w:rPr>
-                <w:rFonts w:ascii="Times New Roman" w:eastAsia="Times New Roman" w:hAnsi="Times New Roman" w:cs="Times New Roman"/>
-                <w:sz w:val="24"/>
-                <w:szCs w:val="24"/>
-                <w:lang w:eastAsia="es-CL"/>
-              </w:rPr>
-            </w:pPr>
-            <w:r>
-              <w:rPr>
-                <w:rFonts w:ascii="Calibri" w:eastAsia="Times New Roman" w:hAnsi="Calibri" w:cs="Calibri"/>
-                <w:b/>
-                <w:bCs/>
-                <w:color w:val="1F4E79"/>
-                <w:lang w:eastAsia="es-CL"/>
+              <w:pStyle w:val="Piedepgina"/>
+              <w:jc w:val="both"/>
+              <w:rPr>
+                <w:rFonts w:ascii="Calibri" w:hAnsi="Calibri"/>
+                <w:b/>
+                <w:bCs/>
+                <w:color w:val="1F3864" w:themeColor="accent1" w:themeShade="80"/>
+              </w:rPr>
+            </w:pPr>
+            <w:r>
+              <w:rPr>
+                <w:rFonts w:ascii="Calibri" w:hAnsi="Calibri"/>
+                <w:b/>
+                <w:bCs/>
+                <w:color w:val="1F3864" w:themeColor="accent1" w:themeShade="80"/>
               </w:rPr>
               <w:t>Avance</w:t>
             </w:r>
@@ -5861,22 +5512,21 @@
           </w:tcPr>
           <w:p>
             <w:pPr>
-              <w:spacing w:after="0" w:line="240" w:lineRule="auto"/>
-              <w:jc w:val="both"/>
-              <w:rPr>
-                <w:rFonts w:ascii="Times New Roman" w:eastAsia="Times New Roman" w:hAnsi="Times New Roman" w:cs="Times New Roman"/>
-                <w:sz w:val="24"/>
-                <w:szCs w:val="24"/>
-                <w:lang w:eastAsia="es-CL"/>
-              </w:rPr>
-            </w:pPr>
-            <w:r>
-              <w:rPr>
-                <w:rFonts w:ascii="Calibri" w:eastAsia="Times New Roman" w:hAnsi="Calibri" w:cs="Calibri"/>
-                <w:b/>
-                <w:bCs/>
-                <w:color w:val="1F4E79"/>
-                <w:lang w:eastAsia="es-CL"/>
+              <w:pStyle w:val="Piedepgina"/>
+              <w:jc w:val="both"/>
+              <w:rPr>
+                <w:rFonts w:ascii="Calibri" w:hAnsi="Calibri"/>
+                <w:b/>
+                <w:bCs/>
+                <w:color w:val="1F3864" w:themeColor="accent1" w:themeShade="80"/>
+              </w:rPr>
+            </w:pPr>
+            <w:r>
+              <w:rPr>
+                <w:rFonts w:ascii="Calibri" w:hAnsi="Calibri"/>
+                <w:b/>
+                <w:bCs/>
+                <w:color w:val="1F3864" w:themeColor="accent1" w:themeShade="80"/>
               </w:rPr>
               <w:t>Modelo Relacional normalizado</w:t>
             </w:r>
@@ -5889,36 +5539,30 @@
           </w:tcPr>
           <w:p>
             <w:pPr>
-              <w:spacing w:after="0" w:line="240" w:lineRule="auto"/>
-              <w:jc w:val="both"/>
-              <w:rPr>
-                <w:rFonts w:ascii="Times New Roman" w:eastAsia="Times New Roman" w:hAnsi="Times New Roman" w:cs="Times New Roman"/>
-                <w:sz w:val="24"/>
-                <w:szCs w:val="24"/>
-                <w:lang w:eastAsia="es-CL"/>
-              </w:rPr>
-            </w:pPr>
-            <w:r>
-              <w:rPr>
-                <w:rFonts w:ascii="Calibri" w:eastAsia="Times New Roman" w:hAnsi="Calibri" w:cs="Calibri"/>
-                <w:b/>
-                <w:bCs/>
-                <w:color w:val="1F4E79"/>
-                <w:sz w:val="18"/>
-                <w:szCs w:val="18"/>
-                <w:lang w:eastAsia="es-CL"/>
+              <w:pStyle w:val="Piedepgina"/>
+              <w:jc w:val="both"/>
+              <w:rPr>
+                <w:rFonts w:ascii="Calibri" w:hAnsi="Calibri"/>
+                <w:b/>
+                <w:bCs/>
+                <w:color w:val="1F3864" w:themeColor="accent1" w:themeShade="80"/>
+              </w:rPr>
+            </w:pPr>
+            <w:r>
+              <w:rPr>
+                <w:rFonts w:ascii="Calibri" w:hAnsi="Calibri"/>
+                <w:b/>
+                <w:bCs/>
+                <w:color w:val="1F3864" w:themeColor="accent1" w:themeShade="80"/>
               </w:rPr>
               <w:t xml:space="preserve">Diagrama de base de datos realizado bajo la tercera regla </w:t>
             </w:r>
             <w:r>
               <w:rPr>
-                <w:rFonts w:ascii="Calibri" w:eastAsia="Times New Roman" w:hAnsi="Calibri" w:cs="Calibri"/>
-                <w:b/>
-                <w:bCs/>
-                <w:color w:val="1F4E79"/>
-                <w:sz w:val="18"/>
-                <w:szCs w:val="18"/>
-                <w:lang w:eastAsia="es-CL"/>
+                <w:rFonts w:ascii="Calibri" w:hAnsi="Calibri"/>
+                <w:b/>
+                <w:bCs/>
+                <w:color w:val="1F3864" w:themeColor="accent1" w:themeShade="80"/>
               </w:rPr>
               <w:t>normal.</w:t>
             </w:r>
@@ -5931,24 +5575,21 @@
           </w:tcPr>
           <w:p>
             <w:pPr>
-              <w:spacing w:after="0" w:line="240" w:lineRule="auto"/>
-              <w:jc w:val="both"/>
-              <w:rPr>
-                <w:rFonts w:ascii="Times New Roman" w:eastAsia="Times New Roman" w:hAnsi="Times New Roman" w:cs="Times New Roman"/>
-                <w:sz w:val="24"/>
-                <w:szCs w:val="24"/>
-                <w:lang w:eastAsia="es-CL"/>
-              </w:rPr>
-            </w:pPr>
-            <w:r>
-              <w:rPr>
-                <w:rFonts w:ascii="Calibri" w:eastAsia="Times New Roman" w:hAnsi="Calibri" w:cs="Calibri"/>
-                <w:b/>
-                <w:bCs/>
-                <w:color w:val="1F4E79"/>
-                <w:sz w:val="18"/>
-                <w:szCs w:val="18"/>
-                <w:lang w:eastAsia="es-CL"/>
+              <w:pStyle w:val="Piedepgina"/>
+              <w:jc w:val="both"/>
+              <w:rPr>
+                <w:rFonts w:ascii="Calibri" w:hAnsi="Calibri"/>
+                <w:b/>
+                <w:bCs/>
+                <w:color w:val="1F3864" w:themeColor="accent1" w:themeShade="80"/>
+              </w:rPr>
+            </w:pPr>
+            <w:r>
+              <w:rPr>
+                <w:rFonts w:ascii="Calibri" w:hAnsi="Calibri"/>
+                <w:b/>
+                <w:bCs/>
+                <w:color w:val="1F3864" w:themeColor="accent1" w:themeShade="80"/>
               </w:rPr>
               <w:t>Al normalizar el modelo de base de datos podremos crear y optimizar de mejor manera nuestro código, ya que al normalizar seguir ciertas reglas podremos separar las clases esenciales de las que no.</w:t>
             </w:r>
@@ -5976,22 +5617,21 @@
           </w:tcPr>
           <w:p>
             <w:pPr>
-              <w:spacing w:after="0" w:line="240" w:lineRule="auto"/>
-              <w:jc w:val="both"/>
-              <w:rPr>
-                <w:rFonts w:ascii="Times New Roman" w:eastAsia="Times New Roman" w:hAnsi="Times New Roman" w:cs="Times New Roman"/>
-                <w:sz w:val="24"/>
-                <w:szCs w:val="24"/>
-                <w:lang w:eastAsia="es-CL"/>
-              </w:rPr>
-            </w:pPr>
-            <w:r>
-              <w:rPr>
-                <w:rFonts w:ascii="Calibri" w:eastAsia="Times New Roman" w:hAnsi="Calibri" w:cs="Calibri"/>
-                <w:b/>
-                <w:bCs/>
-                <w:color w:val="1F4E79"/>
-                <w:lang w:eastAsia="es-CL"/>
+              <w:pStyle w:val="Piedepgina"/>
+              <w:jc w:val="both"/>
+              <w:rPr>
+                <w:rFonts w:ascii="Calibri" w:hAnsi="Calibri"/>
+                <w:b/>
+                <w:bCs/>
+                <w:color w:val="1F3864" w:themeColor="accent1" w:themeShade="80"/>
+              </w:rPr>
+            </w:pPr>
+            <w:r>
+              <w:rPr>
+                <w:rFonts w:ascii="Calibri" w:hAnsi="Calibri"/>
+                <w:b/>
+                <w:bCs/>
+                <w:color w:val="1F3864" w:themeColor="accent1" w:themeShade="80"/>
               </w:rPr>
               <w:t>Final</w:t>
             </w:r>
@@ -6004,22 +5644,21 @@
           </w:tcPr>
           <w:p>
             <w:pPr>
-              <w:spacing w:after="0" w:line="240" w:lineRule="auto"/>
-              <w:jc w:val="both"/>
-              <w:rPr>
-                <w:rFonts w:ascii="Times New Roman" w:eastAsia="Times New Roman" w:hAnsi="Times New Roman" w:cs="Times New Roman"/>
-                <w:sz w:val="24"/>
-                <w:szCs w:val="24"/>
-                <w:lang w:eastAsia="es-CL"/>
-              </w:rPr>
-            </w:pPr>
-            <w:r>
-              <w:rPr>
-                <w:rFonts w:ascii="Calibri" w:eastAsia="Times New Roman" w:hAnsi="Calibri" w:cs="Calibri"/>
-                <w:b/>
-                <w:bCs/>
-                <w:color w:val="1F4E79"/>
-                <w:lang w:eastAsia="es-CL"/>
+              <w:pStyle w:val="Piedepgina"/>
+              <w:jc w:val="both"/>
+              <w:rPr>
+                <w:rFonts w:ascii="Calibri" w:hAnsi="Calibri"/>
+                <w:b/>
+                <w:bCs/>
+                <w:color w:val="1F3864" w:themeColor="accent1" w:themeShade="80"/>
+              </w:rPr>
+            </w:pPr>
+            <w:r>
+              <w:rPr>
+                <w:rFonts w:ascii="Calibri" w:hAnsi="Calibri"/>
+                <w:b/>
+                <w:bCs/>
+                <w:color w:val="1F3864" w:themeColor="accent1" w:themeShade="80"/>
               </w:rPr>
               <w:t>Diccionario de datos</w:t>
             </w:r>
@@ -6032,24 +5671,21 @@
           </w:tcPr>
           <w:p>
             <w:pPr>
-              <w:spacing w:after="0" w:line="240" w:lineRule="auto"/>
-              <w:jc w:val="both"/>
-              <w:rPr>
-                <w:rFonts w:ascii="Times New Roman" w:eastAsia="Times New Roman" w:hAnsi="Times New Roman" w:cs="Times New Roman"/>
-                <w:sz w:val="24"/>
-                <w:szCs w:val="24"/>
-                <w:lang w:eastAsia="es-CL"/>
-              </w:rPr>
-            </w:pPr>
-            <w:r>
-              <w:rPr>
-                <w:rFonts w:ascii="Calibri" w:eastAsia="Times New Roman" w:hAnsi="Calibri" w:cs="Calibri"/>
-                <w:b/>
-                <w:bCs/>
-                <w:color w:val="1F4E79"/>
-                <w:sz w:val="18"/>
-                <w:szCs w:val="18"/>
-                <w:lang w:eastAsia="es-CL"/>
+              <w:pStyle w:val="Piedepgina"/>
+              <w:jc w:val="both"/>
+              <w:rPr>
+                <w:rFonts w:ascii="Calibri" w:hAnsi="Calibri"/>
+                <w:b/>
+                <w:bCs/>
+                <w:color w:val="1F3864" w:themeColor="accent1" w:themeShade="80"/>
+              </w:rPr>
+            </w:pPr>
+            <w:r>
+              <w:rPr>
+                <w:rFonts w:ascii="Calibri" w:hAnsi="Calibri"/>
+                <w:b/>
+                <w:bCs/>
+                <w:color w:val="1F3864" w:themeColor="accent1" w:themeShade="80"/>
               </w:rPr>
               <w:t>colección de nombres, definiciones, y atributos sobre elementos de datos que se utilizan o captura en una base de datos, sistema de información o parte de un proyecto de investigación</w:t>
             </w:r>
@@ -6062,72 +5698,57 @@
           </w:tcPr>
           <w:p>
             <w:pPr>
-              <w:spacing w:after="0" w:line="240" w:lineRule="auto"/>
-              <w:jc w:val="both"/>
-              <w:rPr>
-                <w:rFonts w:ascii="Times New Roman" w:eastAsia="Times New Roman" w:hAnsi="Times New Roman" w:cs="Times New Roman"/>
-                <w:sz w:val="24"/>
-                <w:szCs w:val="24"/>
-                <w:lang w:eastAsia="es-CL"/>
-              </w:rPr>
-            </w:pPr>
-            <w:r>
-              <w:rPr>
-                <w:rFonts w:ascii="Calibri" w:eastAsia="Times New Roman" w:hAnsi="Calibri" w:cs="Calibri"/>
-                <w:b/>
-                <w:bCs/>
-                <w:color w:val="1F4E79"/>
-                <w:sz w:val="18"/>
-                <w:szCs w:val="18"/>
-                <w:lang w:eastAsia="es-CL"/>
+              <w:pStyle w:val="Piedepgina"/>
+              <w:jc w:val="both"/>
+              <w:rPr>
+                <w:rFonts w:ascii="Calibri" w:hAnsi="Calibri"/>
+                <w:b/>
+                <w:bCs/>
+                <w:color w:val="1F3864" w:themeColor="accent1" w:themeShade="80"/>
+              </w:rPr>
+            </w:pPr>
+            <w:r>
+              <w:rPr>
+                <w:rFonts w:ascii="Calibri" w:hAnsi="Calibri"/>
+                <w:b/>
+                <w:bCs/>
+                <w:color w:val="1F3864" w:themeColor="accent1" w:themeShade="80"/>
               </w:rPr>
               <w:t xml:space="preserve">Con un diccionario de datos podremos documentar y describir cada elemento de nuestros </w:t>
             </w:r>
             <w:r>
               <w:rPr>
-                <w:rFonts w:ascii="Calibri" w:eastAsia="Times New Roman" w:hAnsi="Calibri" w:cs="Calibri"/>
-                <w:b/>
-                <w:bCs/>
-                <w:color w:val="1F4E79"/>
-                <w:sz w:val="18"/>
-                <w:szCs w:val="18"/>
-                <w:lang w:eastAsia="es-CL"/>
+                <w:rFonts w:ascii="Calibri" w:hAnsi="Calibri"/>
+                <w:b/>
+                <w:bCs/>
+                <w:color w:val="1F3864" w:themeColor="accent1" w:themeShade="80"/>
               </w:rPr>
               <w:t>datos, tener</w:t>
             </w:r>
             <w:r>
               <w:rPr>
-                <w:rFonts w:ascii="Calibri" w:eastAsia="Times New Roman" w:hAnsi="Calibri" w:cs="Calibri"/>
-                <w:b/>
-                <w:bCs/>
-                <w:color w:val="1F4E79"/>
-                <w:sz w:val="18"/>
-                <w:szCs w:val="18"/>
-                <w:lang w:eastAsia="es-CL"/>
+                <w:rFonts w:ascii="Calibri" w:hAnsi="Calibri"/>
+                <w:b/>
+                <w:bCs/>
+                <w:color w:val="1F3864" w:themeColor="accent1" w:themeShade="80"/>
               </w:rPr>
               <w:t xml:space="preserve"> una estandarización y </w:t>
             </w:r>
             <w:r>
               <w:rPr>
-                <w:rFonts w:ascii="Calibri" w:eastAsia="Times New Roman" w:hAnsi="Calibri" w:cs="Calibri"/>
-                <w:b/>
-                <w:bCs/>
-                <w:color w:val="1F4E79"/>
-                <w:sz w:val="18"/>
-                <w:szCs w:val="18"/>
-                <w:lang w:eastAsia="es-CL"/>
+                <w:rFonts w:ascii="Calibri" w:hAnsi="Calibri"/>
+                <w:b/>
+                <w:bCs/>
+                <w:color w:val="1F3864" w:themeColor="accent1" w:themeShade="80"/>
               </w:rPr>
               <w:t>consistencia, integrar</w:t>
             </w:r>
             <w:r>
               <w:rPr>
-                <w:rFonts w:ascii="Calibri" w:eastAsia="Times New Roman" w:hAnsi="Calibri" w:cs="Calibri"/>
-                <w:b/>
-                <w:bCs/>
-                <w:color w:val="1F4E79"/>
-                <w:sz w:val="18"/>
-                <w:szCs w:val="18"/>
-                <w:lang w:eastAsia="es-CL"/>
+                <w:rFonts w:ascii="Calibri" w:hAnsi="Calibri"/>
+                <w:b/>
+                <w:bCs/>
+                <w:color w:val="1F3864" w:themeColor="accent1" w:themeShade="80"/>
               </w:rPr>
               <w:t xml:space="preserve"> o compartir datos con otros sistemas.</w:t>
             </w:r>
@@ -6146,7 +5767,7 @@
           </w:tblBorders>
         </w:tblPrEx>
         <w:trPr>
-          <w:trHeight w:val="3416"/>
+          <w:trHeight w:val="1878"/>
         </w:trPr>
         <w:tc>
           <w:tcPr>
@@ -6155,22 +5776,21 @@
           </w:tcPr>
           <w:p>
             <w:pPr>
-              <w:spacing w:after="0" w:line="240" w:lineRule="auto"/>
-              <w:jc w:val="both"/>
-              <w:rPr>
-                <w:rFonts w:ascii="Times New Roman" w:eastAsia="Times New Roman" w:hAnsi="Times New Roman" w:cs="Times New Roman"/>
-                <w:sz w:val="24"/>
-                <w:szCs w:val="24"/>
-                <w:lang w:eastAsia="es-CL"/>
-              </w:rPr>
-            </w:pPr>
-            <w:r>
-              <w:rPr>
-                <w:rFonts w:ascii="Calibri" w:eastAsia="Times New Roman" w:hAnsi="Calibri" w:cs="Calibri"/>
-                <w:b/>
-                <w:bCs/>
-                <w:color w:val="1F4E79"/>
-                <w:lang w:eastAsia="es-CL"/>
+              <w:pStyle w:val="Piedepgina"/>
+              <w:jc w:val="both"/>
+              <w:rPr>
+                <w:rFonts w:ascii="Calibri" w:hAnsi="Calibri"/>
+                <w:b/>
+                <w:bCs/>
+                <w:color w:val="1F3864" w:themeColor="accent1" w:themeShade="80"/>
+              </w:rPr>
+            </w:pPr>
+            <w:r>
+              <w:rPr>
+                <w:rFonts w:ascii="Calibri" w:hAnsi="Calibri"/>
+                <w:b/>
+                <w:bCs/>
+                <w:color w:val="1F3864" w:themeColor="accent1" w:themeShade="80"/>
               </w:rPr>
               <w:t>Avance</w:t>
             </w:r>
@@ -6183,22 +5803,21 @@
           </w:tcPr>
           <w:p>
             <w:pPr>
-              <w:spacing w:after="0" w:line="240" w:lineRule="auto"/>
-              <w:jc w:val="both"/>
-              <w:rPr>
-                <w:rFonts w:ascii="Times New Roman" w:eastAsia="Times New Roman" w:hAnsi="Times New Roman" w:cs="Times New Roman"/>
-                <w:sz w:val="24"/>
-                <w:szCs w:val="24"/>
-                <w:lang w:eastAsia="es-CL"/>
-              </w:rPr>
-            </w:pPr>
-            <w:r>
-              <w:rPr>
-                <w:rFonts w:ascii="Calibri" w:eastAsia="Times New Roman" w:hAnsi="Calibri" w:cs="Calibri"/>
-                <w:b/>
-                <w:bCs/>
-                <w:color w:val="1F4E79"/>
-                <w:lang w:eastAsia="es-CL"/>
+              <w:pStyle w:val="Piedepgina"/>
+              <w:jc w:val="both"/>
+              <w:rPr>
+                <w:rFonts w:ascii="Calibri" w:hAnsi="Calibri"/>
+                <w:b/>
+                <w:bCs/>
+                <w:color w:val="1F3864" w:themeColor="accent1" w:themeShade="80"/>
+              </w:rPr>
+            </w:pPr>
+            <w:r>
+              <w:rPr>
+                <w:rFonts w:ascii="Calibri" w:hAnsi="Calibri"/>
+                <w:b/>
+                <w:bCs/>
+                <w:color w:val="1F3864" w:themeColor="accent1" w:themeShade="80"/>
               </w:rPr>
               <w:t>Diagrama de clases</w:t>
             </w:r>
@@ -6211,36 +5830,30 @@
           </w:tcPr>
           <w:p>
             <w:pPr>
-              <w:spacing w:after="0" w:line="240" w:lineRule="auto"/>
-              <w:jc w:val="both"/>
-              <w:rPr>
-                <w:rFonts w:ascii="Times New Roman" w:eastAsia="Times New Roman" w:hAnsi="Times New Roman" w:cs="Times New Roman"/>
-                <w:sz w:val="24"/>
-                <w:szCs w:val="24"/>
-                <w:lang w:eastAsia="es-CL"/>
-              </w:rPr>
-            </w:pPr>
-            <w:r>
-              <w:rPr>
-                <w:rFonts w:ascii="Calibri" w:eastAsia="Times New Roman" w:hAnsi="Calibri" w:cs="Calibri"/>
-                <w:b/>
-                <w:bCs/>
-                <w:color w:val="1F4E79"/>
-                <w:sz w:val="18"/>
-                <w:szCs w:val="18"/>
-                <w:lang w:eastAsia="es-CL"/>
+              <w:pStyle w:val="Piedepgina"/>
+              <w:jc w:val="both"/>
+              <w:rPr>
+                <w:rFonts w:ascii="Calibri" w:hAnsi="Calibri"/>
+                <w:b/>
+                <w:bCs/>
+                <w:color w:val="1F3864" w:themeColor="accent1" w:themeShade="80"/>
+              </w:rPr>
+            </w:pPr>
+            <w:r>
+              <w:rPr>
+                <w:rFonts w:ascii="Calibri" w:hAnsi="Calibri"/>
+                <w:b/>
+                <w:bCs/>
+                <w:color w:val="1F3864" w:themeColor="accent1" w:themeShade="80"/>
               </w:rPr>
               <w:t>diagrama de estructura estática que describe la estructura de un sistema mostrando las clases del sistema, sus atributos, operaciones y las relaciones entre los objetos</w:t>
             </w:r>
             <w:r>
               <w:rPr>
-                <w:rFonts w:ascii="Calibri" w:eastAsia="Times New Roman" w:hAnsi="Calibri" w:cs="Calibri"/>
-                <w:b/>
-                <w:bCs/>
-                <w:color w:val="1F4E79"/>
-                <w:sz w:val="18"/>
-                <w:szCs w:val="18"/>
-                <w:lang w:eastAsia="es-CL"/>
+                <w:rFonts w:ascii="Calibri" w:hAnsi="Calibri"/>
+                <w:b/>
+                <w:bCs/>
+                <w:color w:val="1F3864" w:themeColor="accent1" w:themeShade="80"/>
               </w:rPr>
               <w:t>.</w:t>
             </w:r>
@@ -6253,24 +5866,21 @@
           </w:tcPr>
           <w:p>
             <w:pPr>
-              <w:spacing w:after="0" w:line="240" w:lineRule="auto"/>
-              <w:jc w:val="both"/>
-              <w:rPr>
-                <w:rFonts w:ascii="Times New Roman" w:eastAsia="Times New Roman" w:hAnsi="Times New Roman" w:cs="Times New Roman"/>
-                <w:sz w:val="24"/>
-                <w:szCs w:val="24"/>
-                <w:lang w:eastAsia="es-CL"/>
-              </w:rPr>
-            </w:pPr>
-            <w:r>
-              <w:rPr>
-                <w:rFonts w:ascii="Calibri" w:eastAsia="Times New Roman" w:hAnsi="Calibri" w:cs="Calibri"/>
-                <w:b/>
-                <w:bCs/>
-                <w:color w:val="1F4E79"/>
-                <w:sz w:val="18"/>
-                <w:szCs w:val="18"/>
-                <w:lang w:eastAsia="es-CL"/>
+              <w:pStyle w:val="Piedepgina"/>
+              <w:jc w:val="both"/>
+              <w:rPr>
+                <w:rFonts w:ascii="Calibri" w:hAnsi="Calibri"/>
+                <w:b/>
+                <w:bCs/>
+                <w:color w:val="1F3864" w:themeColor="accent1" w:themeShade="80"/>
+              </w:rPr>
+            </w:pPr>
+            <w:r>
+              <w:rPr>
+                <w:rFonts w:ascii="Calibri" w:hAnsi="Calibri"/>
+                <w:b/>
+                <w:bCs/>
+                <w:color w:val="1F3864" w:themeColor="accent1" w:themeShade="80"/>
               </w:rPr>
               <w:t>Documento que nos permitirá comprender el diseño de clases que el proyecto posee.</w:t>
             </w:r>
@@ -6298,22 +5908,21 @@
           </w:tcPr>
           <w:p>
             <w:pPr>
-              <w:spacing w:after="0" w:line="240" w:lineRule="auto"/>
-              <w:jc w:val="both"/>
-              <w:rPr>
-                <w:rFonts w:ascii="Times New Roman" w:eastAsia="Times New Roman" w:hAnsi="Times New Roman" w:cs="Times New Roman"/>
-                <w:sz w:val="24"/>
-                <w:szCs w:val="24"/>
-                <w:lang w:eastAsia="es-CL"/>
-              </w:rPr>
-            </w:pPr>
-            <w:r>
-              <w:rPr>
-                <w:rFonts w:ascii="Calibri" w:eastAsia="Times New Roman" w:hAnsi="Calibri" w:cs="Calibri"/>
-                <w:b/>
-                <w:bCs/>
-                <w:color w:val="1F4E79"/>
-                <w:lang w:eastAsia="es-CL"/>
+              <w:pStyle w:val="Piedepgina"/>
+              <w:jc w:val="both"/>
+              <w:rPr>
+                <w:rFonts w:ascii="Calibri" w:hAnsi="Calibri"/>
+                <w:b/>
+                <w:bCs/>
+                <w:color w:val="1F3864" w:themeColor="accent1" w:themeShade="80"/>
+              </w:rPr>
+            </w:pPr>
+            <w:r>
+              <w:rPr>
+                <w:rFonts w:ascii="Calibri" w:hAnsi="Calibri"/>
+                <w:b/>
+                <w:bCs/>
+                <w:color w:val="1F3864" w:themeColor="accent1" w:themeShade="80"/>
               </w:rPr>
               <w:lastRenderedPageBreak/>
               <w:t>Final</w:t>
@@ -6327,22 +5936,21 @@
           </w:tcPr>
           <w:p>
             <w:pPr>
-              <w:spacing w:after="0" w:line="240" w:lineRule="auto"/>
-              <w:jc w:val="both"/>
-              <w:rPr>
-                <w:rFonts w:ascii="Times New Roman" w:eastAsia="Times New Roman" w:hAnsi="Times New Roman" w:cs="Times New Roman"/>
-                <w:sz w:val="24"/>
-                <w:szCs w:val="24"/>
-                <w:lang w:eastAsia="es-CL"/>
-              </w:rPr>
-            </w:pPr>
-            <w:r>
-              <w:rPr>
-                <w:rFonts w:ascii="Calibri" w:eastAsia="Times New Roman" w:hAnsi="Calibri" w:cs="Calibri"/>
-                <w:b/>
-                <w:bCs/>
-                <w:color w:val="1F4E79"/>
-                <w:lang w:eastAsia="es-CL"/>
+              <w:pStyle w:val="Piedepgina"/>
+              <w:jc w:val="both"/>
+              <w:rPr>
+                <w:rFonts w:ascii="Calibri" w:hAnsi="Calibri"/>
+                <w:b/>
+                <w:bCs/>
+                <w:color w:val="1F3864" w:themeColor="accent1" w:themeShade="80"/>
+              </w:rPr>
+            </w:pPr>
+            <w:r>
+              <w:rPr>
+                <w:rFonts w:ascii="Calibri" w:hAnsi="Calibri"/>
+                <w:b/>
+                <w:bCs/>
+                <w:color w:val="1F3864" w:themeColor="accent1" w:themeShade="80"/>
               </w:rPr>
               <w:t>Plan de Calidad</w:t>
             </w:r>
@@ -6355,24 +5963,21 @@
           </w:tcPr>
           <w:p>
             <w:pPr>
-              <w:spacing w:after="0" w:line="240" w:lineRule="auto"/>
-              <w:jc w:val="both"/>
-              <w:rPr>
-                <w:rFonts w:ascii="Times New Roman" w:eastAsia="Times New Roman" w:hAnsi="Times New Roman" w:cs="Times New Roman"/>
-                <w:sz w:val="24"/>
-                <w:szCs w:val="24"/>
-                <w:lang w:eastAsia="es-CL"/>
-              </w:rPr>
-            </w:pPr>
-            <w:r>
-              <w:rPr>
-                <w:rFonts w:ascii="Calibri" w:eastAsia="Times New Roman" w:hAnsi="Calibri" w:cs="Calibri"/>
-                <w:b/>
-                <w:bCs/>
-                <w:color w:val="1F4E79"/>
-                <w:sz w:val="18"/>
-                <w:szCs w:val="18"/>
-                <w:lang w:eastAsia="es-CL"/>
+              <w:pStyle w:val="Piedepgina"/>
+              <w:jc w:val="both"/>
+              <w:rPr>
+                <w:rFonts w:ascii="Calibri" w:hAnsi="Calibri"/>
+                <w:b/>
+                <w:bCs/>
+                <w:color w:val="1F3864" w:themeColor="accent1" w:themeShade="80"/>
+              </w:rPr>
+            </w:pPr>
+            <w:r>
+              <w:rPr>
+                <w:rFonts w:ascii="Calibri" w:hAnsi="Calibri"/>
+                <w:b/>
+                <w:bCs/>
+                <w:color w:val="1F3864" w:themeColor="accent1" w:themeShade="80"/>
               </w:rPr>
               <w:t>Documento que especifica qué procedimientos o módulos probar y el encargado tras estas pruebas con el resultado esperado y obtenido.</w:t>
             </w:r>
@@ -6385,48 +5990,39 @@
           </w:tcPr>
           <w:p>
             <w:pPr>
-              <w:spacing w:after="0" w:line="240" w:lineRule="auto"/>
-              <w:jc w:val="both"/>
-              <w:rPr>
-                <w:rFonts w:ascii="Times New Roman" w:eastAsia="Times New Roman" w:hAnsi="Times New Roman" w:cs="Times New Roman"/>
-                <w:sz w:val="24"/>
-                <w:szCs w:val="24"/>
-                <w:lang w:eastAsia="es-CL"/>
-              </w:rPr>
-            </w:pPr>
-            <w:r>
-              <w:rPr>
-                <w:rFonts w:ascii="Calibri" w:eastAsia="Times New Roman" w:hAnsi="Calibri" w:cs="Calibri"/>
-                <w:b/>
-                <w:bCs/>
-                <w:color w:val="1F4E79"/>
-                <w:sz w:val="18"/>
-                <w:szCs w:val="18"/>
-                <w:lang w:eastAsia="es-CL"/>
+              <w:pStyle w:val="Piedepgina"/>
+              <w:jc w:val="both"/>
+              <w:rPr>
+                <w:rFonts w:ascii="Calibri" w:hAnsi="Calibri"/>
+                <w:b/>
+                <w:bCs/>
+                <w:color w:val="1F3864" w:themeColor="accent1" w:themeShade="80"/>
+              </w:rPr>
+            </w:pPr>
+            <w:r>
+              <w:rPr>
+                <w:rFonts w:ascii="Calibri" w:hAnsi="Calibri"/>
+                <w:b/>
+                <w:bCs/>
+                <w:color w:val="1F3864" w:themeColor="accent1" w:themeShade="80"/>
               </w:rPr>
               <w:t xml:space="preserve">Tener un plan de calidad ayuda a mejorar la </w:t>
             </w:r>
             <w:r>
               <w:rPr>
-                <w:rFonts w:ascii="Calibri" w:eastAsia="Times New Roman" w:hAnsi="Calibri" w:cs="Calibri"/>
-                <w:b/>
-                <w:bCs/>
-                <w:color w:val="1F4E79"/>
-                <w:sz w:val="18"/>
-                <w:szCs w:val="18"/>
-                <w:lang w:eastAsia="es-CL"/>
+                <w:rFonts w:ascii="Calibri" w:hAnsi="Calibri"/>
+                <w:b/>
+                <w:bCs/>
+                <w:color w:val="1F3864" w:themeColor="accent1" w:themeShade="80"/>
               </w:rPr>
               <w:t>eficiencia, facilitar</w:t>
             </w:r>
             <w:r>
               <w:rPr>
-                <w:rFonts w:ascii="Calibri" w:eastAsia="Times New Roman" w:hAnsi="Calibri" w:cs="Calibri"/>
-                <w:b/>
-                <w:bCs/>
-                <w:color w:val="1F4E79"/>
-                <w:sz w:val="18"/>
-                <w:szCs w:val="18"/>
-                <w:lang w:eastAsia="es-CL"/>
+                <w:rFonts w:ascii="Calibri" w:hAnsi="Calibri"/>
+                <w:b/>
+                <w:bCs/>
+                <w:color w:val="1F3864" w:themeColor="accent1" w:themeShade="80"/>
               </w:rPr>
               <w:t xml:space="preserve"> el seguimiento y control de la calidad, tener una mejora continua en la funcionalidad y los flujos de ejecución. </w:t>
             </w:r>
@@ -6454,22 +6050,21 @@
           </w:tcPr>
           <w:p>
             <w:pPr>
-              <w:spacing w:after="0" w:line="240" w:lineRule="auto"/>
-              <w:jc w:val="both"/>
-              <w:rPr>
-                <w:rFonts w:ascii="Times New Roman" w:eastAsia="Times New Roman" w:hAnsi="Times New Roman" w:cs="Times New Roman"/>
-                <w:sz w:val="24"/>
-                <w:szCs w:val="24"/>
-                <w:lang w:eastAsia="es-CL"/>
-              </w:rPr>
-            </w:pPr>
-            <w:r>
-              <w:rPr>
-                <w:rFonts w:ascii="Calibri" w:eastAsia="Times New Roman" w:hAnsi="Calibri" w:cs="Calibri"/>
-                <w:b/>
-                <w:bCs/>
-                <w:color w:val="1F4E79"/>
-                <w:lang w:eastAsia="es-CL"/>
+              <w:pStyle w:val="Piedepgina"/>
+              <w:jc w:val="both"/>
+              <w:rPr>
+                <w:rFonts w:ascii="Calibri" w:hAnsi="Calibri"/>
+                <w:b/>
+                <w:bCs/>
+                <w:color w:val="1F3864" w:themeColor="accent1" w:themeShade="80"/>
+              </w:rPr>
+            </w:pPr>
+            <w:r>
+              <w:rPr>
+                <w:rFonts w:ascii="Calibri" w:hAnsi="Calibri"/>
+                <w:b/>
+                <w:bCs/>
+                <w:color w:val="1F3864" w:themeColor="accent1" w:themeShade="80"/>
               </w:rPr>
               <w:t>Final</w:t>
             </w:r>
@@ -6482,22 +6077,21 @@
           </w:tcPr>
           <w:p>
             <w:pPr>
-              <w:spacing w:after="0" w:line="240" w:lineRule="auto"/>
-              <w:jc w:val="both"/>
-              <w:rPr>
-                <w:rFonts w:ascii="Times New Roman" w:eastAsia="Times New Roman" w:hAnsi="Times New Roman" w:cs="Times New Roman"/>
-                <w:sz w:val="24"/>
-                <w:szCs w:val="24"/>
-                <w:lang w:eastAsia="es-CL"/>
-              </w:rPr>
-            </w:pPr>
-            <w:r>
-              <w:rPr>
-                <w:rFonts w:ascii="Calibri" w:eastAsia="Times New Roman" w:hAnsi="Calibri" w:cs="Calibri"/>
-                <w:b/>
-                <w:bCs/>
-                <w:color w:val="1F4E79"/>
-                <w:lang w:eastAsia="es-CL"/>
+              <w:pStyle w:val="Piedepgina"/>
+              <w:jc w:val="both"/>
+              <w:rPr>
+                <w:rFonts w:ascii="Calibri" w:hAnsi="Calibri"/>
+                <w:b/>
+                <w:bCs/>
+                <w:color w:val="1F3864" w:themeColor="accent1" w:themeShade="80"/>
+              </w:rPr>
+            </w:pPr>
+            <w:r>
+              <w:rPr>
+                <w:rFonts w:ascii="Calibri" w:hAnsi="Calibri"/>
+                <w:b/>
+                <w:bCs/>
+                <w:color w:val="1F3864" w:themeColor="accent1" w:themeShade="80"/>
               </w:rPr>
               <w:t>Plan de Costos</w:t>
             </w:r>
@@ -6510,24 +6104,21 @@
           </w:tcPr>
           <w:p>
             <w:pPr>
-              <w:spacing w:after="0" w:line="240" w:lineRule="auto"/>
-              <w:jc w:val="both"/>
-              <w:rPr>
-                <w:rFonts w:ascii="Times New Roman" w:eastAsia="Times New Roman" w:hAnsi="Times New Roman" w:cs="Times New Roman"/>
-                <w:sz w:val="24"/>
-                <w:szCs w:val="24"/>
-                <w:lang w:eastAsia="es-CL"/>
-              </w:rPr>
-            </w:pPr>
-            <w:r>
-              <w:rPr>
-                <w:rFonts w:ascii="Calibri" w:eastAsia="Times New Roman" w:hAnsi="Calibri" w:cs="Calibri"/>
-                <w:b/>
-                <w:bCs/>
-                <w:color w:val="1F4E79"/>
-                <w:sz w:val="18"/>
-                <w:szCs w:val="18"/>
-                <w:lang w:eastAsia="es-CL"/>
+              <w:pStyle w:val="Piedepgina"/>
+              <w:jc w:val="both"/>
+              <w:rPr>
+                <w:rFonts w:ascii="Calibri" w:hAnsi="Calibri"/>
+                <w:b/>
+                <w:bCs/>
+                <w:color w:val="1F3864" w:themeColor="accent1" w:themeShade="80"/>
+              </w:rPr>
+            </w:pPr>
+            <w:r>
+              <w:rPr>
+                <w:rFonts w:ascii="Calibri" w:hAnsi="Calibri"/>
+                <w:b/>
+                <w:bCs/>
+                <w:color w:val="1F3864" w:themeColor="accent1" w:themeShade="80"/>
               </w:rPr>
               <w:t>Documento que detalla todos los costos asociados con la operación del restaurante, desde la materia prima y los suministros hasta los salarios y los gastos generales.</w:t>
             </w:r>
@@ -6540,72 +6131,57 @@
           </w:tcPr>
           <w:p>
             <w:pPr>
-              <w:spacing w:after="0" w:line="240" w:lineRule="auto"/>
-              <w:jc w:val="both"/>
-              <w:rPr>
-                <w:rFonts w:ascii="Times New Roman" w:eastAsia="Times New Roman" w:hAnsi="Times New Roman" w:cs="Times New Roman"/>
-                <w:sz w:val="24"/>
-                <w:szCs w:val="24"/>
-                <w:lang w:eastAsia="es-CL"/>
-              </w:rPr>
-            </w:pPr>
-            <w:r>
-              <w:rPr>
-                <w:rFonts w:ascii="Calibri" w:eastAsia="Times New Roman" w:hAnsi="Calibri" w:cs="Calibri"/>
-                <w:b/>
-                <w:bCs/>
-                <w:color w:val="1F4E79"/>
-                <w:sz w:val="18"/>
-                <w:szCs w:val="18"/>
-                <w:lang w:eastAsia="es-CL"/>
+              <w:pStyle w:val="Piedepgina"/>
+              <w:jc w:val="both"/>
+              <w:rPr>
+                <w:rFonts w:ascii="Calibri" w:hAnsi="Calibri"/>
+                <w:b/>
+                <w:bCs/>
+                <w:color w:val="1F3864" w:themeColor="accent1" w:themeShade="80"/>
+              </w:rPr>
+            </w:pPr>
+            <w:r>
+              <w:rPr>
+                <w:rFonts w:ascii="Calibri" w:hAnsi="Calibri"/>
+                <w:b/>
+                <w:bCs/>
+                <w:color w:val="1F3864" w:themeColor="accent1" w:themeShade="80"/>
               </w:rPr>
               <w:t xml:space="preserve">Tener un plan de costo es fundamental debido a que ayuda a tener una presupuestación </w:t>
             </w:r>
             <w:r>
               <w:rPr>
-                <w:rFonts w:ascii="Calibri" w:eastAsia="Times New Roman" w:hAnsi="Calibri" w:cs="Calibri"/>
-                <w:b/>
-                <w:bCs/>
-                <w:color w:val="1F4E79"/>
-                <w:sz w:val="18"/>
-                <w:szCs w:val="18"/>
-                <w:lang w:eastAsia="es-CL"/>
+                <w:rFonts w:ascii="Calibri" w:hAnsi="Calibri"/>
+                <w:b/>
+                <w:bCs/>
+                <w:color w:val="1F3864" w:themeColor="accent1" w:themeShade="80"/>
               </w:rPr>
               <w:t>adecuada, optimizar</w:t>
             </w:r>
             <w:r>
               <w:rPr>
-                <w:rFonts w:ascii="Calibri" w:eastAsia="Times New Roman" w:hAnsi="Calibri" w:cs="Calibri"/>
-                <w:b/>
-                <w:bCs/>
-                <w:color w:val="1F4E79"/>
-                <w:sz w:val="18"/>
-                <w:szCs w:val="18"/>
-                <w:lang w:eastAsia="es-CL"/>
+                <w:rFonts w:ascii="Calibri" w:hAnsi="Calibri"/>
+                <w:b/>
+                <w:bCs/>
+                <w:color w:val="1F3864" w:themeColor="accent1" w:themeShade="80"/>
               </w:rPr>
               <w:t xml:space="preserve"> nuestros </w:t>
             </w:r>
             <w:r>
               <w:rPr>
-                <w:rFonts w:ascii="Calibri" w:eastAsia="Times New Roman" w:hAnsi="Calibri" w:cs="Calibri"/>
-                <w:b/>
-                <w:bCs/>
-                <w:color w:val="1F4E79"/>
-                <w:sz w:val="18"/>
-                <w:szCs w:val="18"/>
-                <w:lang w:eastAsia="es-CL"/>
+                <w:rFonts w:ascii="Calibri" w:hAnsi="Calibri"/>
+                <w:b/>
+                <w:bCs/>
+                <w:color w:val="1F3864" w:themeColor="accent1" w:themeShade="80"/>
               </w:rPr>
               <w:t>recursos, identificar</w:t>
             </w:r>
             <w:r>
               <w:rPr>
-                <w:rFonts w:ascii="Calibri" w:eastAsia="Times New Roman" w:hAnsi="Calibri" w:cs="Calibri"/>
-                <w:b/>
-                <w:bCs/>
-                <w:color w:val="1F4E79"/>
-                <w:sz w:val="18"/>
-                <w:szCs w:val="18"/>
-                <w:lang w:eastAsia="es-CL"/>
+                <w:rFonts w:ascii="Calibri" w:hAnsi="Calibri"/>
+                <w:b/>
+                <w:bCs/>
+                <w:color w:val="1F3864" w:themeColor="accent1" w:themeShade="80"/>
               </w:rPr>
               <w:t xml:space="preserve"> y cuantificar costos potenciales entre otros</w:t>
             </w:r>
@@ -6633,22 +6209,21 @@
           </w:tcPr>
           <w:p>
             <w:pPr>
-              <w:spacing w:after="0" w:line="240" w:lineRule="auto"/>
-              <w:jc w:val="both"/>
-              <w:rPr>
-                <w:rFonts w:ascii="Times New Roman" w:eastAsia="Times New Roman" w:hAnsi="Times New Roman" w:cs="Times New Roman"/>
-                <w:sz w:val="24"/>
-                <w:szCs w:val="24"/>
-                <w:lang w:eastAsia="es-CL"/>
-              </w:rPr>
-            </w:pPr>
-            <w:r>
-              <w:rPr>
-                <w:rFonts w:ascii="Calibri" w:eastAsia="Times New Roman" w:hAnsi="Calibri" w:cs="Calibri"/>
-                <w:b/>
-                <w:bCs/>
-                <w:color w:val="1F4E79"/>
-                <w:lang w:eastAsia="es-CL"/>
+              <w:pStyle w:val="Piedepgina"/>
+              <w:jc w:val="both"/>
+              <w:rPr>
+                <w:rFonts w:ascii="Calibri" w:hAnsi="Calibri"/>
+                <w:b/>
+                <w:bCs/>
+                <w:color w:val="1F3864" w:themeColor="accent1" w:themeShade="80"/>
+              </w:rPr>
+            </w:pPr>
+            <w:r>
+              <w:rPr>
+                <w:rFonts w:ascii="Calibri" w:hAnsi="Calibri"/>
+                <w:b/>
+                <w:bCs/>
+                <w:color w:val="1F3864" w:themeColor="accent1" w:themeShade="80"/>
               </w:rPr>
               <w:t>Final</w:t>
             </w:r>
@@ -6661,22 +6236,21 @@
           </w:tcPr>
           <w:p>
             <w:pPr>
-              <w:spacing w:after="0" w:line="240" w:lineRule="auto"/>
-              <w:jc w:val="both"/>
-              <w:rPr>
-                <w:rFonts w:ascii="Times New Roman" w:eastAsia="Times New Roman" w:hAnsi="Times New Roman" w:cs="Times New Roman"/>
-                <w:sz w:val="24"/>
-                <w:szCs w:val="24"/>
-                <w:lang w:eastAsia="es-CL"/>
-              </w:rPr>
-            </w:pPr>
-            <w:r>
-              <w:rPr>
-                <w:rFonts w:ascii="Calibri" w:eastAsia="Times New Roman" w:hAnsi="Calibri" w:cs="Calibri"/>
-                <w:b/>
-                <w:bCs/>
-                <w:color w:val="1F4E79"/>
-                <w:lang w:eastAsia="es-CL"/>
+              <w:pStyle w:val="Piedepgina"/>
+              <w:jc w:val="both"/>
+              <w:rPr>
+                <w:rFonts w:ascii="Calibri" w:hAnsi="Calibri"/>
+                <w:b/>
+                <w:bCs/>
+                <w:color w:val="1F3864" w:themeColor="accent1" w:themeShade="80"/>
+              </w:rPr>
+            </w:pPr>
+            <w:r>
+              <w:rPr>
+                <w:rFonts w:ascii="Calibri" w:hAnsi="Calibri"/>
+                <w:b/>
+                <w:bCs/>
+                <w:color w:val="1F3864" w:themeColor="accent1" w:themeShade="80"/>
               </w:rPr>
               <w:t>Plan de Riesgos</w:t>
             </w:r>
@@ -6689,24 +6263,21 @@
           </w:tcPr>
           <w:p>
             <w:pPr>
-              <w:spacing w:after="0" w:line="240" w:lineRule="auto"/>
-              <w:jc w:val="both"/>
-              <w:rPr>
-                <w:rFonts w:ascii="Times New Roman" w:eastAsia="Times New Roman" w:hAnsi="Times New Roman" w:cs="Times New Roman"/>
-                <w:sz w:val="24"/>
-                <w:szCs w:val="24"/>
-                <w:lang w:eastAsia="es-CL"/>
-              </w:rPr>
-            </w:pPr>
-            <w:r>
-              <w:rPr>
-                <w:rFonts w:ascii="Calibri" w:eastAsia="Times New Roman" w:hAnsi="Calibri" w:cs="Calibri"/>
-                <w:b/>
-                <w:bCs/>
-                <w:color w:val="1F4E79"/>
-                <w:sz w:val="18"/>
-                <w:szCs w:val="18"/>
-                <w:lang w:eastAsia="es-CL"/>
+              <w:pStyle w:val="Piedepgina"/>
+              <w:jc w:val="both"/>
+              <w:rPr>
+                <w:rFonts w:ascii="Calibri" w:hAnsi="Calibri"/>
+                <w:b/>
+                <w:bCs/>
+                <w:color w:val="1F3864" w:themeColor="accent1" w:themeShade="80"/>
+              </w:rPr>
+            </w:pPr>
+            <w:r>
+              <w:rPr>
+                <w:rFonts w:ascii="Calibri" w:hAnsi="Calibri"/>
+                <w:b/>
+                <w:bCs/>
+                <w:color w:val="1F3864" w:themeColor="accent1" w:themeShade="80"/>
               </w:rPr>
               <w:t>documento crítico en la gestión de proyectos que detalla la estrategia de un equipo de trabajo para manejar riesgos e incertidumbres potenciales de un proyecto</w:t>
             </w:r>
@@ -6719,96 +6290,75 @@
           </w:tcPr>
           <w:p>
             <w:pPr>
-              <w:spacing w:after="0" w:line="240" w:lineRule="auto"/>
-              <w:jc w:val="both"/>
-              <w:rPr>
-                <w:rFonts w:ascii="Times New Roman" w:eastAsia="Times New Roman" w:hAnsi="Times New Roman" w:cs="Times New Roman"/>
-                <w:sz w:val="24"/>
-                <w:szCs w:val="24"/>
-                <w:lang w:eastAsia="es-CL"/>
-              </w:rPr>
-            </w:pPr>
-            <w:r>
-              <w:rPr>
-                <w:rFonts w:ascii="Calibri" w:eastAsia="Times New Roman" w:hAnsi="Calibri" w:cs="Calibri"/>
-                <w:b/>
-                <w:bCs/>
-                <w:color w:val="1F4E79"/>
-                <w:sz w:val="18"/>
-                <w:szCs w:val="18"/>
-                <w:lang w:eastAsia="es-CL"/>
+              <w:pStyle w:val="Piedepgina"/>
+              <w:jc w:val="both"/>
+              <w:rPr>
+                <w:rFonts w:ascii="Calibri" w:hAnsi="Calibri"/>
+                <w:b/>
+                <w:bCs/>
+                <w:color w:val="1F3864" w:themeColor="accent1" w:themeShade="80"/>
+              </w:rPr>
+            </w:pPr>
+            <w:r>
+              <w:rPr>
+                <w:rFonts w:ascii="Calibri" w:hAnsi="Calibri"/>
+                <w:b/>
+                <w:bCs/>
+                <w:color w:val="1F3864" w:themeColor="accent1" w:themeShade="80"/>
               </w:rPr>
               <w:t xml:space="preserve">Con un plan de riesgo podemos tener una identificación proactiva de los </w:t>
             </w:r>
             <w:r>
               <w:rPr>
-                <w:rFonts w:ascii="Calibri" w:eastAsia="Times New Roman" w:hAnsi="Calibri" w:cs="Calibri"/>
-                <w:b/>
-                <w:bCs/>
-                <w:color w:val="1F4E79"/>
-                <w:sz w:val="18"/>
-                <w:szCs w:val="18"/>
-                <w:lang w:eastAsia="es-CL"/>
+                <w:rFonts w:ascii="Calibri" w:hAnsi="Calibri"/>
+                <w:b/>
+                <w:bCs/>
+                <w:color w:val="1F3864" w:themeColor="accent1" w:themeShade="80"/>
               </w:rPr>
               <w:t>riesgos, poseer</w:t>
             </w:r>
             <w:r>
               <w:rPr>
-                <w:rFonts w:ascii="Calibri" w:eastAsia="Times New Roman" w:hAnsi="Calibri" w:cs="Calibri"/>
-                <w:b/>
-                <w:bCs/>
-                <w:color w:val="1F4E79"/>
-                <w:sz w:val="18"/>
-                <w:szCs w:val="18"/>
-                <w:lang w:eastAsia="es-CL"/>
+                <w:rFonts w:ascii="Calibri" w:hAnsi="Calibri"/>
+                <w:b/>
+                <w:bCs/>
+                <w:color w:val="1F3864" w:themeColor="accent1" w:themeShade="80"/>
               </w:rPr>
               <w:t xml:space="preserve"> estrategias de </w:t>
             </w:r>
             <w:r>
               <w:rPr>
-                <w:rFonts w:ascii="Calibri" w:eastAsia="Times New Roman" w:hAnsi="Calibri" w:cs="Calibri"/>
-                <w:b/>
-                <w:bCs/>
-                <w:color w:val="1F4E79"/>
-                <w:sz w:val="18"/>
-                <w:szCs w:val="18"/>
-                <w:lang w:eastAsia="es-CL"/>
+                <w:rFonts w:ascii="Calibri" w:hAnsi="Calibri"/>
+                <w:b/>
+                <w:bCs/>
+                <w:color w:val="1F3864" w:themeColor="accent1" w:themeShade="80"/>
               </w:rPr>
               <w:t>mitigación, tomar</w:t>
             </w:r>
             <w:r>
               <w:rPr>
-                <w:rFonts w:ascii="Calibri" w:eastAsia="Times New Roman" w:hAnsi="Calibri" w:cs="Calibri"/>
-                <w:b/>
-                <w:bCs/>
-                <w:color w:val="1F4E79"/>
-                <w:sz w:val="18"/>
-                <w:szCs w:val="18"/>
-                <w:lang w:eastAsia="es-CL"/>
+                <w:rFonts w:ascii="Calibri" w:hAnsi="Calibri"/>
+                <w:b/>
+                <w:bCs/>
+                <w:color w:val="1F3864" w:themeColor="accent1" w:themeShade="80"/>
               </w:rPr>
               <w:t xml:space="preserve"> una decisión </w:t>
             </w:r>
             <w:r>
               <w:rPr>
-                <w:rFonts w:ascii="Calibri" w:eastAsia="Times New Roman" w:hAnsi="Calibri" w:cs="Calibri"/>
-                <w:b/>
-                <w:bCs/>
-                <w:color w:val="1F4E79"/>
-                <w:sz w:val="18"/>
-                <w:szCs w:val="18"/>
-                <w:lang w:eastAsia="es-CL"/>
+                <w:rFonts w:ascii="Calibri" w:hAnsi="Calibri"/>
+                <w:b/>
+                <w:bCs/>
+                <w:color w:val="1F3864" w:themeColor="accent1" w:themeShade="80"/>
               </w:rPr>
               <w:t>informada en</w:t>
             </w:r>
             <w:r>
               <w:rPr>
-                <w:rFonts w:ascii="Calibri" w:eastAsia="Times New Roman" w:hAnsi="Calibri" w:cs="Calibri"/>
-                <w:b/>
-                <w:bCs/>
-                <w:color w:val="1F4E79"/>
-                <w:sz w:val="18"/>
-                <w:szCs w:val="18"/>
-                <w:lang w:eastAsia="es-CL"/>
+                <w:rFonts w:ascii="Calibri" w:hAnsi="Calibri"/>
+                <w:b/>
+                <w:bCs/>
+                <w:color w:val="1F3864" w:themeColor="accent1" w:themeShade="80"/>
               </w:rPr>
               <w:t xml:space="preserve"> base a los riesgos del cual nos enfrentaremos</w:t>
             </w:r>
@@ -6836,22 +6386,21 @@
           </w:tcPr>
           <w:p>
             <w:pPr>
-              <w:spacing w:after="0" w:line="240" w:lineRule="auto"/>
-              <w:jc w:val="both"/>
-              <w:rPr>
-                <w:rFonts w:ascii="Times New Roman" w:eastAsia="Times New Roman" w:hAnsi="Times New Roman" w:cs="Times New Roman"/>
-                <w:sz w:val="24"/>
-                <w:szCs w:val="24"/>
-                <w:lang w:eastAsia="es-CL"/>
-              </w:rPr>
-            </w:pPr>
-            <w:r>
-              <w:rPr>
-                <w:rFonts w:ascii="Calibri" w:eastAsia="Times New Roman" w:hAnsi="Calibri" w:cs="Calibri"/>
-                <w:b/>
-                <w:bCs/>
-                <w:color w:val="1F4E79"/>
-                <w:lang w:eastAsia="es-CL"/>
+              <w:pStyle w:val="Piedepgina"/>
+              <w:jc w:val="both"/>
+              <w:rPr>
+                <w:rFonts w:ascii="Calibri" w:hAnsi="Calibri"/>
+                <w:b/>
+                <w:bCs/>
+                <w:color w:val="1F3864" w:themeColor="accent1" w:themeShade="80"/>
+              </w:rPr>
+            </w:pPr>
+            <w:r>
+              <w:rPr>
+                <w:rFonts w:ascii="Calibri" w:hAnsi="Calibri"/>
+                <w:b/>
+                <w:bCs/>
+                <w:color w:val="1F3864" w:themeColor="accent1" w:themeShade="80"/>
               </w:rPr>
               <w:t>Final</w:t>
             </w:r>
@@ -6864,22 +6413,21 @@
           </w:tcPr>
           <w:p>
             <w:pPr>
-              <w:spacing w:after="0" w:line="240" w:lineRule="auto"/>
-              <w:jc w:val="both"/>
-              <w:rPr>
-                <w:rFonts w:ascii="Times New Roman" w:eastAsia="Times New Roman" w:hAnsi="Times New Roman" w:cs="Times New Roman"/>
-                <w:sz w:val="24"/>
-                <w:szCs w:val="24"/>
-                <w:lang w:eastAsia="es-CL"/>
-              </w:rPr>
-            </w:pPr>
-            <w:r>
-              <w:rPr>
-                <w:rFonts w:ascii="Calibri" w:eastAsia="Times New Roman" w:hAnsi="Calibri" w:cs="Calibri"/>
-                <w:b/>
-                <w:bCs/>
-                <w:color w:val="1F4E79"/>
-                <w:lang w:eastAsia="es-CL"/>
+              <w:pStyle w:val="Piedepgina"/>
+              <w:jc w:val="both"/>
+              <w:rPr>
+                <w:rFonts w:ascii="Calibri" w:hAnsi="Calibri"/>
+                <w:b/>
+                <w:bCs/>
+                <w:color w:val="1F3864" w:themeColor="accent1" w:themeShade="80"/>
+              </w:rPr>
+            </w:pPr>
+            <w:r>
+              <w:rPr>
+                <w:rFonts w:ascii="Calibri" w:hAnsi="Calibri"/>
+                <w:b/>
+                <w:bCs/>
+                <w:color w:val="1F3864" w:themeColor="accent1" w:themeShade="80"/>
               </w:rPr>
               <w:t>Plan de Comunicación</w:t>
             </w:r>
@@ -6892,24 +6440,21 @@
           </w:tcPr>
           <w:p>
             <w:pPr>
-              <w:spacing w:after="0" w:line="240" w:lineRule="auto"/>
-              <w:jc w:val="both"/>
-              <w:rPr>
-                <w:rFonts w:ascii="Times New Roman" w:eastAsia="Times New Roman" w:hAnsi="Times New Roman" w:cs="Times New Roman"/>
-                <w:sz w:val="24"/>
-                <w:szCs w:val="24"/>
-                <w:lang w:eastAsia="es-CL"/>
-              </w:rPr>
-            </w:pPr>
-            <w:r>
-              <w:rPr>
-                <w:rFonts w:ascii="Calibri" w:eastAsia="Times New Roman" w:hAnsi="Calibri" w:cs="Calibri"/>
-                <w:b/>
-                <w:bCs/>
-                <w:color w:val="1F4E79"/>
-                <w:sz w:val="18"/>
-                <w:szCs w:val="18"/>
-                <w:lang w:eastAsia="es-CL"/>
+              <w:pStyle w:val="Piedepgina"/>
+              <w:jc w:val="both"/>
+              <w:rPr>
+                <w:rFonts w:ascii="Calibri" w:hAnsi="Calibri"/>
+                <w:b/>
+                <w:bCs/>
+                <w:color w:val="1F3864" w:themeColor="accent1" w:themeShade="80"/>
+              </w:rPr>
+            </w:pPr>
+            <w:r>
+              <w:rPr>
+                <w:rFonts w:ascii="Calibri" w:hAnsi="Calibri"/>
+                <w:b/>
+                <w:bCs/>
+                <w:color w:val="1F3864" w:themeColor="accent1" w:themeShade="80"/>
               </w:rPr>
               <w:t>esquema de cómo se comunica a los integrante claves la información importante del proyecto a crear</w:t>
             </w:r>
@@ -6922,72 +6467,57 @@
           </w:tcPr>
           <w:p>
             <w:pPr>
-              <w:spacing w:after="0" w:line="240" w:lineRule="auto"/>
-              <w:jc w:val="both"/>
-              <w:rPr>
-                <w:rFonts w:ascii="Times New Roman" w:eastAsia="Times New Roman" w:hAnsi="Times New Roman" w:cs="Times New Roman"/>
-                <w:sz w:val="24"/>
-                <w:szCs w:val="24"/>
-                <w:lang w:eastAsia="es-CL"/>
-              </w:rPr>
-            </w:pPr>
-            <w:r>
-              <w:rPr>
-                <w:rFonts w:ascii="Calibri" w:eastAsia="Times New Roman" w:hAnsi="Calibri" w:cs="Calibri"/>
-                <w:b/>
-                <w:bCs/>
-                <w:color w:val="1F4E79"/>
-                <w:sz w:val="18"/>
-                <w:szCs w:val="18"/>
-                <w:lang w:eastAsia="es-CL"/>
+              <w:pStyle w:val="Piedepgina"/>
+              <w:jc w:val="both"/>
+              <w:rPr>
+                <w:rFonts w:ascii="Calibri" w:hAnsi="Calibri"/>
+                <w:b/>
+                <w:bCs/>
+                <w:color w:val="1F3864" w:themeColor="accent1" w:themeShade="80"/>
+              </w:rPr>
+            </w:pPr>
+            <w:r>
+              <w:rPr>
+                <w:rFonts w:ascii="Calibri" w:hAnsi="Calibri"/>
+                <w:b/>
+                <w:bCs/>
+                <w:color w:val="1F3864" w:themeColor="accent1" w:themeShade="80"/>
               </w:rPr>
               <w:t xml:space="preserve">un plan de comunicación garantiza una comunicación eficaz en nuestro </w:t>
             </w:r>
             <w:r>
               <w:rPr>
-                <w:rFonts w:ascii="Calibri" w:eastAsia="Times New Roman" w:hAnsi="Calibri" w:cs="Calibri"/>
-                <w:b/>
-                <w:bCs/>
-                <w:color w:val="1F4E79"/>
-                <w:sz w:val="18"/>
-                <w:szCs w:val="18"/>
-                <w:lang w:eastAsia="es-CL"/>
+                <w:rFonts w:ascii="Calibri" w:hAnsi="Calibri"/>
+                <w:b/>
+                <w:bCs/>
+                <w:color w:val="1F3864" w:themeColor="accent1" w:themeShade="80"/>
               </w:rPr>
               <w:t>proyecto, facilita</w:t>
             </w:r>
             <w:r>
               <w:rPr>
-                <w:rFonts w:ascii="Calibri" w:eastAsia="Times New Roman" w:hAnsi="Calibri" w:cs="Calibri"/>
-                <w:b/>
-                <w:bCs/>
-                <w:color w:val="1F4E79"/>
-                <w:sz w:val="18"/>
-                <w:szCs w:val="18"/>
-                <w:lang w:eastAsia="es-CL"/>
+                <w:rFonts w:ascii="Calibri" w:hAnsi="Calibri"/>
+                <w:b/>
+                <w:bCs/>
+                <w:color w:val="1F3864" w:themeColor="accent1" w:themeShade="80"/>
               </w:rPr>
               <w:t xml:space="preserve"> la toma de </w:t>
             </w:r>
             <w:r>
               <w:rPr>
-                <w:rFonts w:ascii="Calibri" w:eastAsia="Times New Roman" w:hAnsi="Calibri" w:cs="Calibri"/>
-                <w:b/>
-                <w:bCs/>
-                <w:color w:val="1F4E79"/>
-                <w:sz w:val="18"/>
-                <w:szCs w:val="18"/>
-                <w:lang w:eastAsia="es-CL"/>
+                <w:rFonts w:ascii="Calibri" w:hAnsi="Calibri"/>
+                <w:b/>
+                <w:bCs/>
+                <w:color w:val="1F3864" w:themeColor="accent1" w:themeShade="80"/>
               </w:rPr>
               <w:t>decisiones, promueve</w:t>
             </w:r>
             <w:r>
               <w:rPr>
-                <w:rFonts w:ascii="Calibri" w:eastAsia="Times New Roman" w:hAnsi="Calibri" w:cs="Calibri"/>
-                <w:b/>
-                <w:bCs/>
-                <w:color w:val="1F4E79"/>
-                <w:sz w:val="18"/>
-                <w:szCs w:val="18"/>
-                <w:lang w:eastAsia="es-CL"/>
+                <w:rFonts w:ascii="Calibri" w:hAnsi="Calibri"/>
+                <w:b/>
+                <w:bCs/>
+                <w:color w:val="1F3864" w:themeColor="accent1" w:themeShade="80"/>
               </w:rPr>
               <w:t xml:space="preserve"> la colaboración y el trabajo en equipo.</w:t>
             </w:r>
@@ -7015,22 +6545,21 @@
           </w:tcPr>
           <w:p>
             <w:pPr>
-              <w:spacing w:after="0" w:line="240" w:lineRule="auto"/>
-              <w:jc w:val="both"/>
-              <w:rPr>
-                <w:rFonts w:ascii="Times New Roman" w:eastAsia="Times New Roman" w:hAnsi="Times New Roman" w:cs="Times New Roman"/>
-                <w:sz w:val="24"/>
-                <w:szCs w:val="24"/>
-                <w:lang w:eastAsia="es-CL"/>
-              </w:rPr>
-            </w:pPr>
-            <w:r>
-              <w:rPr>
-                <w:rFonts w:ascii="Calibri" w:eastAsia="Times New Roman" w:hAnsi="Calibri" w:cs="Calibri"/>
-                <w:b/>
-                <w:bCs/>
-                <w:color w:val="1F4E79"/>
-                <w:lang w:eastAsia="es-CL"/>
+              <w:pStyle w:val="Piedepgina"/>
+              <w:jc w:val="both"/>
+              <w:rPr>
+                <w:rFonts w:ascii="Calibri" w:hAnsi="Calibri"/>
+                <w:b/>
+                <w:bCs/>
+                <w:color w:val="1F3864" w:themeColor="accent1" w:themeShade="80"/>
+              </w:rPr>
+            </w:pPr>
+            <w:r>
+              <w:rPr>
+                <w:rFonts w:ascii="Calibri" w:hAnsi="Calibri"/>
+                <w:b/>
+                <w:bCs/>
+                <w:color w:val="1F3864" w:themeColor="accent1" w:themeShade="80"/>
               </w:rPr>
               <w:t>Final</w:t>
             </w:r>
@@ -7043,22 +6572,21 @@
           </w:tcPr>
           <w:p>
             <w:pPr>
-              <w:spacing w:after="0" w:line="240" w:lineRule="auto"/>
-              <w:jc w:val="both"/>
-              <w:rPr>
-                <w:rFonts w:ascii="Times New Roman" w:eastAsia="Times New Roman" w:hAnsi="Times New Roman" w:cs="Times New Roman"/>
-                <w:sz w:val="24"/>
-                <w:szCs w:val="24"/>
-                <w:lang w:eastAsia="es-CL"/>
-              </w:rPr>
-            </w:pPr>
-            <w:r>
-              <w:rPr>
-                <w:rFonts w:ascii="Calibri" w:eastAsia="Times New Roman" w:hAnsi="Calibri" w:cs="Calibri"/>
-                <w:b/>
-                <w:bCs/>
-                <w:color w:val="1F4E79"/>
-                <w:lang w:eastAsia="es-CL"/>
+              <w:pStyle w:val="Piedepgina"/>
+              <w:jc w:val="both"/>
+              <w:rPr>
+                <w:rFonts w:ascii="Calibri" w:hAnsi="Calibri"/>
+                <w:b/>
+                <w:bCs/>
+                <w:color w:val="1F3864" w:themeColor="accent1" w:themeShade="80"/>
+              </w:rPr>
+            </w:pPr>
+            <w:r>
+              <w:rPr>
+                <w:rFonts w:ascii="Calibri" w:hAnsi="Calibri"/>
+                <w:b/>
+                <w:bCs/>
+                <w:color w:val="1F3864" w:themeColor="accent1" w:themeShade="80"/>
               </w:rPr>
               <w:t>Plan de adquisiciones</w:t>
             </w:r>
@@ -7071,24 +6599,21 @@
           </w:tcPr>
           <w:p>
             <w:pPr>
-              <w:spacing w:after="0" w:line="240" w:lineRule="auto"/>
-              <w:jc w:val="both"/>
-              <w:rPr>
-                <w:rFonts w:ascii="Times New Roman" w:eastAsia="Times New Roman" w:hAnsi="Times New Roman" w:cs="Times New Roman"/>
-                <w:sz w:val="24"/>
-                <w:szCs w:val="24"/>
-                <w:lang w:eastAsia="es-CL"/>
-              </w:rPr>
-            </w:pPr>
-            <w:r>
-              <w:rPr>
-                <w:rFonts w:ascii="Calibri" w:eastAsia="Times New Roman" w:hAnsi="Calibri" w:cs="Calibri"/>
-                <w:b/>
-                <w:bCs/>
-                <w:color w:val="1F4E79"/>
-                <w:sz w:val="18"/>
-                <w:szCs w:val="18"/>
-                <w:lang w:eastAsia="es-CL"/>
+              <w:pStyle w:val="Piedepgina"/>
+              <w:jc w:val="both"/>
+              <w:rPr>
+                <w:rFonts w:ascii="Calibri" w:hAnsi="Calibri"/>
+                <w:b/>
+                <w:bCs/>
+                <w:color w:val="1F3864" w:themeColor="accent1" w:themeShade="80"/>
+              </w:rPr>
+            </w:pPr>
+            <w:r>
+              <w:rPr>
+                <w:rFonts w:ascii="Calibri" w:hAnsi="Calibri"/>
+                <w:b/>
+                <w:bCs/>
+                <w:color w:val="1F3864" w:themeColor="accent1" w:themeShade="80"/>
               </w:rPr>
               <w:t>proceso de obtener bienes o servicios para una empresa mediante la colaboración con un tercero</w:t>
             </w:r>
@@ -7101,24 +6626,21 @@
           </w:tcPr>
           <w:p>
             <w:pPr>
-              <w:spacing w:after="0" w:line="240" w:lineRule="auto"/>
-              <w:jc w:val="both"/>
-              <w:rPr>
-                <w:rFonts w:ascii="Times New Roman" w:eastAsia="Times New Roman" w:hAnsi="Times New Roman" w:cs="Times New Roman"/>
-                <w:sz w:val="24"/>
-                <w:szCs w:val="24"/>
-                <w:lang w:eastAsia="es-CL"/>
-              </w:rPr>
-            </w:pPr>
-            <w:r>
-              <w:rPr>
-                <w:rFonts w:ascii="Calibri" w:eastAsia="Times New Roman" w:hAnsi="Calibri" w:cs="Calibri"/>
-                <w:b/>
-                <w:bCs/>
-                <w:color w:val="1F4E79"/>
-                <w:sz w:val="18"/>
-                <w:szCs w:val="18"/>
-                <w:lang w:eastAsia="es-CL"/>
+              <w:pStyle w:val="Piedepgina"/>
+              <w:jc w:val="both"/>
+              <w:rPr>
+                <w:rFonts w:ascii="Calibri" w:hAnsi="Calibri"/>
+                <w:b/>
+                <w:bCs/>
+                <w:color w:val="1F3864" w:themeColor="accent1" w:themeShade="80"/>
+              </w:rPr>
+            </w:pPr>
+            <w:r>
+              <w:rPr>
+                <w:rFonts w:ascii="Calibri" w:hAnsi="Calibri"/>
+                <w:b/>
+                <w:bCs/>
+                <w:color w:val="1F3864" w:themeColor="accent1" w:themeShade="80"/>
               </w:rPr>
               <w:t>Nuestro proyecto posee un plan de adquisiciones ya que requiere comprar un host y arrendar un dominio.</w:t>
             </w:r>
@@ -7146,22 +6668,21 @@
           </w:tcPr>
           <w:p>
             <w:pPr>
-              <w:spacing w:after="0" w:line="240" w:lineRule="auto"/>
-              <w:jc w:val="both"/>
-              <w:rPr>
-                <w:rFonts w:ascii="Times New Roman" w:eastAsia="Times New Roman" w:hAnsi="Times New Roman" w:cs="Times New Roman"/>
-                <w:sz w:val="24"/>
-                <w:szCs w:val="24"/>
-                <w:lang w:eastAsia="es-CL"/>
-              </w:rPr>
-            </w:pPr>
-            <w:r>
-              <w:rPr>
-                <w:rFonts w:ascii="Calibri" w:eastAsia="Times New Roman" w:hAnsi="Calibri" w:cs="Calibri"/>
-                <w:b/>
-                <w:bCs/>
-                <w:color w:val="1F4E79"/>
-                <w:lang w:eastAsia="es-CL"/>
+              <w:pStyle w:val="Piedepgina"/>
+              <w:jc w:val="both"/>
+              <w:rPr>
+                <w:rFonts w:ascii="Calibri" w:hAnsi="Calibri"/>
+                <w:b/>
+                <w:bCs/>
+                <w:color w:val="1F3864" w:themeColor="accent1" w:themeShade="80"/>
+              </w:rPr>
+            </w:pPr>
+            <w:r>
+              <w:rPr>
+                <w:rFonts w:ascii="Calibri" w:hAnsi="Calibri"/>
+                <w:b/>
+                <w:bCs/>
+                <w:color w:val="1F3864" w:themeColor="accent1" w:themeShade="80"/>
               </w:rPr>
               <w:t>Avance</w:t>
             </w:r>
@@ -7174,22 +6695,21 @@
           </w:tcPr>
           <w:p>
             <w:pPr>
-              <w:spacing w:after="0" w:line="240" w:lineRule="auto"/>
-              <w:jc w:val="both"/>
-              <w:rPr>
-                <w:rFonts w:ascii="Times New Roman" w:eastAsia="Times New Roman" w:hAnsi="Times New Roman" w:cs="Times New Roman"/>
-                <w:sz w:val="24"/>
-                <w:szCs w:val="24"/>
-                <w:lang w:eastAsia="es-CL"/>
-              </w:rPr>
-            </w:pPr>
-            <w:r>
-              <w:rPr>
-                <w:rFonts w:ascii="Calibri" w:eastAsia="Times New Roman" w:hAnsi="Calibri" w:cs="Calibri"/>
-                <w:b/>
-                <w:bCs/>
-                <w:color w:val="1F4E79"/>
-                <w:lang w:eastAsia="es-CL"/>
+              <w:pStyle w:val="Piedepgina"/>
+              <w:jc w:val="both"/>
+              <w:rPr>
+                <w:rFonts w:ascii="Calibri" w:hAnsi="Calibri"/>
+                <w:b/>
+                <w:bCs/>
+                <w:color w:val="1F3864" w:themeColor="accent1" w:themeShade="80"/>
+              </w:rPr>
+            </w:pPr>
+            <w:r>
+              <w:rPr>
+                <w:rFonts w:ascii="Calibri" w:hAnsi="Calibri"/>
+                <w:b/>
+                <w:bCs/>
+                <w:color w:val="1F3864" w:themeColor="accent1" w:themeShade="80"/>
               </w:rPr>
               <w:t>Definición de Actividades detalladas EDT</w:t>
             </w:r>
@@ -7202,48 +6722,39 @@
           </w:tcPr>
           <w:p>
             <w:pPr>
-              <w:spacing w:after="0" w:line="240" w:lineRule="auto"/>
-              <w:jc w:val="both"/>
-              <w:rPr>
-                <w:rFonts w:ascii="Times New Roman" w:eastAsia="Times New Roman" w:hAnsi="Times New Roman" w:cs="Times New Roman"/>
-                <w:sz w:val="24"/>
-                <w:szCs w:val="24"/>
-                <w:lang w:eastAsia="es-CL"/>
-              </w:rPr>
-            </w:pPr>
-            <w:r>
-              <w:rPr>
-                <w:rFonts w:ascii="Calibri" w:eastAsia="Times New Roman" w:hAnsi="Calibri" w:cs="Calibri"/>
-                <w:b/>
-                <w:bCs/>
-                <w:color w:val="1F4E79"/>
-                <w:sz w:val="18"/>
-                <w:szCs w:val="18"/>
-                <w:lang w:eastAsia="es-CL"/>
+              <w:pStyle w:val="Piedepgina"/>
+              <w:jc w:val="both"/>
+              <w:rPr>
+                <w:rFonts w:ascii="Calibri" w:hAnsi="Calibri"/>
+                <w:b/>
+                <w:bCs/>
+                <w:color w:val="1F3864" w:themeColor="accent1" w:themeShade="80"/>
+              </w:rPr>
+            </w:pPr>
+            <w:r>
+              <w:rPr>
+                <w:rFonts w:ascii="Calibri" w:hAnsi="Calibri"/>
+                <w:b/>
+                <w:bCs/>
+                <w:color w:val="1F3864" w:themeColor="accent1" w:themeShade="80"/>
               </w:rPr>
               <w:t xml:space="preserve">estructura de desglose de </w:t>
             </w:r>
             <w:r>
               <w:rPr>
-                <w:rFonts w:ascii="Calibri" w:eastAsia="Times New Roman" w:hAnsi="Calibri" w:cs="Calibri"/>
-                <w:b/>
-                <w:bCs/>
-                <w:color w:val="1F4E79"/>
-                <w:sz w:val="18"/>
-                <w:szCs w:val="18"/>
-                <w:lang w:eastAsia="es-CL"/>
+                <w:rFonts w:ascii="Calibri" w:hAnsi="Calibri"/>
+                <w:b/>
+                <w:bCs/>
+                <w:color w:val="1F3864" w:themeColor="accent1" w:themeShade="80"/>
               </w:rPr>
               <w:t>trabajo (</w:t>
             </w:r>
             <w:r>
               <w:rPr>
-                <w:rFonts w:ascii="Calibri" w:eastAsia="Times New Roman" w:hAnsi="Calibri" w:cs="Calibri"/>
-                <w:b/>
-                <w:bCs/>
-                <w:color w:val="1F4E79"/>
-                <w:sz w:val="18"/>
-                <w:szCs w:val="18"/>
-                <w:lang w:eastAsia="es-CL"/>
+                <w:rFonts w:ascii="Calibri" w:hAnsi="Calibri"/>
+                <w:b/>
+                <w:bCs/>
+                <w:color w:val="1F3864" w:themeColor="accent1" w:themeShade="80"/>
               </w:rPr>
               <w:t>EDT) es la descomposición de un proyecto que está organizado en varios niveles</w:t>
             </w:r>
@@ -7256,72 +6767,57 @@
           </w:tcPr>
           <w:p>
             <w:pPr>
-              <w:spacing w:after="0" w:line="240" w:lineRule="auto"/>
-              <w:jc w:val="both"/>
-              <w:rPr>
-                <w:rFonts w:ascii="Times New Roman" w:eastAsia="Times New Roman" w:hAnsi="Times New Roman" w:cs="Times New Roman"/>
-                <w:sz w:val="24"/>
-                <w:szCs w:val="24"/>
-                <w:lang w:eastAsia="es-CL"/>
-              </w:rPr>
-            </w:pPr>
-            <w:r>
-              <w:rPr>
-                <w:rFonts w:ascii="Calibri" w:eastAsia="Times New Roman" w:hAnsi="Calibri" w:cs="Calibri"/>
-                <w:b/>
-                <w:bCs/>
-                <w:color w:val="1F4E79"/>
-                <w:sz w:val="18"/>
-                <w:szCs w:val="18"/>
-                <w:lang w:eastAsia="es-CL"/>
+              <w:pStyle w:val="Piedepgina"/>
+              <w:jc w:val="both"/>
+              <w:rPr>
+                <w:rFonts w:ascii="Calibri" w:hAnsi="Calibri"/>
+                <w:b/>
+                <w:bCs/>
+                <w:color w:val="1F3864" w:themeColor="accent1" w:themeShade="80"/>
+              </w:rPr>
+            </w:pPr>
+            <w:r>
+              <w:rPr>
+                <w:rFonts w:ascii="Calibri" w:hAnsi="Calibri"/>
+                <w:b/>
+                <w:bCs/>
+                <w:color w:val="1F3864" w:themeColor="accent1" w:themeShade="80"/>
               </w:rPr>
               <w:t xml:space="preserve">requerimos un EDT ya que cada actividad puede ser asignada a un responsable, </w:t>
             </w:r>
             <w:r>
               <w:rPr>
-                <w:rFonts w:ascii="Calibri" w:eastAsia="Times New Roman" w:hAnsi="Calibri" w:cs="Calibri"/>
-                <w:b/>
-                <w:bCs/>
-                <w:color w:val="1F4E79"/>
-                <w:sz w:val="18"/>
-                <w:szCs w:val="18"/>
-                <w:lang w:eastAsia="es-CL"/>
+                <w:rFonts w:ascii="Calibri" w:hAnsi="Calibri"/>
+                <w:b/>
+                <w:bCs/>
+                <w:color w:val="1F3864" w:themeColor="accent1" w:themeShade="80"/>
               </w:rPr>
               <w:t>podemos estimar</w:t>
             </w:r>
             <w:r>
               <w:rPr>
-                <w:rFonts w:ascii="Calibri" w:eastAsia="Times New Roman" w:hAnsi="Calibri" w:cs="Calibri"/>
-                <w:b/>
-                <w:bCs/>
-                <w:color w:val="1F4E79"/>
-                <w:sz w:val="18"/>
-                <w:szCs w:val="18"/>
-                <w:lang w:eastAsia="es-CL"/>
+                <w:rFonts w:ascii="Calibri" w:hAnsi="Calibri"/>
+                <w:b/>
+                <w:bCs/>
+                <w:color w:val="1F3864" w:themeColor="accent1" w:themeShade="80"/>
               </w:rPr>
               <w:t xml:space="preserve"> costos y tiempo de forma más </w:t>
             </w:r>
             <w:r>
               <w:rPr>
-                <w:rFonts w:ascii="Calibri" w:eastAsia="Times New Roman" w:hAnsi="Calibri" w:cs="Calibri"/>
-                <w:b/>
-                <w:bCs/>
-                <w:color w:val="1F4E79"/>
-                <w:sz w:val="18"/>
-                <w:szCs w:val="18"/>
-                <w:lang w:eastAsia="es-CL"/>
+                <w:rFonts w:ascii="Calibri" w:hAnsi="Calibri"/>
+                <w:b/>
+                <w:bCs/>
+                <w:color w:val="1F3864" w:themeColor="accent1" w:themeShade="80"/>
               </w:rPr>
               <w:t>precisa, gestionar</w:t>
             </w:r>
             <w:r>
               <w:rPr>
-                <w:rFonts w:ascii="Calibri" w:eastAsia="Times New Roman" w:hAnsi="Calibri" w:cs="Calibri"/>
-                <w:b/>
-                <w:bCs/>
-                <w:color w:val="1F4E79"/>
-                <w:sz w:val="18"/>
-                <w:szCs w:val="18"/>
-                <w:lang w:eastAsia="es-CL"/>
+                <w:rFonts w:ascii="Calibri" w:hAnsi="Calibri"/>
+                <w:b/>
+                <w:bCs/>
+                <w:color w:val="1F3864" w:themeColor="accent1" w:themeShade="80"/>
               </w:rPr>
               <w:t xml:space="preserve"> posibles riesgos y aplicar el debido plan de mitigación.</w:t>
             </w:r>
@@ -7349,22 +6845,21 @@
           </w:tcPr>
           <w:p>
             <w:pPr>
-              <w:spacing w:after="0" w:line="240" w:lineRule="auto"/>
-              <w:jc w:val="both"/>
-              <w:rPr>
-                <w:rFonts w:ascii="Times New Roman" w:eastAsia="Times New Roman" w:hAnsi="Times New Roman" w:cs="Times New Roman"/>
-                <w:sz w:val="24"/>
-                <w:szCs w:val="24"/>
-                <w:lang w:eastAsia="es-CL"/>
-              </w:rPr>
-            </w:pPr>
-            <w:r>
-              <w:rPr>
-                <w:rFonts w:ascii="Calibri" w:eastAsia="Times New Roman" w:hAnsi="Calibri" w:cs="Calibri"/>
-                <w:b/>
-                <w:bCs/>
-                <w:color w:val="1F4E79"/>
-                <w:lang w:eastAsia="es-CL"/>
+              <w:pStyle w:val="Piedepgina"/>
+              <w:jc w:val="both"/>
+              <w:rPr>
+                <w:rFonts w:ascii="Calibri" w:hAnsi="Calibri"/>
+                <w:b/>
+                <w:bCs/>
+                <w:color w:val="1F3864" w:themeColor="accent1" w:themeShade="80"/>
+              </w:rPr>
+            </w:pPr>
+            <w:r>
+              <w:rPr>
+                <w:rFonts w:ascii="Calibri" w:hAnsi="Calibri"/>
+                <w:b/>
+                <w:bCs/>
+                <w:color w:val="1F3864" w:themeColor="accent1" w:themeShade="80"/>
               </w:rPr>
               <w:t>Avance</w:t>
             </w:r>
@@ -7377,32 +6872,30 @@
           </w:tcPr>
           <w:p>
             <w:pPr>
-              <w:spacing w:after="0" w:line="240" w:lineRule="auto"/>
-              <w:jc w:val="both"/>
-              <w:rPr>
-                <w:rFonts w:ascii="Times New Roman" w:eastAsia="Times New Roman" w:hAnsi="Times New Roman" w:cs="Times New Roman"/>
-                <w:sz w:val="24"/>
-                <w:szCs w:val="24"/>
-                <w:lang w:eastAsia="es-CL"/>
-              </w:rPr>
-            </w:pPr>
-            <w:r>
-              <w:rPr>
-                <w:rFonts w:ascii="Calibri" w:eastAsia="Times New Roman" w:hAnsi="Calibri" w:cs="Calibri"/>
-                <w:b/>
-                <w:bCs/>
-                <w:color w:val="1F4E79"/>
-                <w:lang w:eastAsia="es-CL"/>
+              <w:pStyle w:val="Piedepgina"/>
+              <w:jc w:val="both"/>
+              <w:rPr>
+                <w:rFonts w:ascii="Calibri" w:hAnsi="Calibri"/>
+                <w:b/>
+                <w:bCs/>
+                <w:color w:val="1F3864" w:themeColor="accent1" w:themeShade="80"/>
+              </w:rPr>
+            </w:pPr>
+            <w:r>
+              <w:rPr>
+                <w:rFonts w:ascii="Calibri" w:hAnsi="Calibri"/>
+                <w:b/>
+                <w:bCs/>
+                <w:color w:val="1F3864" w:themeColor="accent1" w:themeShade="80"/>
               </w:rPr>
               <w:t>Implementación</w:t>
             </w:r>
             <w:r>
               <w:rPr>
-                <w:rFonts w:ascii="Calibri" w:eastAsia="Times New Roman" w:hAnsi="Calibri" w:cs="Calibri"/>
-                <w:b/>
-                <w:bCs/>
-                <w:color w:val="1F4E79"/>
-                <w:lang w:eastAsia="es-CL"/>
+                <w:rFonts w:ascii="Calibri" w:hAnsi="Calibri"/>
+                <w:b/>
+                <w:bCs/>
+                <w:color w:val="1F3864" w:themeColor="accent1" w:themeShade="80"/>
               </w:rPr>
               <w:t xml:space="preserve"> ambiente de desarrollo</w:t>
             </w:r>
@@ -7415,24 +6908,21 @@
           </w:tcPr>
           <w:p>
             <w:pPr>
-              <w:spacing w:after="0" w:line="240" w:lineRule="auto"/>
-              <w:jc w:val="both"/>
-              <w:rPr>
-                <w:rFonts w:ascii="Times New Roman" w:eastAsia="Times New Roman" w:hAnsi="Times New Roman" w:cs="Times New Roman"/>
-                <w:sz w:val="24"/>
-                <w:szCs w:val="24"/>
-                <w:lang w:eastAsia="es-CL"/>
-              </w:rPr>
-            </w:pPr>
-            <w:r>
-              <w:rPr>
-                <w:rFonts w:ascii="Calibri" w:eastAsia="Times New Roman" w:hAnsi="Calibri" w:cs="Calibri"/>
-                <w:b/>
-                <w:bCs/>
-                <w:color w:val="1F4E79"/>
-                <w:sz w:val="18"/>
-                <w:szCs w:val="18"/>
-                <w:lang w:eastAsia="es-CL"/>
+              <w:pStyle w:val="Piedepgina"/>
+              <w:jc w:val="both"/>
+              <w:rPr>
+                <w:rFonts w:ascii="Calibri" w:hAnsi="Calibri"/>
+                <w:b/>
+                <w:bCs/>
+                <w:color w:val="1F3864" w:themeColor="accent1" w:themeShade="80"/>
+              </w:rPr>
+            </w:pPr>
+            <w:r>
+              <w:rPr>
+                <w:rFonts w:ascii="Calibri" w:hAnsi="Calibri"/>
+                <w:b/>
+                <w:bCs/>
+                <w:color w:val="1F3864" w:themeColor="accent1" w:themeShade="80"/>
               </w:rPr>
               <w:t>Conjunto de procedimientos y herramientas que se utilizan para desarrollar un código fuente o programa.</w:t>
             </w:r>
@@ -7445,24 +6935,21 @@
           </w:tcPr>
           <w:p>
             <w:pPr>
-              <w:spacing w:after="0" w:line="240" w:lineRule="auto"/>
-              <w:jc w:val="both"/>
-              <w:rPr>
-                <w:rFonts w:ascii="Times New Roman" w:eastAsia="Times New Roman" w:hAnsi="Times New Roman" w:cs="Times New Roman"/>
-                <w:sz w:val="24"/>
-                <w:szCs w:val="24"/>
-                <w:lang w:eastAsia="es-CL"/>
-              </w:rPr>
-            </w:pPr>
-            <w:r>
-              <w:rPr>
-                <w:rFonts w:ascii="Calibri" w:eastAsia="Times New Roman" w:hAnsi="Calibri" w:cs="Calibri"/>
-                <w:b/>
-                <w:bCs/>
-                <w:color w:val="1F4E79"/>
-                <w:sz w:val="18"/>
-                <w:szCs w:val="18"/>
-                <w:lang w:eastAsia="es-CL"/>
+              <w:pStyle w:val="Piedepgina"/>
+              <w:jc w:val="both"/>
+              <w:rPr>
+                <w:rFonts w:ascii="Calibri" w:hAnsi="Calibri"/>
+                <w:b/>
+                <w:bCs/>
+                <w:color w:val="1F3864" w:themeColor="accent1" w:themeShade="80"/>
+              </w:rPr>
+            </w:pPr>
+            <w:r>
+              <w:rPr>
+                <w:rFonts w:ascii="Calibri" w:hAnsi="Calibri"/>
+                <w:b/>
+                <w:bCs/>
+                <w:color w:val="1F3864" w:themeColor="accent1" w:themeShade="80"/>
               </w:rPr>
               <w:t>La implementación de un ambiente de desarrollo adecuado es fundamental para llevar a cabo proyectos de software de manera eficiente y efectiva.</w:t>
             </w:r>
@@ -7490,22 +6977,21 @@
           </w:tcPr>
           <w:p>
             <w:pPr>
-              <w:spacing w:after="0" w:line="240" w:lineRule="auto"/>
-              <w:jc w:val="both"/>
-              <w:rPr>
-                <w:rFonts w:ascii="Times New Roman" w:eastAsia="Times New Roman" w:hAnsi="Times New Roman" w:cs="Times New Roman"/>
-                <w:sz w:val="24"/>
-                <w:szCs w:val="24"/>
-                <w:lang w:eastAsia="es-CL"/>
-              </w:rPr>
-            </w:pPr>
-            <w:r>
-              <w:rPr>
-                <w:rFonts w:ascii="Calibri" w:eastAsia="Times New Roman" w:hAnsi="Calibri" w:cs="Calibri"/>
-                <w:b/>
-                <w:bCs/>
-                <w:color w:val="1F4E79"/>
-                <w:lang w:eastAsia="es-CL"/>
+              <w:pStyle w:val="Piedepgina"/>
+              <w:jc w:val="both"/>
+              <w:rPr>
+                <w:rFonts w:ascii="Calibri" w:hAnsi="Calibri"/>
+                <w:b/>
+                <w:bCs/>
+                <w:color w:val="1F3864" w:themeColor="accent1" w:themeShade="80"/>
+              </w:rPr>
+            </w:pPr>
+            <w:r>
+              <w:rPr>
+                <w:rFonts w:ascii="Calibri" w:hAnsi="Calibri"/>
+                <w:b/>
+                <w:bCs/>
+                <w:color w:val="1F3864" w:themeColor="accent1" w:themeShade="80"/>
               </w:rPr>
               <w:t>Avance/final</w:t>
             </w:r>
@@ -7518,22 +7004,21 @@
           </w:tcPr>
           <w:p>
             <w:pPr>
-              <w:spacing w:after="0" w:line="240" w:lineRule="auto"/>
-              <w:jc w:val="both"/>
-              <w:rPr>
-                <w:rFonts w:ascii="Times New Roman" w:eastAsia="Times New Roman" w:hAnsi="Times New Roman" w:cs="Times New Roman"/>
-                <w:sz w:val="24"/>
-                <w:szCs w:val="24"/>
-                <w:lang w:eastAsia="es-CL"/>
-              </w:rPr>
-            </w:pPr>
-            <w:r>
-              <w:rPr>
-                <w:rFonts w:ascii="Calibri" w:eastAsia="Times New Roman" w:hAnsi="Calibri" w:cs="Calibri"/>
-                <w:b/>
-                <w:bCs/>
-                <w:color w:val="1F4E79"/>
-                <w:lang w:eastAsia="es-CL"/>
+              <w:pStyle w:val="Piedepgina"/>
+              <w:jc w:val="both"/>
+              <w:rPr>
+                <w:rFonts w:ascii="Calibri" w:hAnsi="Calibri"/>
+                <w:b/>
+                <w:bCs/>
+                <w:color w:val="1F3864" w:themeColor="accent1" w:themeShade="80"/>
+              </w:rPr>
+            </w:pPr>
+            <w:r>
+              <w:rPr>
+                <w:rFonts w:ascii="Calibri" w:hAnsi="Calibri"/>
+                <w:b/>
+                <w:bCs/>
+                <w:color w:val="1F3864" w:themeColor="accent1" w:themeShade="80"/>
               </w:rPr>
               <w:t>Base de datos, tablas y Script para creación de tablas</w:t>
             </w:r>
@@ -7546,132 +7031,88 @@
           </w:tcPr>
           <w:p>
             <w:pPr>
-              <w:spacing w:after="0" w:line="240" w:lineRule="auto"/>
-              <w:jc w:val="both"/>
-              <w:rPr>
-                <w:rFonts w:ascii="Times New Roman" w:eastAsia="Times New Roman" w:hAnsi="Times New Roman" w:cs="Times New Roman"/>
-                <w:sz w:val="24"/>
-                <w:szCs w:val="24"/>
-                <w:lang w:eastAsia="es-CL"/>
-              </w:rPr>
-            </w:pPr>
-            <w:r>
-              <w:rPr>
-                <w:rFonts w:ascii="Calibri" w:eastAsia="Times New Roman" w:hAnsi="Calibri" w:cs="Calibri"/>
-                <w:b/>
-                <w:bCs/>
-                <w:color w:val="1F4E79"/>
-                <w:sz w:val="18"/>
-                <w:szCs w:val="18"/>
-                <w:lang w:eastAsia="es-CL"/>
+              <w:pStyle w:val="Piedepgina"/>
+              <w:jc w:val="both"/>
+              <w:rPr>
+                <w:rFonts w:ascii="Calibri" w:hAnsi="Calibri"/>
+                <w:b/>
+                <w:bCs/>
+                <w:color w:val="1F3864" w:themeColor="accent1" w:themeShade="80"/>
+              </w:rPr>
+            </w:pPr>
+            <w:r>
+              <w:rPr>
+                <w:rFonts w:ascii="Calibri" w:hAnsi="Calibri"/>
+                <w:b/>
+                <w:bCs/>
+                <w:color w:val="1F3864" w:themeColor="accent1" w:themeShade="80"/>
               </w:rPr>
               <w:t xml:space="preserve">Base de </w:t>
             </w:r>
             <w:r>
               <w:rPr>
-                <w:rFonts w:ascii="Calibri" w:eastAsia="Times New Roman" w:hAnsi="Calibri" w:cs="Calibri"/>
-                <w:b/>
-                <w:bCs/>
-                <w:color w:val="1F4E79"/>
-                <w:sz w:val="18"/>
-                <w:szCs w:val="18"/>
-                <w:lang w:eastAsia="es-CL"/>
-              </w:rPr>
-              <w:t>datos</w:t>
-            </w:r>
-            <w:r>
-              <w:rPr>
-                <w:rFonts w:ascii="Calibri" w:eastAsia="Times New Roman" w:hAnsi="Calibri" w:cs="Calibri"/>
-                <w:color w:val="1F4E79"/>
-                <w:sz w:val="18"/>
-                <w:szCs w:val="18"/>
-                <w:lang w:eastAsia="es-CL"/>
-              </w:rPr>
-              <w:t>: conjunto</w:t>
-            </w:r>
-            <w:r>
-              <w:rPr>
-                <w:rFonts w:ascii="Calibri" w:eastAsia="Times New Roman" w:hAnsi="Calibri" w:cs="Calibri"/>
-                <w:color w:val="1F4E79"/>
-                <w:sz w:val="18"/>
-                <w:szCs w:val="18"/>
-                <w:lang w:eastAsia="es-CL"/>
+                <w:rFonts w:ascii="Calibri" w:hAnsi="Calibri"/>
+                <w:b/>
+                <w:bCs/>
+                <w:color w:val="1F3864" w:themeColor="accent1" w:themeShade="80"/>
+              </w:rPr>
+              <w:t>datos: conjunto</w:t>
+            </w:r>
+            <w:r>
+              <w:rPr>
+                <w:rFonts w:ascii="Calibri" w:hAnsi="Calibri"/>
+                <w:b/>
+                <w:bCs/>
+                <w:color w:val="1F3864" w:themeColor="accent1" w:themeShade="80"/>
               </w:rPr>
               <w:t xml:space="preserve"> organizado de datos estructurados y relacionados entre sí.</w:t>
             </w:r>
             <w:r>
               <w:rPr>
-                <w:rFonts w:ascii="Calibri" w:eastAsia="Times New Roman" w:hAnsi="Calibri" w:cs="Calibri"/>
-                <w:color w:val="1F4E79"/>
-                <w:sz w:val="18"/>
-                <w:szCs w:val="18"/>
-                <w:lang w:eastAsia="es-CL"/>
+                <w:rFonts w:ascii="Calibri" w:hAnsi="Calibri"/>
+                <w:b/>
+                <w:bCs/>
+                <w:color w:val="1F3864" w:themeColor="accent1" w:themeShade="80"/>
               </w:rPr>
               <w:br/>
             </w:r>
             <w:r>
               <w:rPr>
-                <w:rFonts w:ascii="Calibri" w:eastAsia="Times New Roman" w:hAnsi="Calibri" w:cs="Calibri"/>
-                <w:b/>
-                <w:bCs/>
-                <w:color w:val="1F4E79"/>
-                <w:sz w:val="18"/>
-                <w:szCs w:val="18"/>
-                <w:lang w:eastAsia="es-CL"/>
-              </w:rPr>
-              <w:t>tablas</w:t>
-            </w:r>
-            <w:r>
-              <w:rPr>
-                <w:rFonts w:ascii="Calibri" w:eastAsia="Times New Roman" w:hAnsi="Calibri" w:cs="Calibri"/>
-                <w:color w:val="1F4E79"/>
-                <w:sz w:val="18"/>
-                <w:szCs w:val="18"/>
-                <w:lang w:eastAsia="es-CL"/>
-              </w:rPr>
-              <w:t>: estructura</w:t>
-            </w:r>
-            <w:r>
-              <w:rPr>
-                <w:rFonts w:ascii="Calibri" w:eastAsia="Times New Roman" w:hAnsi="Calibri" w:cs="Calibri"/>
-                <w:color w:val="1F4E79"/>
-                <w:sz w:val="18"/>
-                <w:szCs w:val="18"/>
-                <w:lang w:eastAsia="es-CL"/>
+                <w:rFonts w:ascii="Calibri" w:hAnsi="Calibri"/>
+                <w:b/>
+                <w:bCs/>
+                <w:color w:val="1F3864" w:themeColor="accent1" w:themeShade="80"/>
+              </w:rPr>
+              <w:t>tablas: estructura</w:t>
+            </w:r>
+            <w:r>
+              <w:rPr>
+                <w:rFonts w:ascii="Calibri" w:hAnsi="Calibri"/>
+                <w:b/>
+                <w:bCs/>
+                <w:color w:val="1F3864" w:themeColor="accent1" w:themeShade="80"/>
               </w:rPr>
               <w:t xml:space="preserve"> de datos que organiza la información en filas y columnas.</w:t>
             </w:r>
             <w:r>
               <w:rPr>
-                <w:rFonts w:ascii="Calibri" w:eastAsia="Times New Roman" w:hAnsi="Calibri" w:cs="Calibri"/>
-                <w:color w:val="1F4E79"/>
-                <w:sz w:val="18"/>
-                <w:szCs w:val="18"/>
-                <w:lang w:eastAsia="es-CL"/>
+                <w:rFonts w:ascii="Calibri" w:hAnsi="Calibri"/>
+                <w:b/>
+                <w:bCs/>
+                <w:color w:val="1F3864" w:themeColor="accent1" w:themeShade="80"/>
               </w:rPr>
               <w:br/>
-            </w:r>
-            <w:r>
-              <w:rPr>
-                <w:rFonts w:ascii="Calibri" w:eastAsia="Times New Roman" w:hAnsi="Calibri" w:cs="Calibri"/>
-                <w:b/>
-                <w:bCs/>
-                <w:color w:val="1F4E79"/>
-                <w:sz w:val="18"/>
-                <w:szCs w:val="18"/>
-                <w:lang w:eastAsia="es-CL"/>
-              </w:rPr>
-              <w:t>script</w:t>
-            </w:r>
-            <w:r>
-              <w:rPr>
-                <w:rFonts w:ascii="Calibri" w:eastAsia="Times New Roman" w:hAnsi="Calibri" w:cs="Calibri"/>
-                <w:color w:val="1F4E79"/>
-                <w:sz w:val="18"/>
-                <w:szCs w:val="18"/>
-                <w:lang w:eastAsia="es-CL"/>
-              </w:rPr>
-              <w:t>: conjunto de instrucciones o código escrito en el lenguaje de consultas de base de datos PL/SQL</w:t>
+              <w:t xml:space="preserve">script: conjunto de instrucciones o código escrito </w:t>
+            </w:r>
+            <w:r>
+              <w:rPr>
+                <w:rFonts w:ascii="Calibri" w:hAnsi="Calibri"/>
+                <w:b/>
+                <w:bCs/>
+                <w:color w:val="1F3864" w:themeColor="accent1" w:themeShade="80"/>
+              </w:rPr>
+              <w:lastRenderedPageBreak/>
+              <w:t>en el lenguaje de consultas de base de datos PL/SQL</w:t>
             </w:r>
           </w:p>
         </w:tc>
@@ -7682,74 +7123,24 @@
           </w:tcPr>
           <w:p>
             <w:pPr>
-              <w:spacing w:after="0" w:line="240" w:lineRule="auto"/>
-              <w:jc w:val="both"/>
-              <w:rPr>
-                <w:rFonts w:ascii="Times New Roman" w:eastAsia="Times New Roman" w:hAnsi="Times New Roman" w:cs="Times New Roman"/>
-                <w:sz w:val="24"/>
-                <w:szCs w:val="24"/>
-                <w:lang w:eastAsia="es-CL"/>
-              </w:rPr>
-            </w:pPr>
-            <w:r>
-              <w:rPr>
-                <w:rFonts w:ascii="Calibri" w:eastAsia="Times New Roman" w:hAnsi="Calibri" w:cs="Calibri"/>
-                <w:b/>
-                <w:bCs/>
-                <w:color w:val="1F4E79"/>
-                <w:sz w:val="18"/>
-                <w:szCs w:val="18"/>
-                <w:lang w:eastAsia="es-CL"/>
-              </w:rPr>
-              <w:t xml:space="preserve">Una base de datos es esencial en el </w:t>
-            </w:r>
-            <w:r>
-              <w:rPr>
-                <w:rFonts w:ascii="Calibri" w:eastAsia="Times New Roman" w:hAnsi="Calibri" w:cs="Calibri"/>
-                <w:b/>
-                <w:bCs/>
-                <w:color w:val="1F4E79"/>
-                <w:sz w:val="18"/>
-                <w:szCs w:val="18"/>
-                <w:lang w:eastAsia="es-CL"/>
-              </w:rPr>
-              <w:t>desarrollo y</w:t>
-            </w:r>
-            <w:r>
-              <w:rPr>
-                <w:rFonts w:ascii="Calibri" w:eastAsia="Times New Roman" w:hAnsi="Calibri" w:cs="Calibri"/>
-                <w:b/>
-                <w:bCs/>
-                <w:color w:val="1F4E79"/>
-                <w:sz w:val="18"/>
-                <w:szCs w:val="18"/>
-                <w:lang w:eastAsia="es-CL"/>
-              </w:rPr>
-              <w:t xml:space="preserve"> gestión del proyecto. al tener una base de datos necesitamos ordenarla creando tablas, estas tablas le daremos forma con scripts para la creación de tablas ya que con script podremos crearlas, </w:t>
-            </w:r>
-            <w:r>
-              <w:rPr>
-                <w:rFonts w:ascii="Calibri" w:eastAsia="Times New Roman" w:hAnsi="Calibri" w:cs="Calibri"/>
-                <w:b/>
-                <w:bCs/>
-                <w:color w:val="1F4E79"/>
-                <w:sz w:val="18"/>
-                <w:szCs w:val="18"/>
-                <w:lang w:eastAsia="es-CL"/>
-              </w:rPr>
-              <w:t>eliminarlas,</w:t>
-            </w:r>
-            <w:r>
-              <w:rPr>
-                <w:rFonts w:ascii="Calibri" w:eastAsia="Times New Roman" w:hAnsi="Calibri" w:cs="Calibri"/>
-                <w:b/>
-                <w:bCs/>
-                <w:color w:val="1F4E79"/>
-                <w:sz w:val="18"/>
-                <w:szCs w:val="18"/>
-                <w:lang w:eastAsia="es-CL"/>
-              </w:rPr>
-              <w:t xml:space="preserve"> actualizarlas e incluso modificarlas.</w:t>
+              <w:pStyle w:val="Piedepgina"/>
+              <w:jc w:val="both"/>
+              <w:rPr>
+                <w:rFonts w:ascii="Calibri" w:hAnsi="Calibri"/>
+                <w:b/>
+                <w:bCs/>
+                <w:color w:val="1F3864" w:themeColor="accent1" w:themeShade="80"/>
+              </w:rPr>
+            </w:pPr>
+            <w:r>
+              <w:rPr>
+                <w:rFonts w:ascii="Calibri" w:hAnsi="Calibri"/>
+                <w:b/>
+                <w:bCs/>
+                <w:color w:val="1F3864" w:themeColor="accent1" w:themeShade="80"/>
+              </w:rPr>
+              <w:lastRenderedPageBreak/>
+              <w:t>Una base de datos es esencial en el desarrollo y gestión del proyecto. al tener una base de datos necesitamos ordenarla creando tablas, estas tablas le daremos forma con scripts para la creación de tablas ya que con script podremos crearlas, eliminarlas, actualizarlas e incluso modificarlas.</w:t>
             </w:r>
           </w:p>
         </w:tc>
@@ -7775,22 +7166,21 @@
           </w:tcPr>
           <w:p>
             <w:pPr>
-              <w:spacing w:after="0" w:line="240" w:lineRule="auto"/>
-              <w:jc w:val="both"/>
-              <w:rPr>
-                <w:rFonts w:ascii="Times New Roman" w:eastAsia="Times New Roman" w:hAnsi="Times New Roman" w:cs="Times New Roman"/>
-                <w:sz w:val="24"/>
-                <w:szCs w:val="24"/>
-                <w:lang w:eastAsia="es-CL"/>
-              </w:rPr>
-            </w:pPr>
-            <w:r>
-              <w:rPr>
-                <w:rFonts w:ascii="Calibri" w:eastAsia="Times New Roman" w:hAnsi="Calibri" w:cs="Calibri"/>
-                <w:b/>
-                <w:bCs/>
-                <w:color w:val="1F4E79"/>
-                <w:lang w:eastAsia="es-CL"/>
+              <w:pStyle w:val="Piedepgina"/>
+              <w:jc w:val="both"/>
+              <w:rPr>
+                <w:rFonts w:ascii="Calibri" w:hAnsi="Calibri"/>
+                <w:b/>
+                <w:bCs/>
+                <w:color w:val="1F3864" w:themeColor="accent1" w:themeShade="80"/>
+              </w:rPr>
+            </w:pPr>
+            <w:r>
+              <w:rPr>
+                <w:rFonts w:ascii="Calibri" w:hAnsi="Calibri"/>
+                <w:b/>
+                <w:bCs/>
+                <w:color w:val="1F3864" w:themeColor="accent1" w:themeShade="80"/>
               </w:rPr>
               <w:t>Avance/Final</w:t>
             </w:r>
@@ -7803,22 +7193,21 @@
           </w:tcPr>
           <w:p>
             <w:pPr>
-              <w:spacing w:after="0" w:line="240" w:lineRule="auto"/>
-              <w:jc w:val="both"/>
-              <w:rPr>
-                <w:rFonts w:ascii="Times New Roman" w:eastAsia="Times New Roman" w:hAnsi="Times New Roman" w:cs="Times New Roman"/>
-                <w:sz w:val="24"/>
-                <w:szCs w:val="24"/>
-                <w:lang w:eastAsia="es-CL"/>
-              </w:rPr>
-            </w:pPr>
-            <w:r>
-              <w:rPr>
-                <w:rFonts w:ascii="Calibri" w:eastAsia="Times New Roman" w:hAnsi="Calibri" w:cs="Calibri"/>
-                <w:b/>
-                <w:bCs/>
-                <w:color w:val="1F4E79"/>
-                <w:lang w:eastAsia="es-CL"/>
+              <w:pStyle w:val="Piedepgina"/>
+              <w:jc w:val="both"/>
+              <w:rPr>
+                <w:rFonts w:ascii="Calibri" w:hAnsi="Calibri"/>
+                <w:b/>
+                <w:bCs/>
+                <w:color w:val="1F3864" w:themeColor="accent1" w:themeShade="80"/>
+              </w:rPr>
+            </w:pPr>
+            <w:r>
+              <w:rPr>
+                <w:rFonts w:ascii="Calibri" w:hAnsi="Calibri"/>
+                <w:b/>
+                <w:bCs/>
+                <w:color w:val="1F3864" w:themeColor="accent1" w:themeShade="80"/>
               </w:rPr>
               <w:t>Minuta Control de la programación</w:t>
             </w:r>
@@ -7831,24 +7220,21 @@
           </w:tcPr>
           <w:p>
             <w:pPr>
-              <w:spacing w:after="0" w:line="240" w:lineRule="auto"/>
-              <w:jc w:val="both"/>
-              <w:rPr>
-                <w:rFonts w:ascii="Times New Roman" w:eastAsia="Times New Roman" w:hAnsi="Times New Roman" w:cs="Times New Roman"/>
-                <w:sz w:val="24"/>
-                <w:szCs w:val="24"/>
-                <w:lang w:eastAsia="es-CL"/>
-              </w:rPr>
-            </w:pPr>
-            <w:r>
-              <w:rPr>
-                <w:rFonts w:ascii="Calibri" w:eastAsia="Times New Roman" w:hAnsi="Calibri" w:cs="Calibri"/>
-                <w:b/>
-                <w:bCs/>
-                <w:color w:val="1F4E79"/>
-                <w:sz w:val="18"/>
-                <w:szCs w:val="18"/>
-                <w:lang w:eastAsia="es-CL"/>
+              <w:pStyle w:val="Piedepgina"/>
+              <w:jc w:val="both"/>
+              <w:rPr>
+                <w:rFonts w:ascii="Calibri" w:hAnsi="Calibri"/>
+                <w:b/>
+                <w:bCs/>
+                <w:color w:val="1F3864" w:themeColor="accent1" w:themeShade="80"/>
+              </w:rPr>
+            </w:pPr>
+            <w:r>
+              <w:rPr>
+                <w:rFonts w:ascii="Calibri" w:hAnsi="Calibri"/>
+                <w:b/>
+                <w:bCs/>
+                <w:color w:val="1F3864" w:themeColor="accent1" w:themeShade="80"/>
               </w:rPr>
               <w:t>Documento o registro donde se lleva un seguimiento detallado de la tarea o actividades programadas de un proyecto o proceso. </w:t>
             </w:r>
@@ -7861,50 +7247,23 @@
           </w:tcPr>
           <w:p>
             <w:pPr>
-              <w:spacing w:after="0" w:line="240" w:lineRule="auto"/>
-              <w:jc w:val="both"/>
-              <w:rPr>
-                <w:rFonts w:ascii="Times New Roman" w:eastAsia="Times New Roman" w:hAnsi="Times New Roman" w:cs="Times New Roman"/>
-                <w:sz w:val="24"/>
-                <w:szCs w:val="24"/>
-                <w:lang w:eastAsia="es-CL"/>
-              </w:rPr>
-            </w:pPr>
-            <w:r>
-              <w:rPr>
-                <w:rFonts w:ascii="Calibri" w:eastAsia="Times New Roman" w:hAnsi="Calibri" w:cs="Calibri"/>
-                <w:b/>
-                <w:bCs/>
-                <w:color w:val="1F4E79"/>
-                <w:sz w:val="18"/>
-                <w:szCs w:val="18"/>
-                <w:lang w:eastAsia="es-CL"/>
-              </w:rPr>
-              <w:t xml:space="preserve">Tener una minuta de control de la programación radica en varios aspectos importantes para la gestión efectiva de un proyecto, como lo son seguimiento del </w:t>
-            </w:r>
-            <w:r>
-              <w:rPr>
-                <w:rFonts w:ascii="Calibri" w:eastAsia="Times New Roman" w:hAnsi="Calibri" w:cs="Calibri"/>
-                <w:b/>
-                <w:bCs/>
-                <w:color w:val="1F4E79"/>
-                <w:sz w:val="18"/>
-                <w:szCs w:val="18"/>
-                <w:lang w:eastAsia="es-CL"/>
-              </w:rPr>
-              <w:t>proceso, gestión</w:t>
-            </w:r>
-            <w:r>
-              <w:rPr>
-                <w:rFonts w:ascii="Calibri" w:eastAsia="Times New Roman" w:hAnsi="Calibri" w:cs="Calibri"/>
-                <w:b/>
-                <w:bCs/>
-                <w:color w:val="1F4E79"/>
-                <w:sz w:val="18"/>
-                <w:szCs w:val="18"/>
-                <w:lang w:eastAsia="es-CL"/>
-              </w:rPr>
-              <w:t xml:space="preserve"> de cambios, registro histórico.</w:t>
+              <w:pStyle w:val="Piedepgina"/>
+              <w:jc w:val="both"/>
+              <w:rPr>
+                <w:rFonts w:ascii="Calibri" w:hAnsi="Calibri"/>
+                <w:b/>
+                <w:bCs/>
+                <w:color w:val="1F3864" w:themeColor="accent1" w:themeShade="80"/>
+              </w:rPr>
+            </w:pPr>
+            <w:r>
+              <w:rPr>
+                <w:rFonts w:ascii="Calibri" w:hAnsi="Calibri"/>
+                <w:b/>
+                <w:bCs/>
+                <w:color w:val="1F3864" w:themeColor="accent1" w:themeShade="80"/>
+              </w:rPr>
+              <w:t>Tener una minuta de control de la programación radica en varios aspectos importantes para la gestión efectiva de un proyecto, como lo son seguimiento del proceso, gestión de cambios, registro histórico.</w:t>
             </w:r>
           </w:p>
         </w:tc>
@@ -7930,22 +7289,21 @@
           </w:tcPr>
           <w:p>
             <w:pPr>
-              <w:spacing w:after="0" w:line="240" w:lineRule="auto"/>
-              <w:jc w:val="both"/>
-              <w:rPr>
-                <w:rFonts w:ascii="Times New Roman" w:eastAsia="Times New Roman" w:hAnsi="Times New Roman" w:cs="Times New Roman"/>
-                <w:sz w:val="24"/>
-                <w:szCs w:val="24"/>
-                <w:lang w:eastAsia="es-CL"/>
-              </w:rPr>
-            </w:pPr>
-            <w:r>
-              <w:rPr>
-                <w:rFonts w:ascii="Calibri" w:eastAsia="Times New Roman" w:hAnsi="Calibri" w:cs="Calibri"/>
-                <w:b/>
-                <w:bCs/>
-                <w:color w:val="1F4E79"/>
-                <w:lang w:eastAsia="es-CL"/>
+              <w:pStyle w:val="Piedepgina"/>
+              <w:jc w:val="both"/>
+              <w:rPr>
+                <w:rFonts w:ascii="Calibri" w:hAnsi="Calibri"/>
+                <w:b/>
+                <w:bCs/>
+                <w:color w:val="1F3864" w:themeColor="accent1" w:themeShade="80"/>
+              </w:rPr>
+            </w:pPr>
+            <w:r>
+              <w:rPr>
+                <w:rFonts w:ascii="Calibri" w:hAnsi="Calibri"/>
+                <w:b/>
+                <w:bCs/>
+                <w:color w:val="1F3864" w:themeColor="accent1" w:themeShade="80"/>
               </w:rPr>
               <w:t>Avance/Final</w:t>
             </w:r>
@@ -7958,22 +7316,21 @@
           </w:tcPr>
           <w:p>
             <w:pPr>
-              <w:spacing w:after="0" w:line="240" w:lineRule="auto"/>
-              <w:jc w:val="both"/>
-              <w:rPr>
-                <w:rFonts w:ascii="Times New Roman" w:eastAsia="Times New Roman" w:hAnsi="Times New Roman" w:cs="Times New Roman"/>
-                <w:sz w:val="24"/>
-                <w:szCs w:val="24"/>
-                <w:lang w:eastAsia="es-CL"/>
-              </w:rPr>
-            </w:pPr>
-            <w:r>
-              <w:rPr>
-                <w:rFonts w:ascii="Calibri" w:eastAsia="Times New Roman" w:hAnsi="Calibri" w:cs="Calibri"/>
-                <w:b/>
-                <w:bCs/>
-                <w:color w:val="1F4E79"/>
-                <w:lang w:eastAsia="es-CL"/>
+              <w:pStyle w:val="Piedepgina"/>
+              <w:jc w:val="both"/>
+              <w:rPr>
+                <w:rFonts w:ascii="Calibri" w:hAnsi="Calibri"/>
+                <w:b/>
+                <w:bCs/>
+                <w:color w:val="1F3864" w:themeColor="accent1" w:themeShade="80"/>
+              </w:rPr>
+            </w:pPr>
+            <w:r>
+              <w:rPr>
+                <w:rFonts w:ascii="Calibri" w:hAnsi="Calibri"/>
+                <w:b/>
+                <w:bCs/>
+                <w:color w:val="1F3864" w:themeColor="accent1" w:themeShade="80"/>
               </w:rPr>
               <w:t>Matriz seguimiento Status del proyecto</w:t>
             </w:r>
@@ -7986,36 +7343,23 @@
           </w:tcPr>
           <w:p>
             <w:pPr>
-              <w:spacing w:after="0" w:line="240" w:lineRule="auto"/>
-              <w:jc w:val="both"/>
-              <w:rPr>
-                <w:rFonts w:ascii="Times New Roman" w:eastAsia="Times New Roman" w:hAnsi="Times New Roman" w:cs="Times New Roman"/>
-                <w:sz w:val="24"/>
-                <w:szCs w:val="24"/>
-                <w:lang w:eastAsia="es-CL"/>
-              </w:rPr>
-            </w:pPr>
-            <w:r>
-              <w:rPr>
-                <w:rFonts w:ascii="Calibri" w:eastAsia="Times New Roman" w:hAnsi="Calibri" w:cs="Calibri"/>
-                <w:b/>
-                <w:bCs/>
-                <w:color w:val="1F4E79"/>
-                <w:sz w:val="18"/>
-                <w:szCs w:val="18"/>
-                <w:lang w:eastAsia="es-CL"/>
-              </w:rPr>
-              <w:t>Sistema para seguir y monitorear en qué etapa se encuentra un proyecto, así como facilitar métricas para cada una de las distintas etapas</w:t>
-            </w:r>
-            <w:r>
-              <w:rPr>
-                <w:rFonts w:ascii="Calibri" w:eastAsia="Times New Roman" w:hAnsi="Calibri" w:cs="Calibri"/>
-                <w:b/>
-                <w:bCs/>
-                <w:color w:val="1F4E79"/>
-                <w:lang w:eastAsia="es-CL"/>
-              </w:rPr>
-              <w:t>.</w:t>
+              <w:pStyle w:val="Piedepgina"/>
+              <w:jc w:val="both"/>
+              <w:rPr>
+                <w:rFonts w:ascii="Calibri" w:hAnsi="Calibri"/>
+                <w:b/>
+                <w:bCs/>
+                <w:color w:val="1F3864" w:themeColor="accent1" w:themeShade="80"/>
+              </w:rPr>
+            </w:pPr>
+            <w:r>
+              <w:rPr>
+                <w:rFonts w:ascii="Calibri" w:hAnsi="Calibri"/>
+                <w:b/>
+                <w:bCs/>
+                <w:color w:val="1F3864" w:themeColor="accent1" w:themeShade="80"/>
+              </w:rPr>
+              <w:t>Sistema para seguir y monitorear en qué etapa se encuentra un proyecto, así como facilitar métricas para cada una de las distintas etapas.</w:t>
             </w:r>
           </w:p>
         </w:tc>
@@ -8026,50 +7370,23 @@
           </w:tcPr>
           <w:p>
             <w:pPr>
-              <w:spacing w:after="0" w:line="240" w:lineRule="auto"/>
-              <w:jc w:val="both"/>
-              <w:rPr>
-                <w:rFonts w:ascii="Times New Roman" w:eastAsia="Times New Roman" w:hAnsi="Times New Roman" w:cs="Times New Roman"/>
-                <w:sz w:val="24"/>
-                <w:szCs w:val="24"/>
-                <w:lang w:eastAsia="es-CL"/>
-              </w:rPr>
-            </w:pPr>
-            <w:r>
-              <w:rPr>
-                <w:rFonts w:ascii="Calibri" w:eastAsia="Times New Roman" w:hAnsi="Calibri" w:cs="Calibri"/>
-                <w:b/>
-                <w:bCs/>
-                <w:color w:val="1F4E79"/>
-                <w:sz w:val="18"/>
-                <w:szCs w:val="18"/>
-                <w:lang w:eastAsia="es-CL"/>
-              </w:rPr>
-              <w:t xml:space="preserve">herramienta que nos </w:t>
-            </w:r>
-            <w:r>
-              <w:rPr>
-                <w:rFonts w:ascii="Calibri" w:eastAsia="Times New Roman" w:hAnsi="Calibri" w:cs="Calibri"/>
-                <w:b/>
-                <w:bCs/>
-                <w:color w:val="1F4E79"/>
-                <w:sz w:val="18"/>
-                <w:szCs w:val="18"/>
-                <w:lang w:eastAsia="es-CL"/>
-              </w:rPr>
-              <w:t>permite realizar</w:t>
-            </w:r>
-            <w:r>
-              <w:rPr>
-                <w:rFonts w:ascii="Calibri" w:eastAsia="Times New Roman" w:hAnsi="Calibri" w:cs="Calibri"/>
-                <w:b/>
-                <w:bCs/>
-                <w:color w:val="1F4E79"/>
-                <w:sz w:val="18"/>
-                <w:szCs w:val="18"/>
-                <w:lang w:eastAsia="es-CL"/>
-              </w:rPr>
-              <w:t xml:space="preserve"> un seguimiento visual y organizado del proyecto. con esto podremos ver riesgos y problemas, gestionar recursos y prioridades entre otros.</w:t>
+              <w:pStyle w:val="Piedepgina"/>
+              <w:jc w:val="both"/>
+              <w:rPr>
+                <w:rFonts w:ascii="Calibri" w:hAnsi="Calibri"/>
+                <w:b/>
+                <w:bCs/>
+                <w:color w:val="1F3864" w:themeColor="accent1" w:themeShade="80"/>
+              </w:rPr>
+            </w:pPr>
+            <w:r>
+              <w:rPr>
+                <w:rFonts w:ascii="Calibri" w:hAnsi="Calibri"/>
+                <w:b/>
+                <w:bCs/>
+                <w:color w:val="1F3864" w:themeColor="accent1" w:themeShade="80"/>
+              </w:rPr>
+              <w:t>herramienta que nos permite realizar un seguimiento visual y organizado del proyecto. con esto podremos ver riesgos y problemas, gestionar recursos y prioridades entre otros.</w:t>
             </w:r>
           </w:p>
         </w:tc>
@@ -8095,22 +7412,21 @@
           </w:tcPr>
           <w:p>
             <w:pPr>
-              <w:spacing w:after="0" w:line="240" w:lineRule="auto"/>
-              <w:jc w:val="both"/>
-              <w:rPr>
-                <w:rFonts w:ascii="Times New Roman" w:eastAsia="Times New Roman" w:hAnsi="Times New Roman" w:cs="Times New Roman"/>
-                <w:sz w:val="24"/>
-                <w:szCs w:val="24"/>
-                <w:lang w:eastAsia="es-CL"/>
-              </w:rPr>
-            </w:pPr>
-            <w:r>
-              <w:rPr>
-                <w:rFonts w:ascii="Calibri" w:eastAsia="Times New Roman" w:hAnsi="Calibri" w:cs="Calibri"/>
-                <w:b/>
-                <w:bCs/>
-                <w:color w:val="1F4E79"/>
-                <w:lang w:eastAsia="es-CL"/>
+              <w:pStyle w:val="Piedepgina"/>
+              <w:jc w:val="both"/>
+              <w:rPr>
+                <w:rFonts w:ascii="Calibri" w:hAnsi="Calibri"/>
+                <w:b/>
+                <w:bCs/>
+                <w:color w:val="1F3864" w:themeColor="accent1" w:themeShade="80"/>
+              </w:rPr>
+            </w:pPr>
+            <w:r>
+              <w:rPr>
+                <w:rFonts w:ascii="Calibri" w:hAnsi="Calibri"/>
+                <w:b/>
+                <w:bCs/>
+                <w:color w:val="1F3864" w:themeColor="accent1" w:themeShade="80"/>
               </w:rPr>
               <w:t>Final</w:t>
             </w:r>
@@ -8123,22 +7439,21 @@
           </w:tcPr>
           <w:p>
             <w:pPr>
-              <w:spacing w:after="0" w:line="240" w:lineRule="auto"/>
-              <w:jc w:val="both"/>
-              <w:rPr>
-                <w:rFonts w:ascii="Times New Roman" w:eastAsia="Times New Roman" w:hAnsi="Times New Roman" w:cs="Times New Roman"/>
-                <w:sz w:val="24"/>
-                <w:szCs w:val="24"/>
-                <w:lang w:eastAsia="es-CL"/>
-              </w:rPr>
-            </w:pPr>
-            <w:r>
-              <w:rPr>
-                <w:rFonts w:ascii="Calibri" w:eastAsia="Times New Roman" w:hAnsi="Calibri" w:cs="Calibri"/>
-                <w:b/>
-                <w:bCs/>
-                <w:color w:val="1F4E79"/>
-                <w:lang w:eastAsia="es-CL"/>
+              <w:pStyle w:val="Piedepgina"/>
+              <w:jc w:val="both"/>
+              <w:rPr>
+                <w:rFonts w:ascii="Calibri" w:hAnsi="Calibri"/>
+                <w:b/>
+                <w:bCs/>
+                <w:color w:val="1F3864" w:themeColor="accent1" w:themeShade="80"/>
+              </w:rPr>
+            </w:pPr>
+            <w:r>
+              <w:rPr>
+                <w:rFonts w:ascii="Calibri" w:hAnsi="Calibri"/>
+                <w:b/>
+                <w:bCs/>
+                <w:color w:val="1F3864" w:themeColor="accent1" w:themeShade="80"/>
               </w:rPr>
               <w:t>Verificación de Alcances</w:t>
             </w:r>
@@ -8151,24 +7466,21 @@
           </w:tcPr>
           <w:p>
             <w:pPr>
-              <w:spacing w:after="0" w:line="240" w:lineRule="auto"/>
-              <w:jc w:val="both"/>
-              <w:rPr>
-                <w:rFonts w:ascii="Times New Roman" w:eastAsia="Times New Roman" w:hAnsi="Times New Roman" w:cs="Times New Roman"/>
-                <w:sz w:val="24"/>
-                <w:szCs w:val="24"/>
-                <w:lang w:eastAsia="es-CL"/>
-              </w:rPr>
-            </w:pPr>
-            <w:r>
-              <w:rPr>
-                <w:rFonts w:ascii="Calibri" w:eastAsia="Times New Roman" w:hAnsi="Calibri" w:cs="Calibri"/>
-                <w:b/>
-                <w:bCs/>
-                <w:color w:val="1F4E79"/>
-                <w:sz w:val="18"/>
-                <w:szCs w:val="18"/>
-                <w:lang w:eastAsia="es-CL"/>
+              <w:pStyle w:val="Piedepgina"/>
+              <w:jc w:val="both"/>
+              <w:rPr>
+                <w:rFonts w:ascii="Calibri" w:hAnsi="Calibri"/>
+                <w:b/>
+                <w:bCs/>
+                <w:color w:val="1F3864" w:themeColor="accent1" w:themeShade="80"/>
+              </w:rPr>
+            </w:pPr>
+            <w:r>
+              <w:rPr>
+                <w:rFonts w:ascii="Calibri" w:hAnsi="Calibri"/>
+                <w:b/>
+                <w:bCs/>
+                <w:color w:val="1F3864" w:themeColor="accent1" w:themeShade="80"/>
               </w:rPr>
               <w:t>Comprende el proceso de formalización de la aceptación de alcance del proyecto completado y los entregables por parte del cliente</w:t>
             </w:r>
@@ -8181,50 +7493,23 @@
           </w:tcPr>
           <w:p>
             <w:pPr>
-              <w:spacing w:after="0" w:line="240" w:lineRule="auto"/>
-              <w:jc w:val="both"/>
-              <w:rPr>
-                <w:rFonts w:ascii="Times New Roman" w:eastAsia="Times New Roman" w:hAnsi="Times New Roman" w:cs="Times New Roman"/>
-                <w:sz w:val="24"/>
-                <w:szCs w:val="24"/>
-                <w:lang w:eastAsia="es-CL"/>
-              </w:rPr>
-            </w:pPr>
-            <w:r>
-              <w:rPr>
-                <w:rFonts w:ascii="Calibri" w:eastAsia="Times New Roman" w:hAnsi="Calibri" w:cs="Calibri"/>
-                <w:b/>
-                <w:bCs/>
-                <w:color w:val="1F4E79"/>
-                <w:sz w:val="18"/>
-                <w:szCs w:val="18"/>
-                <w:lang w:eastAsia="es-CL"/>
-              </w:rPr>
-              <w:t xml:space="preserve">Uno de los procesos fundamentales de nuestro proyecto, ya que asegura que el proyecto cumpla con los requisitos y expectativas. también nos ayuda a mantener un control de calidad, </w:t>
-            </w:r>
-            <w:r>
-              <w:rPr>
-                <w:rFonts w:ascii="Calibri" w:eastAsia="Times New Roman" w:hAnsi="Calibri" w:cs="Calibri"/>
-                <w:b/>
-                <w:bCs/>
-                <w:color w:val="1F4E79"/>
-                <w:sz w:val="18"/>
-                <w:szCs w:val="18"/>
-                <w:lang w:eastAsia="es-CL"/>
-              </w:rPr>
-              <w:t>cumplir</w:t>
-            </w:r>
-            <w:r>
-              <w:rPr>
-                <w:rFonts w:ascii="Calibri" w:eastAsia="Times New Roman" w:hAnsi="Calibri" w:cs="Calibri"/>
-                <w:b/>
-                <w:bCs/>
-                <w:color w:val="1F4E79"/>
-                <w:sz w:val="18"/>
-                <w:szCs w:val="18"/>
-                <w:lang w:eastAsia="es-CL"/>
-              </w:rPr>
-              <w:t xml:space="preserve"> con normativas y regulaciones.</w:t>
+              <w:pStyle w:val="Piedepgina"/>
+              <w:jc w:val="both"/>
+              <w:rPr>
+                <w:rFonts w:ascii="Calibri" w:hAnsi="Calibri"/>
+                <w:b/>
+                <w:bCs/>
+                <w:color w:val="1F3864" w:themeColor="accent1" w:themeShade="80"/>
+              </w:rPr>
+            </w:pPr>
+            <w:r>
+              <w:rPr>
+                <w:rFonts w:ascii="Calibri" w:hAnsi="Calibri"/>
+                <w:b/>
+                <w:bCs/>
+                <w:color w:val="1F3864" w:themeColor="accent1" w:themeShade="80"/>
+              </w:rPr>
+              <w:t>Uno de los procesos fundamentales de nuestro proyecto, ya que asegura que el proyecto cumpla con los requisitos y expectativas. también nos ayuda a mantener un control de calidad, cumplir con normativas y regulaciones.</w:t>
             </w:r>
           </w:p>
         </w:tc>
@@ -8250,24 +7535,22 @@
           </w:tcPr>
           <w:p>
             <w:pPr>
-              <w:spacing w:after="0" w:line="240" w:lineRule="auto"/>
-              <w:jc w:val="both"/>
-              <w:rPr>
-                <w:rFonts w:ascii="Times New Roman" w:eastAsia="Times New Roman" w:hAnsi="Times New Roman" w:cs="Times New Roman"/>
-                <w:sz w:val="24"/>
-                <w:szCs w:val="24"/>
-                <w:lang w:eastAsia="es-CL"/>
-              </w:rPr>
-            </w:pPr>
-            <w:r>
-              <w:rPr>
-                <w:rFonts w:ascii="Calibri" w:eastAsia="Times New Roman" w:hAnsi="Calibri" w:cs="Calibri"/>
-                <w:b/>
-                <w:bCs/>
-                <w:color w:val="1F4E79"/>
-                <w:lang w:eastAsia="es-CL"/>
-              </w:rPr>
-              <w:lastRenderedPageBreak/>
+              <w:pStyle w:val="Piedepgina"/>
+              <w:jc w:val="both"/>
+              <w:rPr>
+                <w:rFonts w:ascii="Calibri" w:hAnsi="Calibri"/>
+                <w:b/>
+                <w:bCs/>
+                <w:color w:val="1F3864" w:themeColor="accent1" w:themeShade="80"/>
+              </w:rPr>
+            </w:pPr>
+            <w:r>
+              <w:rPr>
+                <w:rFonts w:ascii="Calibri" w:hAnsi="Calibri"/>
+                <w:b/>
+                <w:bCs/>
+                <w:color w:val="1F3864" w:themeColor="accent1" w:themeShade="80"/>
+              </w:rPr>
               <w:t>Final</w:t>
             </w:r>
           </w:p>
@@ -8279,22 +7562,21 @@
           </w:tcPr>
           <w:p>
             <w:pPr>
-              <w:spacing w:after="0" w:line="240" w:lineRule="auto"/>
-              <w:jc w:val="both"/>
-              <w:rPr>
-                <w:rFonts w:ascii="Times New Roman" w:eastAsia="Times New Roman" w:hAnsi="Times New Roman" w:cs="Times New Roman"/>
-                <w:sz w:val="24"/>
-                <w:szCs w:val="24"/>
-                <w:lang w:eastAsia="es-CL"/>
-              </w:rPr>
-            </w:pPr>
-            <w:r>
-              <w:rPr>
-                <w:rFonts w:ascii="Calibri" w:eastAsia="Times New Roman" w:hAnsi="Calibri" w:cs="Calibri"/>
-                <w:b/>
-                <w:bCs/>
-                <w:color w:val="1F4E79"/>
-                <w:lang w:eastAsia="es-CL"/>
+              <w:pStyle w:val="Piedepgina"/>
+              <w:jc w:val="both"/>
+              <w:rPr>
+                <w:rFonts w:ascii="Calibri" w:hAnsi="Calibri"/>
+                <w:b/>
+                <w:bCs/>
+                <w:color w:val="1F3864" w:themeColor="accent1" w:themeShade="80"/>
+              </w:rPr>
+            </w:pPr>
+            <w:r>
+              <w:rPr>
+                <w:rFonts w:ascii="Calibri" w:hAnsi="Calibri"/>
+                <w:b/>
+                <w:bCs/>
+                <w:color w:val="1F3864" w:themeColor="accent1" w:themeShade="80"/>
               </w:rPr>
               <w:t>Matriz Gestión Control de Cambio</w:t>
             </w:r>
@@ -8307,24 +7589,21 @@
           </w:tcPr>
           <w:p>
             <w:pPr>
-              <w:spacing w:after="0" w:line="240" w:lineRule="auto"/>
-              <w:jc w:val="both"/>
-              <w:rPr>
-                <w:rFonts w:ascii="Times New Roman" w:eastAsia="Times New Roman" w:hAnsi="Times New Roman" w:cs="Times New Roman"/>
-                <w:sz w:val="24"/>
-                <w:szCs w:val="24"/>
-                <w:lang w:eastAsia="es-CL"/>
-              </w:rPr>
-            </w:pPr>
-            <w:r>
-              <w:rPr>
-                <w:rFonts w:ascii="Calibri" w:eastAsia="Times New Roman" w:hAnsi="Calibri" w:cs="Calibri"/>
-                <w:b/>
-                <w:bCs/>
-                <w:color w:val="1F4E79"/>
-                <w:sz w:val="18"/>
-                <w:szCs w:val="18"/>
-                <w:lang w:eastAsia="es-CL"/>
+              <w:pStyle w:val="Piedepgina"/>
+              <w:jc w:val="both"/>
+              <w:rPr>
+                <w:rFonts w:ascii="Calibri" w:hAnsi="Calibri"/>
+                <w:b/>
+                <w:bCs/>
+                <w:color w:val="1F3864" w:themeColor="accent1" w:themeShade="80"/>
+              </w:rPr>
+            </w:pPr>
+            <w:r>
+              <w:rPr>
+                <w:rFonts w:ascii="Calibri" w:hAnsi="Calibri"/>
+                <w:b/>
+                <w:bCs/>
+                <w:color w:val="1F3864" w:themeColor="accent1" w:themeShade="80"/>
               </w:rPr>
               <w:t>Proceso que se usa para la gestión de solicitudes de cambio u otras iniciativas importantes en un proyecto</w:t>
             </w:r>
@@ -8337,24 +7616,21 @@
           </w:tcPr>
           <w:p>
             <w:pPr>
-              <w:spacing w:after="0" w:line="240" w:lineRule="auto"/>
-              <w:jc w:val="both"/>
-              <w:rPr>
-                <w:rFonts w:ascii="Times New Roman" w:eastAsia="Times New Roman" w:hAnsi="Times New Roman" w:cs="Times New Roman"/>
-                <w:sz w:val="24"/>
-                <w:szCs w:val="24"/>
-                <w:lang w:eastAsia="es-CL"/>
-              </w:rPr>
-            </w:pPr>
-            <w:r>
-              <w:rPr>
-                <w:rFonts w:ascii="Calibri" w:eastAsia="Times New Roman" w:hAnsi="Calibri" w:cs="Calibri"/>
-                <w:b/>
-                <w:bCs/>
-                <w:color w:val="1F4E79"/>
-                <w:sz w:val="18"/>
-                <w:szCs w:val="18"/>
-                <w:lang w:eastAsia="es-CL"/>
+              <w:pStyle w:val="Piedepgina"/>
+              <w:jc w:val="both"/>
+              <w:rPr>
+                <w:rFonts w:ascii="Calibri" w:hAnsi="Calibri"/>
+                <w:b/>
+                <w:bCs/>
+                <w:color w:val="1F3864" w:themeColor="accent1" w:themeShade="80"/>
+              </w:rPr>
+            </w:pPr>
+            <w:r>
+              <w:rPr>
+                <w:rFonts w:ascii="Calibri" w:hAnsi="Calibri"/>
+                <w:b/>
+                <w:bCs/>
+                <w:color w:val="1F3864" w:themeColor="accent1" w:themeShade="80"/>
               </w:rPr>
               <w:t>Permite llevar un seguimiento organizado y detallado de los cambios solicitados, aprobados y aplicados durante el ciclo de vida del proyecto</w:t>
             </w:r>
@@ -8382,22 +7658,21 @@
           </w:tcPr>
           <w:p>
             <w:pPr>
-              <w:spacing w:after="0" w:line="240" w:lineRule="auto"/>
-              <w:jc w:val="both"/>
-              <w:rPr>
-                <w:rFonts w:ascii="Times New Roman" w:eastAsia="Times New Roman" w:hAnsi="Times New Roman" w:cs="Times New Roman"/>
-                <w:sz w:val="24"/>
-                <w:szCs w:val="24"/>
-                <w:lang w:eastAsia="es-CL"/>
-              </w:rPr>
-            </w:pPr>
-            <w:r>
-              <w:rPr>
-                <w:rFonts w:ascii="Calibri" w:eastAsia="Times New Roman" w:hAnsi="Calibri" w:cs="Calibri"/>
-                <w:b/>
-                <w:bCs/>
-                <w:color w:val="1F4E79"/>
-                <w:lang w:eastAsia="es-CL"/>
+              <w:pStyle w:val="Piedepgina"/>
+              <w:jc w:val="both"/>
+              <w:rPr>
+                <w:rFonts w:ascii="Calibri" w:hAnsi="Calibri"/>
+                <w:b/>
+                <w:bCs/>
+                <w:color w:val="1F3864" w:themeColor="accent1" w:themeShade="80"/>
+              </w:rPr>
+            </w:pPr>
+            <w:r>
+              <w:rPr>
+                <w:rFonts w:ascii="Calibri" w:hAnsi="Calibri"/>
+                <w:b/>
+                <w:bCs/>
+                <w:color w:val="1F3864" w:themeColor="accent1" w:themeShade="80"/>
               </w:rPr>
               <w:t>Final</w:t>
             </w:r>
@@ -8410,34 +7685,23 @@
           </w:tcPr>
           <w:p>
             <w:pPr>
-              <w:spacing w:after="0" w:line="240" w:lineRule="auto"/>
-              <w:jc w:val="both"/>
-              <w:rPr>
-                <w:rFonts w:ascii="Times New Roman" w:eastAsia="Times New Roman" w:hAnsi="Times New Roman" w:cs="Times New Roman"/>
-                <w:sz w:val="24"/>
-                <w:szCs w:val="24"/>
-                <w:lang w:eastAsia="es-CL"/>
-              </w:rPr>
-            </w:pPr>
-            <w:r>
-              <w:rPr>
-                <w:rFonts w:ascii="Calibri" w:eastAsia="Times New Roman" w:hAnsi="Calibri" w:cs="Calibri"/>
-                <w:b/>
-                <w:bCs/>
-                <w:color w:val="1F4E79"/>
-                <w:lang w:eastAsia="es-CL"/>
-              </w:rPr>
-              <w:t xml:space="preserve">Plan de Pruebas </w:t>
-            </w:r>
-            <w:r>
-              <w:rPr>
-                <w:rFonts w:ascii="Calibri" w:eastAsia="Times New Roman" w:hAnsi="Calibri" w:cs="Calibri"/>
-                <w:b/>
-                <w:bCs/>
-                <w:color w:val="1F4E79"/>
-                <w:lang w:eastAsia="es-CL"/>
-              </w:rPr>
-              <w:t>Final</w:t>
+              <w:pStyle w:val="Piedepgina"/>
+              <w:jc w:val="both"/>
+              <w:rPr>
+                <w:rFonts w:ascii="Calibri" w:hAnsi="Calibri"/>
+                <w:b/>
+                <w:bCs/>
+                <w:color w:val="1F3864" w:themeColor="accent1" w:themeShade="80"/>
+              </w:rPr>
+            </w:pPr>
+            <w:r>
+              <w:rPr>
+                <w:rFonts w:ascii="Calibri" w:hAnsi="Calibri"/>
+                <w:b/>
+                <w:bCs/>
+                <w:color w:val="1F3864" w:themeColor="accent1" w:themeShade="80"/>
+              </w:rPr>
+              <w:t>Plan de Pruebas Final</w:t>
             </w:r>
           </w:p>
         </w:tc>
@@ -8448,24 +7712,21 @@
           </w:tcPr>
           <w:p>
             <w:pPr>
-              <w:spacing w:after="0" w:line="240" w:lineRule="auto"/>
-              <w:jc w:val="both"/>
-              <w:rPr>
-                <w:rFonts w:ascii="Times New Roman" w:eastAsia="Times New Roman" w:hAnsi="Times New Roman" w:cs="Times New Roman"/>
-                <w:sz w:val="24"/>
-                <w:szCs w:val="24"/>
-                <w:lang w:eastAsia="es-CL"/>
-              </w:rPr>
-            </w:pPr>
-            <w:r>
-              <w:rPr>
-                <w:rFonts w:ascii="Calibri" w:eastAsia="Times New Roman" w:hAnsi="Calibri" w:cs="Calibri"/>
-                <w:b/>
-                <w:bCs/>
-                <w:color w:val="1F4E79"/>
-                <w:sz w:val="18"/>
-                <w:szCs w:val="18"/>
-                <w:lang w:eastAsia="es-CL"/>
+              <w:pStyle w:val="Piedepgina"/>
+              <w:jc w:val="both"/>
+              <w:rPr>
+                <w:rFonts w:ascii="Calibri" w:hAnsi="Calibri"/>
+                <w:b/>
+                <w:bCs/>
+                <w:color w:val="1F3864" w:themeColor="accent1" w:themeShade="80"/>
+              </w:rPr>
+            </w:pPr>
+            <w:r>
+              <w:rPr>
+                <w:rFonts w:ascii="Calibri" w:hAnsi="Calibri"/>
+                <w:b/>
+                <w:bCs/>
+                <w:color w:val="1F3864" w:themeColor="accent1" w:themeShade="80"/>
               </w:rPr>
               <w:t>Documento que describe de manera detallada las actividades de prueba que se van a realizar para validar que un producto de software cumple con los requisitos y especificaciones establecidos.</w:t>
             </w:r>
@@ -8478,24 +7739,21 @@
           </w:tcPr>
           <w:p>
             <w:pPr>
-              <w:spacing w:after="0" w:line="240" w:lineRule="auto"/>
-              <w:jc w:val="both"/>
-              <w:rPr>
-                <w:rFonts w:ascii="Times New Roman" w:eastAsia="Times New Roman" w:hAnsi="Times New Roman" w:cs="Times New Roman"/>
-                <w:sz w:val="24"/>
-                <w:szCs w:val="24"/>
-                <w:lang w:eastAsia="es-CL"/>
-              </w:rPr>
-            </w:pPr>
-            <w:r>
-              <w:rPr>
-                <w:rFonts w:ascii="Calibri" w:eastAsia="Times New Roman" w:hAnsi="Calibri" w:cs="Calibri"/>
-                <w:b/>
-                <w:bCs/>
-                <w:color w:val="1F4E79"/>
-                <w:sz w:val="18"/>
-                <w:szCs w:val="18"/>
-                <w:lang w:eastAsia="es-CL"/>
+              <w:pStyle w:val="Piedepgina"/>
+              <w:jc w:val="both"/>
+              <w:rPr>
+                <w:rFonts w:ascii="Calibri" w:hAnsi="Calibri"/>
+                <w:b/>
+                <w:bCs/>
+                <w:color w:val="1F3864" w:themeColor="accent1" w:themeShade="80"/>
+              </w:rPr>
+            </w:pPr>
+            <w:r>
+              <w:rPr>
+                <w:rFonts w:ascii="Calibri" w:hAnsi="Calibri"/>
+                <w:b/>
+                <w:bCs/>
+                <w:color w:val="1F3864" w:themeColor="accent1" w:themeShade="80"/>
               </w:rPr>
               <w:t>Parte esencial del proyecto ya que nos permite planificar y ejecutar cuidadosamente las pruebas, con esto se puede garantizar que el sistema cumpla con los requisitos especificados y sea de alta calidad</w:t>
             </w:r>
@@ -8523,22 +7781,21 @@
           </w:tcPr>
           <w:p>
             <w:pPr>
-              <w:spacing w:after="0" w:line="240" w:lineRule="auto"/>
-              <w:jc w:val="both"/>
-              <w:rPr>
-                <w:rFonts w:ascii="Times New Roman" w:eastAsia="Times New Roman" w:hAnsi="Times New Roman" w:cs="Times New Roman"/>
-                <w:sz w:val="24"/>
-                <w:szCs w:val="24"/>
-                <w:lang w:eastAsia="es-CL"/>
-              </w:rPr>
-            </w:pPr>
-            <w:r>
-              <w:rPr>
-                <w:rFonts w:ascii="Calibri" w:eastAsia="Times New Roman" w:hAnsi="Calibri" w:cs="Calibri"/>
-                <w:b/>
-                <w:bCs/>
-                <w:color w:val="1F4E79"/>
-                <w:lang w:eastAsia="es-CL"/>
+              <w:pStyle w:val="Piedepgina"/>
+              <w:jc w:val="both"/>
+              <w:rPr>
+                <w:rFonts w:ascii="Calibri" w:hAnsi="Calibri"/>
+                <w:b/>
+                <w:bCs/>
+                <w:color w:val="1F3864" w:themeColor="accent1" w:themeShade="80"/>
+              </w:rPr>
+            </w:pPr>
+            <w:r>
+              <w:rPr>
+                <w:rFonts w:ascii="Calibri" w:hAnsi="Calibri"/>
+                <w:b/>
+                <w:bCs/>
+                <w:color w:val="1F3864" w:themeColor="accent1" w:themeShade="80"/>
               </w:rPr>
               <w:t>Final</w:t>
             </w:r>
@@ -8551,22 +7808,21 @@
           </w:tcPr>
           <w:p>
             <w:pPr>
-              <w:spacing w:after="0" w:line="240" w:lineRule="auto"/>
-              <w:jc w:val="both"/>
-              <w:rPr>
-                <w:rFonts w:ascii="Times New Roman" w:eastAsia="Times New Roman" w:hAnsi="Times New Roman" w:cs="Times New Roman"/>
-                <w:sz w:val="24"/>
-                <w:szCs w:val="24"/>
-                <w:lang w:eastAsia="es-CL"/>
-              </w:rPr>
-            </w:pPr>
-            <w:r>
-              <w:rPr>
-                <w:rFonts w:ascii="Calibri" w:eastAsia="Times New Roman" w:hAnsi="Calibri" w:cs="Calibri"/>
-                <w:b/>
-                <w:bCs/>
-                <w:color w:val="1F4E79"/>
-                <w:lang w:eastAsia="es-CL"/>
+              <w:pStyle w:val="Piedepgina"/>
+              <w:jc w:val="both"/>
+              <w:rPr>
+                <w:rFonts w:ascii="Calibri" w:hAnsi="Calibri"/>
+                <w:b/>
+                <w:bCs/>
+                <w:color w:val="1F3864" w:themeColor="accent1" w:themeShade="80"/>
+              </w:rPr>
+            </w:pPr>
+            <w:r>
+              <w:rPr>
+                <w:rFonts w:ascii="Calibri" w:hAnsi="Calibri"/>
+                <w:b/>
+                <w:bCs/>
+                <w:color w:val="1F3864" w:themeColor="accent1" w:themeShade="80"/>
               </w:rPr>
               <w:t>Reporta estatus final del proyecto</w:t>
             </w:r>
@@ -8579,26 +7835,41 @@
           </w:tcPr>
           <w:p>
             <w:pPr>
-              <w:spacing w:after="0" w:line="240" w:lineRule="auto"/>
-              <w:jc w:val="both"/>
-              <w:rPr>
-                <w:rFonts w:ascii="Times New Roman" w:eastAsia="Times New Roman" w:hAnsi="Times New Roman" w:cs="Times New Roman"/>
-                <w:sz w:val="24"/>
-                <w:szCs w:val="24"/>
-                <w:lang w:eastAsia="es-CL"/>
-              </w:rPr>
-            </w:pPr>
-            <w:r>
-              <w:rPr>
-                <w:rFonts w:ascii="Calibri" w:eastAsia="Times New Roman" w:hAnsi="Calibri" w:cs="Calibri"/>
-                <w:b/>
-                <w:bCs/>
-                <w:color w:val="1F4E79"/>
-                <w:sz w:val="18"/>
-                <w:szCs w:val="18"/>
-                <w:lang w:eastAsia="es-CL"/>
-              </w:rPr>
-              <w:t>Documento que proporciona una descripción comprehensiva del estado final del proyecto una vez este ha sido completado</w:t>
+              <w:pStyle w:val="Piedepgina"/>
+              <w:jc w:val="both"/>
+              <w:rPr>
+                <w:rFonts w:ascii="Calibri" w:hAnsi="Calibri"/>
+                <w:b/>
+                <w:bCs/>
+                <w:color w:val="1F3864" w:themeColor="accent1" w:themeShade="80"/>
+              </w:rPr>
+            </w:pPr>
+            <w:r>
+              <w:rPr>
+                <w:rFonts w:ascii="Calibri" w:hAnsi="Calibri"/>
+                <w:b/>
+                <w:bCs/>
+                <w:color w:val="1F3864" w:themeColor="accent1" w:themeShade="80"/>
+              </w:rPr>
+              <w:t xml:space="preserve">Documento que proporciona una descripción </w:t>
+            </w:r>
+            <w:r>
+              <w:rPr>
+                <w:rFonts w:ascii="Calibri" w:hAnsi="Calibri"/>
+                <w:b/>
+                <w:bCs/>
+                <w:color w:val="1F3864" w:themeColor="accent1" w:themeShade="80"/>
+              </w:rPr>
+              <w:t>comprensiva</w:t>
+            </w:r>
+            <w:r>
+              <w:rPr>
+                <w:rFonts w:ascii="Calibri" w:hAnsi="Calibri"/>
+                <w:b/>
+                <w:bCs/>
+                <w:color w:val="1F3864" w:themeColor="accent1" w:themeShade="80"/>
+              </w:rPr>
+              <w:t xml:space="preserve"> del estado final del proyecto una vez este ha sido completado</w:t>
             </w:r>
           </w:p>
         </w:tc>
@@ -8609,74 +7880,23 @@
           </w:tcPr>
           <w:p>
             <w:pPr>
-              <w:spacing w:after="0" w:line="240" w:lineRule="auto"/>
-              <w:jc w:val="both"/>
-              <w:rPr>
-                <w:rFonts w:ascii="Times New Roman" w:eastAsia="Times New Roman" w:hAnsi="Times New Roman" w:cs="Times New Roman"/>
-                <w:sz w:val="24"/>
-                <w:szCs w:val="24"/>
-                <w:lang w:eastAsia="es-CL"/>
-              </w:rPr>
-            </w:pPr>
-            <w:r>
-              <w:rPr>
-                <w:rFonts w:ascii="Calibri" w:eastAsia="Times New Roman" w:hAnsi="Calibri" w:cs="Calibri"/>
-                <w:b/>
-                <w:bCs/>
-                <w:color w:val="1F4E79"/>
-                <w:sz w:val="18"/>
-                <w:szCs w:val="18"/>
-                <w:lang w:eastAsia="es-CL"/>
-              </w:rPr>
-              <w:t xml:space="preserve">Herramienta que permite justificar la rendición de </w:t>
-            </w:r>
-            <w:r>
-              <w:rPr>
-                <w:rFonts w:ascii="Calibri" w:eastAsia="Times New Roman" w:hAnsi="Calibri" w:cs="Calibri"/>
-                <w:b/>
-                <w:bCs/>
-                <w:color w:val="1F4E79"/>
-                <w:sz w:val="18"/>
-                <w:szCs w:val="18"/>
-                <w:lang w:eastAsia="es-CL"/>
-              </w:rPr>
-              <w:t>cuenta, evaluar</w:t>
-            </w:r>
-            <w:r>
-              <w:rPr>
-                <w:rFonts w:ascii="Calibri" w:eastAsia="Times New Roman" w:hAnsi="Calibri" w:cs="Calibri"/>
-                <w:b/>
-                <w:bCs/>
-                <w:color w:val="1F4E79"/>
-                <w:sz w:val="18"/>
-                <w:szCs w:val="18"/>
-                <w:lang w:eastAsia="es-CL"/>
-              </w:rPr>
-              <w:t xml:space="preserve"> el </w:t>
-            </w:r>
-            <w:r>
-              <w:rPr>
-                <w:rFonts w:ascii="Calibri" w:eastAsia="Times New Roman" w:hAnsi="Calibri" w:cs="Calibri"/>
-                <w:b/>
-                <w:bCs/>
-                <w:color w:val="1F4E79"/>
-                <w:sz w:val="18"/>
-                <w:szCs w:val="18"/>
-                <w:lang w:eastAsia="es-CL"/>
-              </w:rPr>
-              <w:t>desempeño, tener</w:t>
-            </w:r>
-            <w:r>
-              <w:rPr>
-                <w:rFonts w:ascii="Calibri" w:eastAsia="Times New Roman" w:hAnsi="Calibri" w:cs="Calibri"/>
-                <w:b/>
-                <w:bCs/>
-                <w:color w:val="1F4E79"/>
-                <w:sz w:val="18"/>
-                <w:szCs w:val="18"/>
-                <w:lang w:eastAsia="es-CL"/>
-              </w:rPr>
-              <w:t xml:space="preserve"> una mejora continua y cerrar formalmente un proyecto.</w:t>
+              <w:pStyle w:val="Piedepgina"/>
+              <w:jc w:val="both"/>
+              <w:rPr>
+                <w:rFonts w:ascii="Calibri" w:hAnsi="Calibri"/>
+                <w:b/>
+                <w:bCs/>
+                <w:color w:val="1F3864" w:themeColor="accent1" w:themeShade="80"/>
+              </w:rPr>
+            </w:pPr>
+            <w:r>
+              <w:rPr>
+                <w:rFonts w:ascii="Calibri" w:hAnsi="Calibri"/>
+                <w:b/>
+                <w:bCs/>
+                <w:color w:val="1F3864" w:themeColor="accent1" w:themeShade="80"/>
+              </w:rPr>
+              <w:t>Herramienta que permite justificar la rendición de cuenta, evaluar el desempeño, tener una mejora continua y cerrar formalmente un proyecto.</w:t>
             </w:r>
           </w:p>
         </w:tc>
@@ -8702,22 +7922,21 @@
           </w:tcPr>
           <w:p>
             <w:pPr>
-              <w:spacing w:after="0" w:line="240" w:lineRule="auto"/>
-              <w:jc w:val="both"/>
-              <w:rPr>
-                <w:rFonts w:ascii="Times New Roman" w:eastAsia="Times New Roman" w:hAnsi="Times New Roman" w:cs="Times New Roman"/>
-                <w:sz w:val="24"/>
-                <w:szCs w:val="24"/>
-                <w:lang w:eastAsia="es-CL"/>
-              </w:rPr>
-            </w:pPr>
-            <w:r>
-              <w:rPr>
-                <w:rFonts w:ascii="Calibri" w:eastAsia="Times New Roman" w:hAnsi="Calibri" w:cs="Calibri"/>
-                <w:b/>
-                <w:bCs/>
-                <w:color w:val="1F4E79"/>
-                <w:lang w:eastAsia="es-CL"/>
+              <w:pStyle w:val="Piedepgina"/>
+              <w:jc w:val="both"/>
+              <w:rPr>
+                <w:rFonts w:ascii="Calibri" w:hAnsi="Calibri"/>
+                <w:b/>
+                <w:bCs/>
+                <w:color w:val="1F3864" w:themeColor="accent1" w:themeShade="80"/>
+              </w:rPr>
+            </w:pPr>
+            <w:r>
+              <w:rPr>
+                <w:rFonts w:ascii="Calibri" w:hAnsi="Calibri"/>
+                <w:b/>
+                <w:bCs/>
+                <w:color w:val="1F3864" w:themeColor="accent1" w:themeShade="80"/>
               </w:rPr>
               <w:t>Final</w:t>
             </w:r>
@@ -8730,22 +7949,21 @@
           </w:tcPr>
           <w:p>
             <w:pPr>
-              <w:spacing w:after="0" w:line="240" w:lineRule="auto"/>
-              <w:jc w:val="both"/>
-              <w:rPr>
-                <w:rFonts w:ascii="Times New Roman" w:eastAsia="Times New Roman" w:hAnsi="Times New Roman" w:cs="Times New Roman"/>
-                <w:sz w:val="24"/>
-                <w:szCs w:val="24"/>
-                <w:lang w:eastAsia="es-CL"/>
-              </w:rPr>
-            </w:pPr>
-            <w:r>
-              <w:rPr>
-                <w:rFonts w:ascii="Calibri" w:eastAsia="Times New Roman" w:hAnsi="Calibri" w:cs="Calibri"/>
-                <w:b/>
-                <w:bCs/>
-                <w:color w:val="1F4E79"/>
-                <w:lang w:eastAsia="es-CL"/>
+              <w:pStyle w:val="Piedepgina"/>
+              <w:jc w:val="both"/>
+              <w:rPr>
+                <w:rFonts w:ascii="Calibri" w:hAnsi="Calibri"/>
+                <w:b/>
+                <w:bCs/>
+                <w:color w:val="1F3864" w:themeColor="accent1" w:themeShade="80"/>
+              </w:rPr>
+            </w:pPr>
+            <w:r>
+              <w:rPr>
+                <w:rFonts w:ascii="Calibri" w:hAnsi="Calibri"/>
+                <w:b/>
+                <w:bCs/>
+                <w:color w:val="1F3864" w:themeColor="accent1" w:themeShade="80"/>
               </w:rPr>
               <w:t>Plan de Implementación</w:t>
             </w:r>
@@ -8758,24 +7976,21 @@
           </w:tcPr>
           <w:p>
             <w:pPr>
-              <w:spacing w:after="0" w:line="240" w:lineRule="auto"/>
-              <w:jc w:val="both"/>
-              <w:rPr>
-                <w:rFonts w:ascii="Times New Roman" w:eastAsia="Times New Roman" w:hAnsi="Times New Roman" w:cs="Times New Roman"/>
-                <w:sz w:val="24"/>
-                <w:szCs w:val="24"/>
-                <w:lang w:eastAsia="es-CL"/>
-              </w:rPr>
-            </w:pPr>
-            <w:r>
-              <w:rPr>
-                <w:rFonts w:ascii="Calibri" w:eastAsia="Times New Roman" w:hAnsi="Calibri" w:cs="Calibri"/>
-                <w:b/>
-                <w:bCs/>
-                <w:color w:val="1F4E79"/>
-                <w:sz w:val="18"/>
-                <w:szCs w:val="18"/>
-                <w:lang w:eastAsia="es-CL"/>
+              <w:pStyle w:val="Piedepgina"/>
+              <w:jc w:val="both"/>
+              <w:rPr>
+                <w:rFonts w:ascii="Calibri" w:hAnsi="Calibri"/>
+                <w:b/>
+                <w:bCs/>
+                <w:color w:val="1F3864" w:themeColor="accent1" w:themeShade="80"/>
+              </w:rPr>
+            </w:pPr>
+            <w:r>
+              <w:rPr>
+                <w:rFonts w:ascii="Calibri" w:hAnsi="Calibri"/>
+                <w:b/>
+                <w:bCs/>
+                <w:color w:val="1F3864" w:themeColor="accent1" w:themeShade="80"/>
               </w:rPr>
               <w:t>Documentos en el que se detallan los pasos que deben seguir un equipo para lograr una meta u objetivo compartido</w:t>
             </w:r>
@@ -8788,50 +8003,23 @@
           </w:tcPr>
           <w:p>
             <w:pPr>
-              <w:spacing w:after="0" w:line="240" w:lineRule="auto"/>
-              <w:jc w:val="both"/>
-              <w:rPr>
-                <w:rFonts w:ascii="Times New Roman" w:eastAsia="Times New Roman" w:hAnsi="Times New Roman" w:cs="Times New Roman"/>
-                <w:sz w:val="24"/>
-                <w:szCs w:val="24"/>
-                <w:lang w:eastAsia="es-CL"/>
-              </w:rPr>
-            </w:pPr>
-            <w:r>
-              <w:rPr>
-                <w:rFonts w:ascii="Calibri" w:eastAsia="Times New Roman" w:hAnsi="Calibri" w:cs="Calibri"/>
-                <w:b/>
-                <w:bCs/>
-                <w:color w:val="1F4E79"/>
-                <w:sz w:val="18"/>
-                <w:szCs w:val="18"/>
-                <w:lang w:eastAsia="es-CL"/>
-              </w:rPr>
-              <w:t xml:space="preserve">Un plan de implementación es crucial ya que permite el éxito en cualquier </w:t>
-            </w:r>
-            <w:r>
-              <w:rPr>
-                <w:rFonts w:ascii="Calibri" w:eastAsia="Times New Roman" w:hAnsi="Calibri" w:cs="Calibri"/>
-                <w:b/>
-                <w:bCs/>
-                <w:color w:val="1F4E79"/>
-                <w:sz w:val="18"/>
-                <w:szCs w:val="18"/>
-                <w:lang w:eastAsia="es-CL"/>
-              </w:rPr>
-              <w:t>proyecto, ya</w:t>
-            </w:r>
-            <w:r>
-              <w:rPr>
-                <w:rFonts w:ascii="Calibri" w:eastAsia="Times New Roman" w:hAnsi="Calibri" w:cs="Calibri"/>
-                <w:b/>
-                <w:bCs/>
-                <w:color w:val="1F4E79"/>
-                <w:sz w:val="18"/>
-                <w:szCs w:val="18"/>
-                <w:lang w:eastAsia="es-CL"/>
-              </w:rPr>
-              <w:t xml:space="preserve"> que define la estrategia detallada para llevar a cabo la iniciativa de manera efectiva</w:t>
+              <w:pStyle w:val="Piedepgina"/>
+              <w:jc w:val="both"/>
+              <w:rPr>
+                <w:rFonts w:ascii="Calibri" w:hAnsi="Calibri"/>
+                <w:b/>
+                <w:bCs/>
+                <w:color w:val="1F3864" w:themeColor="accent1" w:themeShade="80"/>
+              </w:rPr>
+            </w:pPr>
+            <w:r>
+              <w:rPr>
+                <w:rFonts w:ascii="Calibri" w:hAnsi="Calibri"/>
+                <w:b/>
+                <w:bCs/>
+                <w:color w:val="1F3864" w:themeColor="accent1" w:themeShade="80"/>
+              </w:rPr>
+              <w:t>Un plan de implementación es crucial ya que permite el éxito en cualquier proyecto, ya que define la estrategia detallada para llevar a cabo la iniciativa de manera efectiva</w:t>
             </w:r>
           </w:p>
         </w:tc>
@@ -8857,22 +8045,21 @@
           </w:tcPr>
           <w:p>
             <w:pPr>
-              <w:spacing w:after="0" w:line="240" w:lineRule="auto"/>
-              <w:jc w:val="both"/>
-              <w:rPr>
-                <w:rFonts w:ascii="Times New Roman" w:eastAsia="Times New Roman" w:hAnsi="Times New Roman" w:cs="Times New Roman"/>
-                <w:sz w:val="24"/>
-                <w:szCs w:val="24"/>
-                <w:lang w:eastAsia="es-CL"/>
-              </w:rPr>
-            </w:pPr>
-            <w:r>
-              <w:rPr>
-                <w:rFonts w:ascii="Calibri" w:eastAsia="Times New Roman" w:hAnsi="Calibri" w:cs="Calibri"/>
-                <w:b/>
-                <w:bCs/>
-                <w:color w:val="1F4E79"/>
-                <w:lang w:eastAsia="es-CL"/>
+              <w:pStyle w:val="Piedepgina"/>
+              <w:jc w:val="both"/>
+              <w:rPr>
+                <w:rFonts w:ascii="Calibri" w:hAnsi="Calibri"/>
+                <w:b/>
+                <w:bCs/>
+                <w:color w:val="1F3864" w:themeColor="accent1" w:themeShade="80"/>
+              </w:rPr>
+            </w:pPr>
+            <w:r>
+              <w:rPr>
+                <w:rFonts w:ascii="Calibri" w:hAnsi="Calibri"/>
+                <w:b/>
+                <w:bCs/>
+                <w:color w:val="1F3864" w:themeColor="accent1" w:themeShade="80"/>
               </w:rPr>
               <w:t>Final</w:t>
             </w:r>
@@ -8885,22 +8072,21 @@
           </w:tcPr>
           <w:p>
             <w:pPr>
-              <w:spacing w:after="0" w:line="240" w:lineRule="auto"/>
-              <w:jc w:val="both"/>
-              <w:rPr>
-                <w:rFonts w:ascii="Times New Roman" w:eastAsia="Times New Roman" w:hAnsi="Times New Roman" w:cs="Times New Roman"/>
-                <w:sz w:val="24"/>
-                <w:szCs w:val="24"/>
-                <w:lang w:eastAsia="es-CL"/>
-              </w:rPr>
-            </w:pPr>
-            <w:r>
-              <w:rPr>
-                <w:rFonts w:ascii="Calibri" w:eastAsia="Times New Roman" w:hAnsi="Calibri" w:cs="Calibri"/>
-                <w:b/>
-                <w:bCs/>
-                <w:color w:val="1F4E79"/>
-                <w:lang w:eastAsia="es-CL"/>
+              <w:pStyle w:val="Piedepgina"/>
+              <w:jc w:val="both"/>
+              <w:rPr>
+                <w:rFonts w:ascii="Calibri" w:hAnsi="Calibri"/>
+                <w:b/>
+                <w:bCs/>
+                <w:color w:val="1F3864" w:themeColor="accent1" w:themeShade="80"/>
+              </w:rPr>
+            </w:pPr>
+            <w:r>
+              <w:rPr>
+                <w:rFonts w:ascii="Calibri" w:hAnsi="Calibri"/>
+                <w:b/>
+                <w:bCs/>
+                <w:color w:val="1F3864" w:themeColor="accent1" w:themeShade="80"/>
               </w:rPr>
               <w:t>Plan de Soporte y Mantención</w:t>
             </w:r>
@@ -8913,26 +8099,33 @@
           </w:tcPr>
           <w:p>
             <w:pPr>
-              <w:spacing w:after="0" w:line="240" w:lineRule="auto"/>
-              <w:jc w:val="both"/>
-              <w:rPr>
-                <w:rFonts w:ascii="Times New Roman" w:eastAsia="Times New Roman" w:hAnsi="Times New Roman" w:cs="Times New Roman"/>
-                <w:sz w:val="24"/>
-                <w:szCs w:val="24"/>
-                <w:lang w:eastAsia="es-CL"/>
-              </w:rPr>
-            </w:pPr>
-            <w:r>
-              <w:rPr>
-                <w:rFonts w:ascii="Calibri" w:eastAsia="Times New Roman" w:hAnsi="Calibri" w:cs="Calibri"/>
-                <w:b/>
-                <w:bCs/>
-                <w:color w:val="1F4E79"/>
-                <w:sz w:val="18"/>
-                <w:szCs w:val="18"/>
-                <w:lang w:eastAsia="es-CL"/>
-              </w:rPr>
-              <w:t>documento que define las actividades, recursos y procesos necesarios para brindar soporte y mantenimiento a un producto de software una vez que ha sido implementado y puesto en producción</w:t>
+              <w:pStyle w:val="Piedepgina"/>
+              <w:jc w:val="both"/>
+              <w:rPr>
+                <w:rFonts w:ascii="Calibri" w:hAnsi="Calibri"/>
+                <w:b/>
+                <w:bCs/>
+                <w:color w:val="1F3864" w:themeColor="accent1" w:themeShade="80"/>
+              </w:rPr>
+            </w:pPr>
+            <w:r>
+              <w:rPr>
+                <w:rFonts w:ascii="Calibri" w:hAnsi="Calibri"/>
+                <w:b/>
+                <w:bCs/>
+                <w:color w:val="1F3864" w:themeColor="accent1" w:themeShade="80"/>
+              </w:rPr>
+              <w:t xml:space="preserve">documento que define las actividades, recursos y procesos necesarios para brindar soporte y mantenimiento a un producto de software una vez que ha </w:t>
+            </w:r>
+            <w:r>
+              <w:rPr>
+                <w:rFonts w:ascii="Calibri" w:hAnsi="Calibri"/>
+                <w:b/>
+                <w:bCs/>
+                <w:color w:val="1F3864" w:themeColor="accent1" w:themeShade="80"/>
+              </w:rPr>
+              <w:lastRenderedPageBreak/>
+              <w:t>sido implementado y puesto en producción</w:t>
             </w:r>
           </w:p>
         </w:tc>
@@ -8943,50 +8136,24 @@
           </w:tcPr>
           <w:p>
             <w:pPr>
-              <w:spacing w:after="0" w:line="240" w:lineRule="auto"/>
-              <w:jc w:val="both"/>
-              <w:rPr>
-                <w:rFonts w:ascii="Times New Roman" w:eastAsia="Times New Roman" w:hAnsi="Times New Roman" w:cs="Times New Roman"/>
-                <w:sz w:val="24"/>
-                <w:szCs w:val="24"/>
-                <w:lang w:eastAsia="es-CL"/>
-              </w:rPr>
-            </w:pPr>
-            <w:r>
-              <w:rPr>
-                <w:rFonts w:ascii="Calibri" w:eastAsia="Times New Roman" w:hAnsi="Calibri" w:cs="Calibri"/>
-                <w:b/>
-                <w:bCs/>
-                <w:color w:val="1F4E79"/>
-                <w:sz w:val="18"/>
-                <w:szCs w:val="18"/>
-                <w:lang w:eastAsia="es-CL"/>
-              </w:rPr>
-              <w:t xml:space="preserve">Garantiza el funcionamiento </w:t>
-            </w:r>
-            <w:r>
-              <w:rPr>
-                <w:rFonts w:ascii="Calibri" w:eastAsia="Times New Roman" w:hAnsi="Calibri" w:cs="Calibri"/>
-                <w:b/>
-                <w:bCs/>
-                <w:color w:val="1F4E79"/>
-                <w:sz w:val="18"/>
-                <w:szCs w:val="18"/>
-                <w:lang w:eastAsia="es-CL"/>
-              </w:rPr>
-              <w:t>continuo,</w:t>
-            </w:r>
-            <w:r>
-              <w:rPr>
-                <w:rFonts w:ascii="Calibri" w:eastAsia="Times New Roman" w:hAnsi="Calibri" w:cs="Calibri"/>
-                <w:b/>
-                <w:bCs/>
-                <w:color w:val="1F4E79"/>
-                <w:sz w:val="18"/>
-                <w:szCs w:val="18"/>
-                <w:lang w:eastAsia="es-CL"/>
-              </w:rPr>
-              <w:t xml:space="preserve"> la estabilidad y la eficiencia de un sistema o producto después de su implementación.</w:t>
+              <w:pStyle w:val="Piedepgina"/>
+              <w:jc w:val="both"/>
+              <w:rPr>
+                <w:rFonts w:ascii="Calibri" w:hAnsi="Calibri"/>
+                <w:b/>
+                <w:bCs/>
+                <w:color w:val="1F3864" w:themeColor="accent1" w:themeShade="80"/>
+              </w:rPr>
+            </w:pPr>
+            <w:r>
+              <w:rPr>
+                <w:rFonts w:ascii="Calibri" w:hAnsi="Calibri"/>
+                <w:b/>
+                <w:bCs/>
+                <w:color w:val="1F3864" w:themeColor="accent1" w:themeShade="80"/>
+              </w:rPr>
+              <w:lastRenderedPageBreak/>
+              <w:t>Garantiza el funcionamiento continuo, la estabilidad y la eficiencia de un sistema o producto después de su implementación.</w:t>
             </w:r>
           </w:p>
         </w:tc>
@@ -9012,22 +8179,21 @@
           </w:tcPr>
           <w:p>
             <w:pPr>
-              <w:spacing w:after="0" w:line="240" w:lineRule="auto"/>
-              <w:jc w:val="both"/>
-              <w:rPr>
-                <w:rFonts w:ascii="Times New Roman" w:eastAsia="Times New Roman" w:hAnsi="Times New Roman" w:cs="Times New Roman"/>
-                <w:sz w:val="24"/>
-                <w:szCs w:val="24"/>
-                <w:lang w:eastAsia="es-CL"/>
-              </w:rPr>
-            </w:pPr>
-            <w:r>
-              <w:rPr>
-                <w:rFonts w:ascii="Calibri" w:eastAsia="Times New Roman" w:hAnsi="Calibri" w:cs="Calibri"/>
-                <w:b/>
-                <w:bCs/>
-                <w:color w:val="1F4E79"/>
-                <w:lang w:eastAsia="es-CL"/>
+              <w:pStyle w:val="Piedepgina"/>
+              <w:jc w:val="both"/>
+              <w:rPr>
+                <w:rFonts w:ascii="Calibri" w:hAnsi="Calibri"/>
+                <w:b/>
+                <w:bCs/>
+                <w:color w:val="1F3864" w:themeColor="accent1" w:themeShade="80"/>
+              </w:rPr>
+            </w:pPr>
+            <w:r>
+              <w:rPr>
+                <w:rFonts w:ascii="Calibri" w:hAnsi="Calibri"/>
+                <w:b/>
+                <w:bCs/>
+                <w:color w:val="1F3864" w:themeColor="accent1" w:themeShade="80"/>
               </w:rPr>
               <w:t>Final</w:t>
             </w:r>
@@ -9040,22 +8206,21 @@
           </w:tcPr>
           <w:p>
             <w:pPr>
-              <w:spacing w:after="0" w:line="240" w:lineRule="auto"/>
-              <w:jc w:val="both"/>
-              <w:rPr>
-                <w:rFonts w:ascii="Times New Roman" w:eastAsia="Times New Roman" w:hAnsi="Times New Roman" w:cs="Times New Roman"/>
-                <w:sz w:val="24"/>
-                <w:szCs w:val="24"/>
-                <w:lang w:eastAsia="es-CL"/>
-              </w:rPr>
-            </w:pPr>
-            <w:r>
-              <w:rPr>
-                <w:rFonts w:ascii="Calibri" w:eastAsia="Times New Roman" w:hAnsi="Calibri" w:cs="Calibri"/>
-                <w:b/>
-                <w:bCs/>
-                <w:color w:val="1F4E79"/>
-                <w:lang w:eastAsia="es-CL"/>
+              <w:pStyle w:val="Piedepgina"/>
+              <w:jc w:val="both"/>
+              <w:rPr>
+                <w:rFonts w:ascii="Calibri" w:hAnsi="Calibri"/>
+                <w:b/>
+                <w:bCs/>
+                <w:color w:val="1F3864" w:themeColor="accent1" w:themeShade="80"/>
+              </w:rPr>
+            </w:pPr>
+            <w:r>
+              <w:rPr>
+                <w:rFonts w:ascii="Calibri" w:hAnsi="Calibri"/>
+                <w:b/>
+                <w:bCs/>
+                <w:color w:val="1F3864" w:themeColor="accent1" w:themeShade="80"/>
               </w:rPr>
               <w:t>Plan de Capacitación</w:t>
             </w:r>
@@ -9068,24 +8233,21 @@
           </w:tcPr>
           <w:p>
             <w:pPr>
-              <w:spacing w:after="0" w:line="240" w:lineRule="auto"/>
-              <w:jc w:val="both"/>
-              <w:rPr>
-                <w:rFonts w:ascii="Times New Roman" w:eastAsia="Times New Roman" w:hAnsi="Times New Roman" w:cs="Times New Roman"/>
-                <w:sz w:val="24"/>
-                <w:szCs w:val="24"/>
-                <w:lang w:eastAsia="es-CL"/>
-              </w:rPr>
-            </w:pPr>
-            <w:r>
-              <w:rPr>
-                <w:rFonts w:ascii="Calibri" w:eastAsia="Times New Roman" w:hAnsi="Calibri" w:cs="Calibri"/>
-                <w:b/>
-                <w:bCs/>
-                <w:color w:val="1F4E79"/>
-                <w:sz w:val="18"/>
-                <w:szCs w:val="18"/>
-                <w:lang w:eastAsia="es-CL"/>
+              <w:pStyle w:val="Piedepgina"/>
+              <w:jc w:val="both"/>
+              <w:rPr>
+                <w:rFonts w:ascii="Calibri" w:hAnsi="Calibri"/>
+                <w:b/>
+                <w:bCs/>
+                <w:color w:val="1F3864" w:themeColor="accent1" w:themeShade="80"/>
+              </w:rPr>
+            </w:pPr>
+            <w:r>
+              <w:rPr>
+                <w:rFonts w:ascii="Calibri" w:hAnsi="Calibri"/>
+                <w:b/>
+                <w:bCs/>
+                <w:color w:val="1F3864" w:themeColor="accent1" w:themeShade="80"/>
               </w:rPr>
               <w:t>Documento oficial donde detallan la vía de capacitación del usuario final.</w:t>
             </w:r>
@@ -9098,50 +8260,23 @@
           </w:tcPr>
           <w:p>
             <w:pPr>
-              <w:spacing w:after="0" w:line="240" w:lineRule="auto"/>
-              <w:jc w:val="both"/>
-              <w:rPr>
-                <w:rFonts w:ascii="Times New Roman" w:eastAsia="Times New Roman" w:hAnsi="Times New Roman" w:cs="Times New Roman"/>
-                <w:sz w:val="24"/>
-                <w:szCs w:val="24"/>
-                <w:lang w:eastAsia="es-CL"/>
-              </w:rPr>
-            </w:pPr>
-            <w:r>
-              <w:rPr>
-                <w:rFonts w:ascii="Calibri" w:eastAsia="Times New Roman" w:hAnsi="Calibri" w:cs="Calibri"/>
-                <w:b/>
-                <w:bCs/>
-                <w:color w:val="1F4E79"/>
-                <w:sz w:val="18"/>
-                <w:szCs w:val="18"/>
-                <w:lang w:eastAsia="es-CL"/>
-              </w:rPr>
-              <w:t xml:space="preserve">herramienta fundamental que nos permite desarrollar las competencias del capital </w:t>
-            </w:r>
-            <w:r>
-              <w:rPr>
-                <w:rFonts w:ascii="Calibri" w:eastAsia="Times New Roman" w:hAnsi="Calibri" w:cs="Calibri"/>
-                <w:b/>
-                <w:bCs/>
-                <w:color w:val="1F4E79"/>
-                <w:sz w:val="18"/>
-                <w:szCs w:val="18"/>
-                <w:lang w:eastAsia="es-CL"/>
-              </w:rPr>
-              <w:t>humano, mejorar</w:t>
-            </w:r>
-            <w:r>
-              <w:rPr>
-                <w:rFonts w:ascii="Calibri" w:eastAsia="Times New Roman" w:hAnsi="Calibri" w:cs="Calibri"/>
-                <w:b/>
-                <w:bCs/>
-                <w:color w:val="1F4E79"/>
-                <w:sz w:val="18"/>
-                <w:szCs w:val="18"/>
-                <w:lang w:eastAsia="es-CL"/>
-              </w:rPr>
-              <w:t xml:space="preserve"> el desempeño individual y organizacional, adaptarnos a los cambios tecnológicos y del mercado. </w:t>
+              <w:pStyle w:val="Piedepgina"/>
+              <w:jc w:val="both"/>
+              <w:rPr>
+                <w:rFonts w:ascii="Calibri" w:hAnsi="Calibri"/>
+                <w:b/>
+                <w:bCs/>
+                <w:color w:val="1F3864" w:themeColor="accent1" w:themeShade="80"/>
+              </w:rPr>
+            </w:pPr>
+            <w:r>
+              <w:rPr>
+                <w:rFonts w:ascii="Calibri" w:hAnsi="Calibri"/>
+                <w:b/>
+                <w:bCs/>
+                <w:color w:val="1F3864" w:themeColor="accent1" w:themeShade="80"/>
+              </w:rPr>
+              <w:t>herramienta fundamental que nos permite desarrollar las competencias del capital humano, mejorar el desempeño individual y organizacional, adaptarnos a los cambios tecnológicos y del mercado. </w:t>
             </w:r>
           </w:p>
         </w:tc>
@@ -9167,22 +8302,21 @@
           </w:tcPr>
           <w:p>
             <w:pPr>
-              <w:spacing w:after="0" w:line="240" w:lineRule="auto"/>
-              <w:jc w:val="both"/>
-              <w:rPr>
-                <w:rFonts w:ascii="Times New Roman" w:eastAsia="Times New Roman" w:hAnsi="Times New Roman" w:cs="Times New Roman"/>
-                <w:sz w:val="24"/>
-                <w:szCs w:val="24"/>
-                <w:lang w:eastAsia="es-CL"/>
-              </w:rPr>
-            </w:pPr>
-            <w:r>
-              <w:rPr>
-                <w:rFonts w:ascii="Calibri" w:eastAsia="Times New Roman" w:hAnsi="Calibri" w:cs="Calibri"/>
-                <w:b/>
-                <w:bCs/>
-                <w:color w:val="1F4E79"/>
-                <w:lang w:eastAsia="es-CL"/>
+              <w:pStyle w:val="Piedepgina"/>
+              <w:jc w:val="both"/>
+              <w:rPr>
+                <w:rFonts w:ascii="Calibri" w:hAnsi="Calibri"/>
+                <w:b/>
+                <w:bCs/>
+                <w:color w:val="1F3864" w:themeColor="accent1" w:themeShade="80"/>
+              </w:rPr>
+            </w:pPr>
+            <w:r>
+              <w:rPr>
+                <w:rFonts w:ascii="Calibri" w:hAnsi="Calibri"/>
+                <w:b/>
+                <w:bCs/>
+                <w:color w:val="1F3864" w:themeColor="accent1" w:themeShade="80"/>
               </w:rPr>
               <w:t>Final</w:t>
             </w:r>
@@ -9195,22 +8329,21 @@
           </w:tcPr>
           <w:p>
             <w:pPr>
-              <w:spacing w:after="0" w:line="240" w:lineRule="auto"/>
-              <w:jc w:val="both"/>
-              <w:rPr>
-                <w:rFonts w:ascii="Times New Roman" w:eastAsia="Times New Roman" w:hAnsi="Times New Roman" w:cs="Times New Roman"/>
-                <w:sz w:val="24"/>
-                <w:szCs w:val="24"/>
-                <w:lang w:eastAsia="es-CL"/>
-              </w:rPr>
-            </w:pPr>
-            <w:r>
-              <w:rPr>
-                <w:rFonts w:ascii="Calibri" w:eastAsia="Times New Roman" w:hAnsi="Calibri" w:cs="Calibri"/>
-                <w:b/>
-                <w:bCs/>
-                <w:color w:val="1F4E79"/>
-                <w:lang w:eastAsia="es-CL"/>
+              <w:pStyle w:val="Piedepgina"/>
+              <w:jc w:val="both"/>
+              <w:rPr>
+                <w:rFonts w:ascii="Calibri" w:hAnsi="Calibri"/>
+                <w:b/>
+                <w:bCs/>
+                <w:color w:val="1F3864" w:themeColor="accent1" w:themeShade="80"/>
+              </w:rPr>
+            </w:pPr>
+            <w:r>
+              <w:rPr>
+                <w:rFonts w:ascii="Calibri" w:hAnsi="Calibri"/>
+                <w:b/>
+                <w:bCs/>
+                <w:color w:val="1F3864" w:themeColor="accent1" w:themeShade="80"/>
               </w:rPr>
               <w:t>Manuales de Usuarios y Administrador</w:t>
             </w:r>
@@ -9223,24 +8356,21 @@
           </w:tcPr>
           <w:p>
             <w:pPr>
-              <w:spacing w:after="0" w:line="240" w:lineRule="auto"/>
-              <w:jc w:val="both"/>
-              <w:rPr>
-                <w:rFonts w:ascii="Times New Roman" w:eastAsia="Times New Roman" w:hAnsi="Times New Roman" w:cs="Times New Roman"/>
-                <w:sz w:val="24"/>
-                <w:szCs w:val="24"/>
-                <w:lang w:eastAsia="es-CL"/>
-              </w:rPr>
-            </w:pPr>
-            <w:r>
-              <w:rPr>
-                <w:rFonts w:ascii="Calibri" w:eastAsia="Times New Roman" w:hAnsi="Calibri" w:cs="Calibri"/>
-                <w:b/>
-                <w:bCs/>
-                <w:color w:val="1F4E79"/>
-                <w:sz w:val="18"/>
-                <w:szCs w:val="18"/>
-                <w:lang w:eastAsia="es-CL"/>
+              <w:pStyle w:val="Piedepgina"/>
+              <w:jc w:val="both"/>
+              <w:rPr>
+                <w:rFonts w:ascii="Calibri" w:hAnsi="Calibri"/>
+                <w:b/>
+                <w:bCs/>
+                <w:color w:val="1F3864" w:themeColor="accent1" w:themeShade="80"/>
+              </w:rPr>
+            </w:pPr>
+            <w:r>
+              <w:rPr>
+                <w:rFonts w:ascii="Calibri" w:hAnsi="Calibri"/>
+                <w:b/>
+                <w:bCs/>
+                <w:color w:val="1F3864" w:themeColor="accent1" w:themeShade="80"/>
               </w:rPr>
               <w:t>Documento que permite a las personas que utilizan los sistemas de información, su entendimiento y uso de las funcionalidades que este posee</w:t>
             </w:r>
@@ -9253,84 +8383,23 @@
           </w:tcPr>
           <w:p>
             <w:pPr>
-              <w:spacing w:after="0" w:line="240" w:lineRule="auto"/>
-              <w:jc w:val="both"/>
-              <w:rPr>
-                <w:rFonts w:ascii="Times New Roman" w:eastAsia="Times New Roman" w:hAnsi="Times New Roman" w:cs="Times New Roman"/>
-                <w:sz w:val="24"/>
-                <w:szCs w:val="24"/>
-                <w:lang w:eastAsia="es-CL"/>
-              </w:rPr>
-            </w:pPr>
-            <w:r>
-              <w:rPr>
-                <w:rFonts w:ascii="Calibri" w:eastAsia="Times New Roman" w:hAnsi="Calibri" w:cs="Calibri"/>
-                <w:b/>
-                <w:bCs/>
-                <w:color w:val="1F4E79"/>
-                <w:lang w:eastAsia="es-CL"/>
-              </w:rPr>
-              <w:t xml:space="preserve">Un manual en el proyecto nos permite mejorar la experiencia de </w:t>
-            </w:r>
-            <w:r>
-              <w:rPr>
-                <w:rFonts w:ascii="Calibri" w:eastAsia="Times New Roman" w:hAnsi="Calibri" w:cs="Calibri"/>
-                <w:b/>
-                <w:bCs/>
-                <w:color w:val="1F4E79"/>
-                <w:lang w:eastAsia="es-CL"/>
-              </w:rPr>
-              <w:t>usuario, reducir</w:t>
-            </w:r>
-            <w:r>
-              <w:rPr>
-                <w:rFonts w:ascii="Calibri" w:eastAsia="Times New Roman" w:hAnsi="Calibri" w:cs="Calibri"/>
-                <w:b/>
-                <w:bCs/>
-                <w:color w:val="1F4E79"/>
-                <w:lang w:eastAsia="es-CL"/>
-              </w:rPr>
-              <w:t xml:space="preserve"> la necesidad de soporte </w:t>
-            </w:r>
-            <w:r>
-              <w:rPr>
-                <w:rFonts w:ascii="Calibri" w:eastAsia="Times New Roman" w:hAnsi="Calibri" w:cs="Calibri"/>
-                <w:b/>
-                <w:bCs/>
-                <w:color w:val="1F4E79"/>
-                <w:lang w:eastAsia="es-CL"/>
-              </w:rPr>
-              <w:t>técnico, proteger</w:t>
-            </w:r>
-            <w:r>
-              <w:rPr>
-                <w:rFonts w:ascii="Calibri" w:eastAsia="Times New Roman" w:hAnsi="Calibri" w:cs="Calibri"/>
-                <w:b/>
-                <w:bCs/>
-                <w:color w:val="1F4E79"/>
-                <w:lang w:eastAsia="es-CL"/>
-              </w:rPr>
-              <w:t xml:space="preserve"> la </w:t>
-            </w:r>
-            <w:r>
-              <w:rPr>
-                <w:rFonts w:ascii="Calibri" w:eastAsia="Times New Roman" w:hAnsi="Calibri" w:cs="Calibri"/>
-                <w:b/>
-                <w:bCs/>
-                <w:color w:val="1F4E79"/>
-                <w:lang w:eastAsia="es-CL"/>
-              </w:rPr>
-              <w:t>inversión, facilitar</w:t>
-            </w:r>
-            <w:r>
-              <w:rPr>
-                <w:rFonts w:ascii="Calibri" w:eastAsia="Times New Roman" w:hAnsi="Calibri" w:cs="Calibri"/>
-                <w:b/>
-                <w:bCs/>
-                <w:color w:val="1F4E79"/>
-                <w:lang w:eastAsia="es-CL"/>
-              </w:rPr>
-              <w:t xml:space="preserve"> el uso y servicio de este.</w:t>
+              <w:pStyle w:val="Piedepgina"/>
+              <w:jc w:val="both"/>
+              <w:rPr>
+                <w:rFonts w:ascii="Calibri" w:hAnsi="Calibri"/>
+                <w:b/>
+                <w:bCs/>
+                <w:color w:val="1F3864" w:themeColor="accent1" w:themeShade="80"/>
+              </w:rPr>
+            </w:pPr>
+            <w:r>
+              <w:rPr>
+                <w:rFonts w:ascii="Calibri" w:hAnsi="Calibri"/>
+                <w:b/>
+                <w:bCs/>
+                <w:color w:val="1F3864" w:themeColor="accent1" w:themeShade="80"/>
+              </w:rPr>
+              <w:t>Un manual en el proyecto nos permite mejorar la experiencia de usuario, reducir la necesidad de soporte técnico, proteger la inversión, facilitar el uso y servicio de este.</w:t>
             </w:r>
           </w:p>
         </w:tc>
@@ -9771,7 +8840,6 @@
                 <w:szCs w:val="20"/>
                 <w:lang w:eastAsia="es-CL"/>
               </w:rPr>
-              <w:lastRenderedPageBreak/>
               <w:t xml:space="preserve">Nombra las competencias o unidades de competencias </w:t>
             </w:r>
             <w:r>
@@ -10582,7 +9650,15 @@
                 <w:rFonts w:ascii="Calibri" w:hAnsi="Calibri"/>
                 <w:color w:val="1F3864" w:themeColor="accent1" w:themeShade="80"/>
               </w:rPr>
-              <w:t>ste las actividades planificadas en el punto anterior considerando el periodo asignado para el desarrollo de tu Proyecto APT. Debes mantener la temporalidad del periodo académico en el desarrollo de las tres fases que contempla la Asignatura de Portafolio de T</w:t>
+              <w:t xml:space="preserve">ste las actividades planificadas en el punto anterior considerando el periodo asignado para el desarrollo de tu Proyecto APT. Debes mantener </w:t>
+            </w:r>
+            <w:r>
+              <w:rPr>
+                <w:rFonts w:ascii="Calibri" w:hAnsi="Calibri"/>
+                <w:color w:val="1F3864" w:themeColor="accent1" w:themeShade="80"/>
+              </w:rPr>
+              <w:lastRenderedPageBreak/>
+              <w:t>la temporalidad del periodo académico en el desarrollo de las tres fases que contempla la Asignatura de Portafolio de T</w:t>
             </w:r>
             <w:r>
               <w:rPr>
@@ -12592,6 +11668,92 @@
     </w:lvl>
   </w:abstractNum>
   <w:abstractNum w:abstractNumId="1" w15:restartNumberingAfterBreak="0">
+    <w:nsid w:val="2583435D"/>
+    <w:multiLevelType w:val="multilevel"/>
+    <w:tmpl w:val="340A001F"/>
+    <w:lvl w:ilvl="0">
+      <w:start w:val="1"/>
+      <w:numFmt w:val="decimal"/>
+      <w:lvlText w:val="%1."/>
+      <w:lvlJc w:val="left"/>
+      <w:pPr>
+        <w:ind w:left="360" w:hanging="360"/>
+      </w:pPr>
+    </w:lvl>
+    <w:lvl w:ilvl="1">
+      <w:start w:val="1"/>
+      <w:numFmt w:val="decimal"/>
+      <w:lvlText w:val="%1.%2."/>
+      <w:lvlJc w:val="left"/>
+      <w:pPr>
+        <w:ind w:left="792" w:hanging="432"/>
+      </w:pPr>
+    </w:lvl>
+    <w:lvl w:ilvl="2">
+      <w:start w:val="1"/>
+      <w:numFmt w:val="decimal"/>
+      <w:lvlText w:val="%1.%2.%3."/>
+      <w:lvlJc w:val="left"/>
+      <w:pPr>
+        <w:ind w:left="1224" w:hanging="504"/>
+      </w:pPr>
+    </w:lvl>
+    <w:lvl w:ilvl="3">
+      <w:start w:val="1"/>
+      <w:numFmt w:val="decimal"/>
+      <w:lvlText w:val="%1.%2.%3.%4."/>
+      <w:lvlJc w:val="left"/>
+      <w:pPr>
+        <w:ind w:left="1728" w:hanging="648"/>
+      </w:pPr>
+    </w:lvl>
+    <w:lvl w:ilvl="4">
+      <w:start w:val="1"/>
+      <w:numFmt w:val="decimal"/>
+      <w:lvlText w:val="%1.%2.%3.%4.%5."/>
+      <w:lvlJc w:val="left"/>
+      <w:pPr>
+        <w:ind w:left="2232" w:hanging="792"/>
+      </w:pPr>
+    </w:lvl>
+    <w:lvl w:ilvl="5">
+      <w:start w:val="1"/>
+      <w:numFmt w:val="decimal"/>
+      <w:lvlText w:val="%1.%2.%3.%4.%5.%6."/>
+      <w:lvlJc w:val="left"/>
+      <w:pPr>
+        <w:ind w:left="2736" w:hanging="936"/>
+      </w:pPr>
+    </w:lvl>
+    <w:lvl w:ilvl="6">
+      <w:start w:val="1"/>
+      <w:numFmt w:val="decimal"/>
+      <w:lvlText w:val="%1.%2.%3.%4.%5.%6.%7."/>
+      <w:lvlJc w:val="left"/>
+      <w:pPr>
+        <w:ind w:left="3240" w:hanging="1080"/>
+      </w:pPr>
+    </w:lvl>
+    <w:lvl w:ilvl="7">
+      <w:start w:val="1"/>
+      <w:numFmt w:val="decimal"/>
+      <w:lvlText w:val="%1.%2.%3.%4.%5.%6.%7.%8."/>
+      <w:lvlJc w:val="left"/>
+      <w:pPr>
+        <w:ind w:left="3744" w:hanging="1224"/>
+      </w:pPr>
+    </w:lvl>
+    <w:lvl w:ilvl="8">
+      <w:start w:val="1"/>
+      <w:numFmt w:val="decimal"/>
+      <w:lvlText w:val="%1.%2.%3.%4.%5.%6.%7.%8.%9."/>
+      <w:lvlJc w:val="left"/>
+      <w:pPr>
+        <w:ind w:left="4320" w:hanging="1440"/>
+      </w:pPr>
+    </w:lvl>
+  </w:abstractNum>
+  <w:abstractNum w:abstractNumId="2" w15:restartNumberingAfterBreak="0">
     <w:nsid w:val="2FFD4C7F"/>
     <w:multiLevelType w:val="multilevel"/>
     <w:tmpl w:val="CAF0F936"/>
@@ -12712,7 +11874,7 @@
       </w:rPr>
     </w:lvl>
   </w:abstractNum>
-  <w:abstractNum w:abstractNumId="2" w15:restartNumberingAfterBreak="0">
+  <w:abstractNum w:abstractNumId="3" w15:restartNumberingAfterBreak="0">
     <w:nsid w:val="4CEF22B9"/>
     <w:multiLevelType w:val="multilevel"/>
     <w:tmpl w:val="9E407F8C"/>
@@ -12825,7 +11987,7 @@
       </w:pPr>
     </w:lvl>
   </w:abstractNum>
-  <w:abstractNum w:abstractNumId="3" w15:restartNumberingAfterBreak="0">
+  <w:abstractNum w:abstractNumId="4" w15:restartNumberingAfterBreak="0">
     <w:nsid w:val="6BDB0362"/>
     <w:multiLevelType w:val="hybridMultilevel"/>
     <w:tmpl w:val="8106327E"/>
@@ -12914,7 +12076,7 @@
       </w:pPr>
     </w:lvl>
   </w:abstractNum>
-  <w:abstractNum w:abstractNumId="4" w15:restartNumberingAfterBreak="0">
+  <w:abstractNum w:abstractNumId="5" w15:restartNumberingAfterBreak="0">
     <w:nsid w:val="6F5F64B1"/>
     <w:multiLevelType w:val="hybridMultilevel"/>
     <w:tmpl w:val="999C60C0"/>
@@ -13004,19 +12166,22 @@
     </w:lvl>
   </w:abstractNum>
   <w:num w:numId="1" w16cid:durableId="1960258166">
-    <w:abstractNumId w:val="3"/>
+    <w:abstractNumId w:val="4"/>
   </w:num>
   <w:num w:numId="2" w16cid:durableId="203442741">
-    <w:abstractNumId w:val="4"/>
+    <w:abstractNumId w:val="5"/>
   </w:num>
   <w:num w:numId="3" w16cid:durableId="867138211">
     <w:abstractNumId w:val="0"/>
   </w:num>
   <w:num w:numId="4" w16cid:durableId="654844340">
-    <w:abstractNumId w:val="1"/>
+    <w:abstractNumId w:val="2"/>
   </w:num>
   <w:num w:numId="5" w16cid:durableId="1427730798">
-    <w:abstractNumId w:val="2"/>
+    <w:abstractNumId w:val="3"/>
+  </w:num>
+  <w:num w:numId="6" w16cid:durableId="1447650781">
+    <w:abstractNumId w:val="1"/>
   </w:num>
 </w:numbering>
 </file>
@@ -13214,7 +12379,7 @@
     <w:lsdException w:name="Medium Shading 2 Accent 1" w:uiPriority="64"/>
     <w:lsdException w:name="Medium List 1 Accent 1" w:uiPriority="65"/>
     <w:lsdException w:name="Revision" w:semiHidden="1"/>
-    <w:lsdException w:name="List Paragraph" w:uiPriority="34" w:qFormat="1"/>
+    <w:lsdException w:name="List Paragraph" w:uiPriority="0" w:qFormat="1"/>
     <w:lsdException w:name="Quote" w:uiPriority="29" w:qFormat="1"/>
     <w:lsdException w:name="Intense Quote" w:uiPriority="30" w:qFormat="1"/>
     <w:lsdException w:name="Medium List 2 Accent 1" w:uiPriority="66"/>
@@ -13449,6 +12614,7 @@
   <w:style w:type="character" w:default="1" w:styleId="Fuentedeprrafopredeter">
     <w:name w:val="Default Paragraph Font"/>
     <w:uiPriority w:val="1"/>
+    <w:semiHidden/>
     <w:unhideWhenUsed/>
   </w:style>
   <w:style w:type="table" w:default="1" w:styleId="Tablanormal">
@@ -13533,7 +12699,6 @@
     <w:name w:val="List Paragraph"/>
     <w:basedOn w:val="Normal"/>
     <w:link w:val="PrrafodelistaCar"/>
-    <w:uiPriority w:val="34"/>
     <w:qFormat/>
     <w:rsid w:val="00D110EC"/>
     <w:pPr>
@@ -14049,6 +13214,21 @@
 </file>
 
 <file path=customXml/item1.xml><?xml version="1.0" encoding="utf-8"?>
+<?mso-contentType ?>
+<FormTemplates xmlns="http://schemas.microsoft.com/sharepoint/v3/contenttype/forms">
+  <Display>DocumentLibraryForm</Display>
+  <Edit>DocumentLibraryForm</Edit>
+  <New>DocumentLibraryForm</New>
+</FormTemplates>
+</file>
+
+<file path=customXml/item2.xml><?xml version="1.0" encoding="utf-8"?>
+<p:properties xmlns:p="http://schemas.microsoft.com/office/2006/metadata/properties" xmlns:xsi="http://www.w3.org/2001/XMLSchema-instance" xmlns:pc="http://schemas.microsoft.com/office/infopath/2007/PartnerControls">
+  <documentManagement/>
+</p:properties>
+</file>
+
+<file path=customXml/item3.xml><?xml version="1.0" encoding="utf-8"?>
 <ct:contentTypeSchema xmlns:ct="http://schemas.microsoft.com/office/2006/metadata/contentType" xmlns:ma="http://schemas.microsoft.com/office/2006/metadata/properties/metaAttributes" ct:_="" ma:_="" ma:contentTypeName="Documento" ma:contentTypeID="0x010100E96778489EE7714D8BD12CC105EB918B" ma:contentTypeVersion="2" ma:contentTypeDescription="Crear nuevo documento." ma:contentTypeScope="" ma:versionID="416c5c7ae9b5d54d83875cd3c65194e3">
   <xsd:schema xmlns:xsd="http://www.w3.org/2001/XMLSchema" xmlns:xs="http://www.w3.org/2001/XMLSchema" xmlns:p="http://schemas.microsoft.com/office/2006/metadata/properties" xmlns:ns2="126e8a1c-9ea9-435a-ac89-d06c80d62e30" targetNamespace="http://schemas.microsoft.com/office/2006/metadata/properties" ma:root="true" ma:fieldsID="70a237c842677bd850644f8595079f5e" ns2:_="">
     <xsd:import namespace="126e8a1c-9ea9-435a-ac89-d06c80d62e30"/>
@@ -14180,22 +13360,24 @@
 </ct:contentTypeSchema>
 </file>
 
-<file path=customXml/item2.xml><?xml version="1.0" encoding="utf-8"?>
-<p:properties xmlns:p="http://schemas.microsoft.com/office/2006/metadata/properties" xmlns:xsi="http://www.w3.org/2001/XMLSchema-instance" xmlns:pc="http://schemas.microsoft.com/office/infopath/2007/PartnerControls">
-  <documentManagement/>
-</p:properties>
+<file path=customXml/itemProps1.xml><?xml version="1.0" encoding="utf-8"?>
+<ds:datastoreItem xmlns:ds="http://schemas.openxmlformats.org/officeDocument/2006/customXml" ds:itemID="{F3E3E2F7-59E7-4722-B872-D023DC9D1CC1}">
+  <ds:schemaRefs>
+    <ds:schemaRef ds:uri="http://schemas.microsoft.com/sharepoint/v3/contenttype/forms"/>
+  </ds:schemaRefs>
+</ds:datastoreItem>
 </file>
 
-<file path=customXml/item3.xml><?xml version="1.0" encoding="utf-8"?>
-<?mso-contentType ?>
-<FormTemplates xmlns="http://schemas.microsoft.com/sharepoint/v3/contenttype/forms">
-  <Display>DocumentLibraryForm</Display>
-  <Edit>DocumentLibraryForm</Edit>
-  <New>DocumentLibraryForm</New>
-</FormTemplates>
+<file path=customXml/itemProps2.xml><?xml version="1.0" encoding="utf-8"?>
+<ds:datastoreItem xmlns:ds="http://schemas.openxmlformats.org/officeDocument/2006/customXml" ds:itemID="{38174882-579A-45DC-A704-C035A9357F73}">
+  <ds:schemaRefs>
+    <ds:schemaRef ds:uri="http://schemas.microsoft.com/office/2006/metadata/properties"/>
+    <ds:schemaRef ds:uri="http://schemas.microsoft.com/office/infopath/2007/PartnerControls"/>
+  </ds:schemaRefs>
+</ds:datastoreItem>
 </file>
 
-<file path=customXml/itemProps1.xml><?xml version="1.0" encoding="utf-8"?>
+<file path=customXml/itemProps3.xml><?xml version="1.0" encoding="utf-8"?>
 <ds:datastoreItem xmlns:ds="http://schemas.openxmlformats.org/officeDocument/2006/customXml" ds:itemID="{7C9B9CFF-B258-43B4-948A-968A031773F5}">
   <ds:schemaRefs>
     <ds:schemaRef ds:uri="http://schemas.microsoft.com/office/2006/metadata/contentType"/>
@@ -14211,21 +13393,4 @@
     <ds:schemaRef ds:uri="http://schemas.microsoft.com/internal/obd"/>
   </ds:schemaRefs>
 </ds:datastoreItem>
-</file>
-
-<file path=customXml/itemProps2.xml><?xml version="1.0" encoding="utf-8"?>
-<ds:datastoreItem xmlns:ds="http://schemas.openxmlformats.org/officeDocument/2006/customXml" ds:itemID="{38174882-579A-45DC-A704-C035A9357F73}">
-  <ds:schemaRefs>
-    <ds:schemaRef ds:uri="http://schemas.microsoft.com/office/2006/metadata/properties"/>
-    <ds:schemaRef ds:uri="http://schemas.microsoft.com/office/infopath/2007/PartnerControls"/>
-  </ds:schemaRefs>
-</ds:datastoreItem>
-</file>
-
-<file path=customXml/itemProps3.xml><?xml version="1.0" encoding="utf-8"?>
-<ds:datastoreItem xmlns:ds="http://schemas.openxmlformats.org/officeDocument/2006/customXml" ds:itemID="{F3E3E2F7-59E7-4722-B872-D023DC9D1CC1}">
-  <ds:schemaRefs>
-    <ds:schemaRef ds:uri="http://schemas.microsoft.com/sharepoint/v3/contenttype/forms"/>
-  </ds:schemaRefs>
-</ds:datastoreItem>
 </file>